--- a/Web-Dev-Design-Lab/Assignment8/WDT_245109074_Ass_08.docx
+++ b/Web-Dev-Design-Lab/Assignment8/WDT_245109074_Ass_08.docx
@@ -63,7 +63,7 @@
                         <w:txbxContent>
                           <w:p>
                             <w:pPr>
-                              <w:pStyle w:val="FrameContents"/>
+                              <w:pStyle w:val="FrameContentsuser"/>
                               <w:spacing w:before="57" w:after="0"/>
                               <w:ind w:start="6"/>
                               <w:jc w:val="center"/>
@@ -77,6 +77,7 @@
                               <w:rPr>
                                 <w:rFonts w:ascii="Georgia" w:hAnsi="Georgia"/>
                                 <w:b/>
+                                <w:color w:val="000000"/>
                                 <w:spacing w:val="-2"/>
                                 <w:sz w:val="24"/>
                               </w:rPr>
@@ -86,6 +87,7 @@
                               <w:rPr>
                                 <w:rFonts w:ascii="Georgia" w:hAnsi="Georgia"/>
                                 <w:b/>
+                                <w:color w:val="000000"/>
                                 <w:spacing w:val="-14"/>
                                 <w:sz w:val="24"/>
                               </w:rPr>
@@ -95,6 +97,7 @@
                               <w:rPr>
                                 <w:rFonts w:ascii="Georgia" w:hAnsi="Georgia"/>
                                 <w:b/>
+                                <w:color w:val="000000"/>
                                 <w:spacing w:val="-2"/>
                                 <w:sz w:val="24"/>
                               </w:rPr>
@@ -104,6 +107,7 @@
                               <w:rPr>
                                 <w:rFonts w:ascii="Georgia" w:hAnsi="Georgia"/>
                                 <w:b/>
+                                <w:color w:val="000000"/>
                                 <w:spacing w:val="-13"/>
                                 <w:sz w:val="24"/>
                               </w:rPr>
@@ -113,6 +117,7 @@
                               <w:rPr>
                                 <w:rFonts w:ascii="Georgia" w:hAnsi="Georgia"/>
                                 <w:b/>
+                                <w:color w:val="000000"/>
                                 <w:spacing w:val="-10"/>
                                 <w:sz w:val="24"/>
                               </w:rPr>
@@ -121,7 +126,7 @@
                           </w:p>
                           <w:p>
                             <w:pPr>
-                              <w:pStyle w:val="FrameContents"/>
+                              <w:pStyle w:val="FrameContentsuser"/>
                               <w:spacing w:before="240" w:after="0"/>
                               <w:ind w:start="6" w:end="2"/>
                               <w:jc w:val="center"/>
@@ -135,6 +140,7 @@
                               <w:rPr>
                                 <w:rFonts w:ascii="Georgia" w:hAnsi="Georgia"/>
                                 <w:b/>
+                                <w:color w:val="000000"/>
                                 <w:spacing w:val="-2"/>
                                 <w:sz w:val="24"/>
                               </w:rPr>
@@ -144,6 +150,7 @@
                               <w:rPr>
                                 <w:rFonts w:ascii="Georgia" w:hAnsi="Georgia"/>
                                 <w:b/>
+                                <w:color w:val="000000"/>
                                 <w:spacing w:val="-12"/>
                                 <w:sz w:val="24"/>
                               </w:rPr>
@@ -153,6 +160,7 @@
                               <w:rPr>
                                 <w:rFonts w:ascii="Georgia" w:hAnsi="Georgia"/>
                                 <w:b/>
+                                <w:color w:val="000000"/>
                                 <w:spacing w:val="-2"/>
                                 <w:sz w:val="24"/>
                               </w:rPr>
@@ -162,6 +170,7 @@
                               <w:rPr>
                                 <w:rFonts w:ascii="Georgia" w:hAnsi="Georgia"/>
                                 <w:b/>
+                                <w:color w:val="000000"/>
                                 <w:spacing w:val="-11"/>
                                 <w:sz w:val="24"/>
                               </w:rPr>
@@ -171,6 +180,7 @@
                               <w:rPr>
                                 <w:rFonts w:ascii="Georgia" w:hAnsi="Georgia"/>
                                 <w:b/>
+                                <w:color w:val="000000"/>
                                 <w:spacing w:val="-2"/>
                                 <w:sz w:val="24"/>
                               </w:rPr>
@@ -197,7 +207,7 @@
                   <w:txbxContent>
                     <w:p>
                       <w:pPr>
-                        <w:pStyle w:val="FrameContents"/>
+                        <w:pStyle w:val="FrameContentsuser"/>
                         <w:spacing w:before="57" w:after="0"/>
                         <w:ind w:start="6"/>
                         <w:jc w:val="center"/>
@@ -211,6 +221,7 @@
                         <w:rPr>
                           <w:rFonts w:ascii="Georgia" w:hAnsi="Georgia"/>
                           <w:b/>
+                          <w:color w:val="000000"/>
                           <w:spacing w:val="-2"/>
                           <w:sz w:val="24"/>
                         </w:rPr>
@@ -220,6 +231,7 @@
                         <w:rPr>
                           <w:rFonts w:ascii="Georgia" w:hAnsi="Georgia"/>
                           <w:b/>
+                          <w:color w:val="000000"/>
                           <w:spacing w:val="-14"/>
                           <w:sz w:val="24"/>
                         </w:rPr>
@@ -229,6 +241,7 @@
                         <w:rPr>
                           <w:rFonts w:ascii="Georgia" w:hAnsi="Georgia"/>
                           <w:b/>
+                          <w:color w:val="000000"/>
                           <w:spacing w:val="-2"/>
                           <w:sz w:val="24"/>
                         </w:rPr>
@@ -238,6 +251,7 @@
                         <w:rPr>
                           <w:rFonts w:ascii="Georgia" w:hAnsi="Georgia"/>
                           <w:b/>
+                          <w:color w:val="000000"/>
                           <w:spacing w:val="-13"/>
                           <w:sz w:val="24"/>
                         </w:rPr>
@@ -247,6 +261,7 @@
                         <w:rPr>
                           <w:rFonts w:ascii="Georgia" w:hAnsi="Georgia"/>
                           <w:b/>
+                          <w:color w:val="000000"/>
                           <w:spacing w:val="-10"/>
                           <w:sz w:val="24"/>
                         </w:rPr>
@@ -255,7 +270,7 @@
                     </w:p>
                     <w:p>
                       <w:pPr>
-                        <w:pStyle w:val="FrameContents"/>
+                        <w:pStyle w:val="FrameContentsuser"/>
                         <w:spacing w:before="240" w:after="0"/>
                         <w:ind w:start="6" w:end="2"/>
                         <w:jc w:val="center"/>
@@ -269,6 +284,7 @@
                         <w:rPr>
                           <w:rFonts w:ascii="Georgia" w:hAnsi="Georgia"/>
                           <w:b/>
+                          <w:color w:val="000000"/>
                           <w:spacing w:val="-2"/>
                           <w:sz w:val="24"/>
                         </w:rPr>
@@ -278,6 +294,7 @@
                         <w:rPr>
                           <w:rFonts w:ascii="Georgia" w:hAnsi="Georgia"/>
                           <w:b/>
+                          <w:color w:val="000000"/>
                           <w:spacing w:val="-12"/>
                           <w:sz w:val="24"/>
                         </w:rPr>
@@ -287,6 +304,7 @@
                         <w:rPr>
                           <w:rFonts w:ascii="Georgia" w:hAnsi="Georgia"/>
                           <w:b/>
+                          <w:color w:val="000000"/>
                           <w:spacing w:val="-2"/>
                           <w:sz w:val="24"/>
                         </w:rPr>
@@ -296,6 +314,7 @@
                         <w:rPr>
                           <w:rFonts w:ascii="Georgia" w:hAnsi="Georgia"/>
                           <w:b/>
+                          <w:color w:val="000000"/>
                           <w:spacing w:val="-11"/>
                           <w:sz w:val="24"/>
                         </w:rPr>
@@ -305,6 +324,7 @@
                         <w:rPr>
                           <w:rFonts w:ascii="Georgia" w:hAnsi="Georgia"/>
                           <w:b/>
+                          <w:color w:val="000000"/>
                           <w:spacing w:val="-2"/>
                           <w:sz w:val="24"/>
                         </w:rPr>
@@ -357,8 +377,8 @@
           <w:sz w:val="30"/>
         </w:rPr>
       </w:pPr>
-      <w:bookmarkStart w:id="0" w:name="Name_%3ARonakkumar_Pawan_Hurkat"/>
-      <w:bookmarkStart w:id="1" w:name="_bookmark0"/>
+      <w:bookmarkStart w:id="0" w:name="_bookmark0"/>
+      <w:bookmarkStart w:id="1" w:name="Name_%253ARonakkumar_Pawan_Hurkat"/>
       <w:bookmarkEnd w:id="0"/>
       <w:bookmarkEnd w:id="1"/>
       <w:r>
@@ -381,14 +401,7 @@
           <w:b/>
           <w:sz w:val="30"/>
         </w:rPr>
-        <w:t>:</w:t>
-      </w:r>
-      <w:r>
-        <w:rPr>
-          <w:b/>
-          <w:sz w:val="30"/>
-        </w:rPr>
-        <w:t>Atharv Vinayak Kulkarni</w:t>
+        <w:t>:Atharv Vinayak Kulkarni</w:t>
       </w:r>
     </w:p>
     <w:p>
@@ -408,21 +421,14 @@
         </w:rPr>
         <w:t xml:space="preserve"> </w:t>
       </w:r>
-      <w:bookmarkStart w:id="2" w:name="PRN_%3A245109078"/>
+      <w:bookmarkStart w:id="2" w:name="PRN_%253A245109078"/>
       <w:bookmarkEnd w:id="2"/>
       <w:r>
         <w:rPr>
           <w:b/>
           <w:sz w:val="30"/>
         </w:rPr>
-        <w:t>PRN :24510907</w:t>
-      </w:r>
-      <w:r>
-        <w:rPr>
-          <w:b/>
-          <w:sz w:val="30"/>
-        </w:rPr>
-        <w:t>4</w:t>
+        <w:t>PRN :245109074</w:t>
       </w:r>
     </w:p>
     <w:p>
@@ -435,7 +441,7 @@
           <w:sz w:val="30"/>
         </w:rPr>
       </w:pPr>
-      <w:bookmarkStart w:id="3" w:name="Batch_%3ACSE-S5"/>
+      <w:bookmarkStart w:id="3" w:name="Batch_%253ACSE-S5"/>
       <w:bookmarkEnd w:id="3"/>
       <w:r>
         <w:rPr>
@@ -508,7 +514,7 @@
           <w:shd w:fill="FFFF00" w:val="clear"/>
         </w:rPr>
       </w:pPr>
-      <w:bookmarkStart w:id="4" w:name="Problem_Statement_1%3A_Installing_and_Ex"/>
+      <w:bookmarkStart w:id="4" w:name="Problem_Statement_1%253A_Installing_and_"/>
       <w:bookmarkEnd w:id="4"/>
       <w:r>
         <w:rPr>
@@ -570,10 +576,6 @@
           <w:ilvl w:val="0"/>
           <w:numId w:val="1"/>
         </w:numPr>
-        <w:tabs>
-          <w:tab w:val="clear" w:pos="720"/>
-          <w:tab w:val="left" w:pos="886" w:leader="none"/>
-        </w:tabs>
         <w:spacing w:before="280" w:after="0"/>
         <w:ind w:hanging="360" w:start="886"/>
         <w:rPr>
@@ -640,10 +642,6 @@
           <w:ilvl w:val="0"/>
           <w:numId w:val="1"/>
         </w:numPr>
-        <w:tabs>
-          <w:tab w:val="clear" w:pos="720"/>
-          <w:tab w:val="left" w:pos="886" w:leader="none"/>
-        </w:tabs>
         <w:ind w:hanging="360" w:start="886"/>
         <w:rPr>
           <w:sz w:val="24"/>
@@ -794,10 +792,6 @@
           <w:ilvl w:val="0"/>
           <w:numId w:val="1"/>
         </w:numPr>
-        <w:tabs>
-          <w:tab w:val="clear" w:pos="720"/>
-          <w:tab w:val="left" w:pos="886" w:leader="none"/>
-        </w:tabs>
         <w:ind w:hanging="360" w:start="886"/>
         <w:rPr>
           <w:sz w:val="24"/>
@@ -898,7 +892,7 @@
           <w:sz w:val="20"/>
         </w:rPr>
         <w:drawing>
-          <wp:anchor distT="0" distB="0" distL="0" distR="0" simplePos="0" relativeHeight="12" behindDoc="1" locked="0" layoutInCell="0" allowOverlap="1">
+          <wp:anchor distT="0" distB="0" distL="0" distR="0" simplePos="0" relativeHeight="38" behindDoc="1" locked="0" layoutInCell="0" allowOverlap="1">
             <wp:simplePos x="0" y="0"/>
             <wp:positionH relativeFrom="page">
               <wp:posOffset>1960880</wp:posOffset>
@@ -979,19 +973,30 @@
           <w:ilvl w:val="0"/>
           <w:numId w:val="1"/>
         </w:numPr>
-        <w:tabs>
-          <w:tab w:val="clear" w:pos="720"/>
-          <w:tab w:val="left" w:pos="886" w:leader="none"/>
-        </w:tabs>
         <w:spacing w:before="0" w:after="0"/>
         <w:ind w:hanging="360" w:start="886"/>
         <w:rPr>
           <w:sz w:val="24"/>
         </w:rPr>
+        <w:sectPr>
+          <w:headerReference w:type="even" r:id="rId4"/>
+          <w:headerReference w:type="default" r:id="rId5"/>
+          <w:headerReference w:type="first" r:id="rId6"/>
+          <w:footerReference w:type="even" r:id="rId7"/>
+          <w:footerReference w:type="default" r:id="rId8"/>
+          <w:footerReference w:type="first" r:id="rId9"/>
+          <w:type w:val="nextPage"/>
+          <w:pgSz w:w="11906" w:h="16838"/>
+          <w:pgMar w:left="1275" w:right="1275" w:gutter="0" w:header="708" w:top="1460" w:footer="1081" w:bottom="1280"/>
+          <w:pgNumType w:fmt="decimal"/>
+          <w:formProt w:val="false"/>
+          <w:textDirection w:val="lrTb"/>
+          <w:docGrid w:type="default" w:linePitch="100" w:charSpace="0"/>
+        </w:sectPr>
       </w:pPr>
       <w:r>
         <w:drawing>
-          <wp:anchor distT="0" distB="0" distL="0" distR="0" simplePos="0" relativeHeight="19" behindDoc="0" locked="0" layoutInCell="0" allowOverlap="1">
+          <wp:anchor distT="0" distB="0" distL="0" distR="0" simplePos="0" relativeHeight="45" behindDoc="0" locked="0" layoutInCell="0" allowOverlap="1">
             <wp:simplePos x="0" y="0"/>
             <wp:positionH relativeFrom="page">
               <wp:posOffset>1508760</wp:posOffset>
@@ -1125,24 +1130,6 @@
     </w:p>
     <w:p>
       <w:pPr>
-        <w:sectPr>
-          <w:headerReference w:type="even" r:id="rId4"/>
-          <w:headerReference w:type="default" r:id="rId5"/>
-          <w:headerReference w:type="first" r:id="rId6"/>
-          <w:footerReference w:type="even" r:id="rId7"/>
-          <w:footerReference w:type="default" r:id="rId8"/>
-          <w:footerReference w:type="first" r:id="rId9"/>
-          <w:type w:val="nextPage"/>
-          <w:pgSz w:w="11906" w:h="16838"/>
-          <w:pgMar w:left="1275" w:right="1275" w:gutter="0" w:header="708" w:top="1460" w:footer="1081" w:bottom="1280"/>
-          <w:pgNumType w:fmt="decimal"/>
-          <w:formProt w:val="false"/>
-          <w:textDirection w:val="lrTb"/>
-        </w:sectPr>
-      </w:pPr>
-    </w:p>
-    <w:p>
-      <w:pPr>
         <w:pStyle w:val="BodyText"/>
         <w:spacing w:before="71" w:after="0"/>
         <w:rPr>
@@ -1166,7 +1153,7 @@
           <w:shd w:fill="FFFF00" w:val="clear"/>
         </w:rPr>
       </w:pPr>
-      <w:bookmarkStart w:id="5" w:name="Problem_Statement_2%3A_Creating_a_Simple"/>
+      <w:bookmarkStart w:id="5" w:name="Problem_Statement_2%253A_Creating_a_Simp"/>
       <w:bookmarkEnd w:id="5"/>
       <w:r>
         <w:rPr>
@@ -1261,10 +1248,6 @@
           <w:ilvl w:val="0"/>
           <w:numId w:val="1"/>
         </w:numPr>
-        <w:tabs>
-          <w:tab w:val="clear" w:pos="720"/>
-          <w:tab w:val="left" w:pos="886" w:leader="none"/>
-        </w:tabs>
         <w:spacing w:before="280" w:after="0"/>
         <w:ind w:hanging="360" w:start="886"/>
         <w:rPr>
@@ -1368,7 +1351,7 @@
           <w:numId w:val="1"/>
         </w:numPr>
         <w:tabs>
-          <w:tab w:val="clear" w:pos="720"/>
+          <w:tab w:val="clear" w:pos="886"/>
           <w:tab w:val="left" w:pos="1605" w:leader="none"/>
         </w:tabs>
         <w:ind w:hanging="359" w:start="1605"/>
@@ -1435,7 +1418,7 @@
           <w:numId w:val="1"/>
         </w:numPr>
         <w:tabs>
-          <w:tab w:val="clear" w:pos="720"/>
+          <w:tab w:val="clear" w:pos="886"/>
           <w:tab w:val="left" w:pos="1605" w:leader="none"/>
         </w:tabs>
         <w:ind w:hanging="359" w:start="1605"/>
@@ -1477,7 +1460,7 @@
           <w:numId w:val="1"/>
         </w:numPr>
         <w:tabs>
-          <w:tab w:val="clear" w:pos="720"/>
+          <w:tab w:val="clear" w:pos="886"/>
           <w:tab w:val="left" w:pos="1605" w:leader="none"/>
         </w:tabs>
         <w:ind w:hanging="359" w:start="1605"/>
@@ -1537,7 +1520,7 @@
           <w:sz w:val="20"/>
         </w:rPr>
         <w:drawing>
-          <wp:anchor distT="0" distB="0" distL="0" distR="0" simplePos="0" relativeHeight="14" behindDoc="1" locked="0" layoutInCell="0" allowOverlap="1">
+          <wp:anchor distT="0" distB="0" distL="0" distR="0" simplePos="0" relativeHeight="40" behindDoc="1" locked="0" layoutInCell="0" allowOverlap="1">
             <wp:simplePos x="0" y="0"/>
             <wp:positionH relativeFrom="page">
               <wp:posOffset>1336040</wp:posOffset>
@@ -1619,10 +1602,6 @@
           <w:ilvl w:val="0"/>
           <w:numId w:val="1"/>
         </w:numPr>
-        <w:tabs>
-          <w:tab w:val="clear" w:pos="720"/>
-          <w:tab w:val="left" w:pos="886" w:leader="none"/>
-        </w:tabs>
         <w:ind w:hanging="360" w:start="886"/>
         <w:rPr>
           <w:sz w:val="24"/>
@@ -1753,7 +1732,7 @@
           <w:sz w:val="20"/>
         </w:rPr>
         <w:drawing>
-          <wp:anchor distT="0" distB="0" distL="0" distR="0" simplePos="0" relativeHeight="15" behindDoc="1" locked="0" layoutInCell="0" allowOverlap="1">
+          <wp:anchor distT="0" distB="0" distL="0" distR="0" simplePos="0" relativeHeight="41" behindDoc="1" locked="0" layoutInCell="0" allowOverlap="1">
             <wp:simplePos x="0" y="0"/>
             <wp:positionH relativeFrom="page">
               <wp:posOffset>1248410</wp:posOffset>
@@ -2019,7 +1998,7 @@
           <w:shd w:fill="FFFF00" w:val="clear"/>
         </w:rPr>
       </w:pPr>
-      <w:bookmarkStart w:id="6" w:name="Problem_Statement_3%3A_Basic_Data_Retrie"/>
+      <w:bookmarkStart w:id="6" w:name="Problem_Statement_3%253A_Basic_Data_Retr"/>
       <w:bookmarkEnd w:id="6"/>
       <w:r>
         <w:rPr>
@@ -2094,10 +2073,6 @@
           <w:ilvl w:val="0"/>
           <w:numId w:val="1"/>
         </w:numPr>
-        <w:tabs>
-          <w:tab w:val="clear" w:pos="720"/>
-          <w:tab w:val="left" w:pos="886" w:leader="none"/>
-        </w:tabs>
         <w:spacing w:before="280" w:after="0"/>
         <w:ind w:hanging="360" w:start="886"/>
         <w:rPr>
@@ -2155,7 +2130,7 @@
           <w:numId w:val="1"/>
         </w:numPr>
         <w:tabs>
-          <w:tab w:val="clear" w:pos="720"/>
+          <w:tab w:val="clear" w:pos="886"/>
           <w:tab w:val="left" w:pos="1605" w:leader="none"/>
         </w:tabs>
         <w:spacing w:before="0" w:after="0"/>
@@ -2403,7 +2378,7 @@
           <w:numId w:val="1"/>
         </w:numPr>
         <w:tabs>
-          <w:tab w:val="clear" w:pos="720"/>
+          <w:tab w:val="clear" w:pos="886"/>
           <w:tab w:val="left" w:pos="1605" w:leader="none"/>
         </w:tabs>
         <w:spacing w:before="15" w:after="0"/>
@@ -2519,7 +2494,7 @@
           <w:sz w:val="20"/>
         </w:rPr>
         <w:drawing>
-          <wp:anchor distT="0" distB="0" distL="0" distR="0" simplePos="0" relativeHeight="16" behindDoc="1" locked="0" layoutInCell="0" allowOverlap="1">
+          <wp:anchor distT="0" distB="0" distL="0" distR="0" simplePos="0" relativeHeight="42" behindDoc="1" locked="0" layoutInCell="0" allowOverlap="1">
             <wp:simplePos x="0" y="0"/>
             <wp:positionH relativeFrom="page">
               <wp:posOffset>1206500</wp:posOffset>
@@ -2634,7 +2609,7 @@
           <w:numId w:val="1"/>
         </w:numPr>
         <w:tabs>
-          <w:tab w:val="clear" w:pos="720"/>
+          <w:tab w:val="clear" w:pos="886"/>
           <w:tab w:val="left" w:pos="1605" w:leader="none"/>
         </w:tabs>
         <w:ind w:hanging="359" w:start="1605"/>
@@ -2753,10 +2728,12 @@
           <w:sz w:val="20"/>
         </w:rPr>
         <w:sectPr>
-          <w:headerReference w:type="default" r:id="rId15"/>
-          <w:headerReference w:type="first" r:id="rId16"/>
-          <w:footerReference w:type="default" r:id="rId17"/>
-          <w:footerReference w:type="first" r:id="rId18"/>
+          <w:headerReference w:type="even" r:id="rId15"/>
+          <w:headerReference w:type="default" r:id="rId16"/>
+          <w:headerReference w:type="first" r:id="rId17"/>
+          <w:footerReference w:type="even" r:id="rId18"/>
+          <w:footerReference w:type="default" r:id="rId19"/>
+          <w:footerReference w:type="first" r:id="rId20"/>
           <w:type w:val="nextPage"/>
           <w:pgSz w:w="11906" w:h="16838"/>
           <w:pgMar w:left="1275" w:right="1275" w:gutter="0" w:header="708" w:top="1460" w:footer="1081" w:bottom="1280"/>
@@ -2771,7 +2748,7 @@
           <w:sz w:val="20"/>
         </w:rPr>
         <w:drawing>
-          <wp:anchor distT="0" distB="0" distL="0" distR="0" simplePos="0" relativeHeight="17" behindDoc="1" locked="0" layoutInCell="0" allowOverlap="1">
+          <wp:anchor distT="0" distB="0" distL="0" distR="0" simplePos="0" relativeHeight="43" behindDoc="1" locked="0" layoutInCell="0" allowOverlap="1">
             <wp:simplePos x="0" y="0"/>
             <wp:positionH relativeFrom="page">
               <wp:posOffset>1257300</wp:posOffset>
@@ -2828,7 +2805,7 @@
           <w:shd w:fill="FFFF00" w:val="clear"/>
         </w:rPr>
       </w:pPr>
-      <w:bookmarkStart w:id="7" w:name="Problem_Statement_4%3A_Updating_and_Dele"/>
+      <w:bookmarkStart w:id="7" w:name="Problem_Statement_4%253A_Updating_and_De"/>
       <w:bookmarkEnd w:id="7"/>
       <w:r>
         <w:rPr>
@@ -2890,10 +2867,6 @@
           <w:ilvl w:val="0"/>
           <w:numId w:val="1"/>
         </w:numPr>
-        <w:tabs>
-          <w:tab w:val="clear" w:pos="720"/>
-          <w:tab w:val="left" w:pos="886" w:leader="none"/>
-        </w:tabs>
         <w:spacing w:before="280" w:after="0"/>
         <w:ind w:hanging="360" w:start="886"/>
         <w:rPr>
@@ -2952,7 +2925,7 @@
           <w:numId w:val="1"/>
         </w:numPr>
         <w:tabs>
-          <w:tab w:val="clear" w:pos="720"/>
+          <w:tab w:val="clear" w:pos="886"/>
           <w:tab w:val="left" w:pos="1605" w:leader="none"/>
         </w:tabs>
         <w:spacing w:before="1" w:after="0"/>
@@ -3050,8 +3023,12 @@
     <w:p>
       <w:pPr>
         <w:pStyle w:val="ListParagraph"/>
+        <w:numPr>
+          <w:ilvl w:val="0"/>
+          <w:numId w:val="2"/>
+        </w:numPr>
         <w:tabs>
-          <w:tab w:val="clear" w:pos="720"/>
+          <w:tab w:val="clear" w:pos="886"/>
           <w:tab w:val="left" w:pos="1605" w:leader="none"/>
         </w:tabs>
         <w:spacing w:before="1" w:after="0"/>
@@ -3080,7 +3057,7 @@
           <wp:inline distT="0" distB="0" distL="0" distR="0">
             <wp:extent cx="4191635" cy="2847975"/>
             <wp:effectExtent l="0" t="0" r="0" b="0"/>
-            <wp:docPr id="15" name="Image 11"/>
+            <wp:docPr id="17" name="Image 11"/>
             <wp:cNvGraphicFramePr>
               <a:graphicFrameLocks xmlns:a="http://schemas.openxmlformats.org/drawingml/2006/main" noChangeAspect="1"/>
             </wp:cNvGraphicFramePr>
@@ -3088,13 +3065,13 @@
               <a:graphicData uri="http://schemas.openxmlformats.org/drawingml/2006/picture">
                 <pic:pic xmlns:pic="http://schemas.openxmlformats.org/drawingml/2006/picture">
                   <pic:nvPicPr>
-                    <pic:cNvPr id="15" name="Image 11"/>
+                    <pic:cNvPr id="17" name="Image 11"/>
                     <pic:cNvPicPr>
                       <a:picLocks noChangeAspect="1" noChangeArrowheads="1"/>
                     </pic:cNvPicPr>
                   </pic:nvPicPr>
                   <pic:blipFill>
-                    <a:blip r:embed="rId19"/>
+                    <a:blip r:embed="rId21"/>
                     <a:stretch>
                       <a:fillRect/>
                     </a:stretch>
@@ -3124,7 +3101,7 @@
           <w:numId w:val="1"/>
         </w:numPr>
         <w:tabs>
-          <w:tab w:val="clear" w:pos="720"/>
+          <w:tab w:val="clear" w:pos="886"/>
           <w:tab w:val="left" w:pos="1605" w:leader="none"/>
         </w:tabs>
         <w:spacing w:before="275" w:after="0"/>
@@ -3238,7 +3215,7 @@
       </w:pPr>
       <w:r>
         <w:rPr>
-          <w:sz w:val="36"/>
+          <w:sz w:val="20"/>
         </w:rPr>
       </w:r>
     </w:p>
@@ -3252,7 +3229,7 @@
       </w:pPr>
       <w:r>
         <w:rPr>
-          <w:sz w:val="36"/>
+          <w:sz w:val="20"/>
         </w:rPr>
       </w:r>
     </w:p>
@@ -3266,10 +3243,10 @@
       </w:pPr>
       <w:r>
         <w:rPr>
-          <w:sz w:val="36"/>
+          <w:sz w:val="20"/>
         </w:rPr>
         <w:drawing>
-          <wp:anchor distT="0" distB="0" distL="0" distR="0" simplePos="0" relativeHeight="18" behindDoc="1" locked="0" layoutInCell="0" allowOverlap="1">
+          <wp:anchor distT="0" distB="0" distL="0" distR="0" simplePos="0" relativeHeight="44" behindDoc="1" locked="0" layoutInCell="0" allowOverlap="1">
             <wp:simplePos x="0" y="0"/>
             <wp:positionH relativeFrom="page">
               <wp:posOffset>1685290</wp:posOffset>
@@ -3280,7 +3257,7 @@
             <wp:extent cx="4149725" cy="2819400"/>
             <wp:effectExtent l="0" t="0" r="0" b="0"/>
             <wp:wrapTopAndBottom/>
-            <wp:docPr id="16" name="Image 12"/>
+            <wp:docPr id="18" name="Image 12"/>
             <wp:cNvGraphicFramePr>
               <a:graphicFrameLocks xmlns:a="http://schemas.openxmlformats.org/drawingml/2006/main" noChangeAspect="1"/>
             </wp:cNvGraphicFramePr>
@@ -3288,13 +3265,13 @@
               <a:graphicData uri="http://schemas.openxmlformats.org/drawingml/2006/picture">
                 <pic:pic xmlns:pic="http://schemas.openxmlformats.org/drawingml/2006/picture">
                   <pic:nvPicPr>
-                    <pic:cNvPr id="16" name="Image 12"/>
+                    <pic:cNvPr id="18" name="Image 12"/>
                     <pic:cNvPicPr>
                       <a:picLocks noChangeAspect="1" noChangeArrowheads="1"/>
                     </pic:cNvPicPr>
                   </pic:nvPicPr>
                   <pic:blipFill>
-                    <a:blip r:embed="rId20"/>
+                    <a:blip r:embed="rId22"/>
                     <a:stretch>
                       <a:fillRect/>
                     </a:stretch>
@@ -3365,7 +3342,7 @@
           <w:shd w:fill="FFFF00" w:val="clear"/>
         </w:rPr>
       </w:pPr>
-      <w:bookmarkStart w:id="8" w:name="Problem_Statement_5%3A_Integration_with_"/>
+      <w:bookmarkStart w:id="8" w:name="Problem_Statement_5%253A_Integration_wit"/>
       <w:bookmarkEnd w:id="8"/>
       <w:r>
         <w:rPr>
@@ -3474,10 +3451,6 @@
           <w:ilvl w:val="0"/>
           <w:numId w:val="1"/>
         </w:numPr>
-        <w:tabs>
-          <w:tab w:val="clear" w:pos="720"/>
-          <w:tab w:val="left" w:pos="886" w:leader="none"/>
-        </w:tabs>
         <w:ind w:hanging="360" w:start="886"/>
         <w:rPr>
           <w:sz w:val="24"/>
@@ -3948,11 +3921,26 @@
     <w:p>
       <w:pPr>
         <w:pStyle w:val="Normal"/>
-        <w:spacing w:lineRule="auto" w:line="245"/>
+        <w:spacing w:lineRule="auto" w:line="245" w:before="0" w:after="0"/>
         <w:ind w:start="166" w:end="4885"/>
         <w:rPr>
           <w:rFonts w:ascii="Lucida Sans Unicode" w:hAnsi="Lucida Sans Unicode"/>
         </w:rPr>
+        <w:sectPr>
+          <w:headerReference w:type="even" r:id="rId24"/>
+          <w:headerReference w:type="default" r:id="rId25"/>
+          <w:headerReference w:type="first" r:id="rId26"/>
+          <w:footerReference w:type="even" r:id="rId27"/>
+          <w:footerReference w:type="default" r:id="rId28"/>
+          <w:footerReference w:type="first" r:id="rId29"/>
+          <w:type w:val="nextPage"/>
+          <w:pgSz w:w="11906" w:h="16838"/>
+          <w:pgMar w:left="1275" w:right="1275" w:gutter="0" w:header="708" w:top="1460" w:footer="1081" w:bottom="1280"/>
+          <w:pgNumType w:fmt="decimal"/>
+          <w:formProt w:val="false"/>
+          <w:textDirection w:val="lrTb"/>
+          <w:docGrid w:type="default" w:linePitch="100" w:charSpace="0"/>
+        </w:sectPr>
       </w:pPr>
       <w:r>
         <w:rPr/>
@@ -3960,7 +3948,7 @@
           <wp:inline distT="0" distB="0" distL="0" distR="0">
             <wp:extent cx="5143500" cy="5471160"/>
             <wp:effectExtent l="0" t="0" r="0" b="0"/>
-            <wp:docPr id="17" name="Image 13"/>
+            <wp:docPr id="19" name="Image 13"/>
             <wp:cNvGraphicFramePr>
               <a:graphicFrameLocks xmlns:a="http://schemas.openxmlformats.org/drawingml/2006/main" noChangeAspect="1"/>
             </wp:cNvGraphicFramePr>
@@ -3968,13 +3956,13 @@
               <a:graphicData uri="http://schemas.openxmlformats.org/drawingml/2006/picture">
                 <pic:pic xmlns:pic="http://schemas.openxmlformats.org/drawingml/2006/picture">
                   <pic:nvPicPr>
-                    <pic:cNvPr id="17" name="Image 13"/>
+                    <pic:cNvPr id="19" name="Image 13"/>
                     <pic:cNvPicPr>
                       <a:picLocks noChangeAspect="1" noChangeArrowheads="1"/>
                     </pic:cNvPicPr>
                   </pic:nvPicPr>
                   <pic:blipFill>
-                    <a:blip r:embed="rId21"/>
+                    <a:blip r:embed="rId23"/>
                     <a:stretch>
                       <a:fillRect/>
                     </a:stretch>
@@ -3998,34 +3986,6 @@
     </w:p>
     <w:p>
       <w:pPr>
-        <w:pStyle w:val="Normal"/>
-        <w:spacing w:lineRule="auto" w:line="245"/>
-        <w:ind w:start="166" w:end="4885"/>
-        <w:rPr>
-          <w:rFonts w:ascii="Lucida Sans Unicode" w:hAnsi="Lucida Sans Unicode"/>
-        </w:rPr>
-        <w:sectPr>
-          <w:headerReference w:type="default" r:id="rId22"/>
-          <w:headerReference w:type="first" r:id="rId23"/>
-          <w:footerReference w:type="default" r:id="rId24"/>
-          <w:footerReference w:type="first" r:id="rId25"/>
-          <w:type w:val="nextPage"/>
-          <w:pgSz w:w="11906" w:h="16838"/>
-          <w:pgMar w:left="1275" w:right="1275" w:gutter="0" w:header="708" w:top="1460" w:footer="1081" w:bottom="1280"/>
-          <w:pgNumType w:fmt="decimal"/>
-          <w:formProt w:val="false"/>
-          <w:textDirection w:val="lrTb"/>
-          <w:docGrid w:type="default" w:linePitch="100" w:charSpace="0"/>
-        </w:sectPr>
-      </w:pPr>
-      <w:r>
-        <w:rPr>
-          <w:rFonts w:ascii="Lucida Sans Unicode" w:hAnsi="Lucida Sans Unicode"/>
-        </w:rPr>
-      </w:r>
-    </w:p>
-    <w:p>
-      <w:pPr>
         <w:pStyle w:val="BodyText"/>
         <w:rPr>
           <w:rFonts w:ascii="Lucida Sans Unicode" w:hAnsi="Lucida Sans Unicode"/>
@@ -4035,7 +3995,7 @@
       <w:r>
         <w:rPr>
           <w:rFonts w:ascii="Lucida Sans Unicode" w:hAnsi="Lucida Sans Unicode"/>
-          <w:sz w:val="32"/>
+          <w:sz w:val="20"/>
         </w:rPr>
       </w:r>
     </w:p>
@@ -4062,10 +4022,6 @@
           <w:ilvl w:val="0"/>
           <w:numId w:val="1"/>
         </w:numPr>
-        <w:tabs>
-          <w:tab w:val="clear" w:pos="720"/>
-          <w:tab w:val="left" w:pos="886" w:leader="none"/>
-        </w:tabs>
         <w:ind w:hanging="360" w:start="886" w:end="195"/>
         <w:rPr>
           <w:sz w:val="24"/>
@@ -4257,10 +4213,10 @@
     <w:p>
       <w:pPr>
         <w:pStyle w:val="ListParagraph"/>
-        <w:tabs>
-          <w:tab w:val="clear" w:pos="720"/>
-          <w:tab w:val="left" w:pos="886" w:leader="none"/>
-        </w:tabs>
+        <w:numPr>
+          <w:ilvl w:val="0"/>
+          <w:numId w:val="2"/>
+        </w:numPr>
         <w:ind w:hanging="0" w:start="886" w:end="195"/>
         <w:rPr>
           <w:sz w:val="32"/>
@@ -4275,10 +4231,10 @@
     <w:p>
       <w:pPr>
         <w:pStyle w:val="ListParagraph"/>
-        <w:tabs>
-          <w:tab w:val="clear" w:pos="720"/>
-          <w:tab w:val="left" w:pos="886" w:leader="none"/>
-        </w:tabs>
+        <w:numPr>
+          <w:ilvl w:val="0"/>
+          <w:numId w:val="2"/>
+        </w:numPr>
         <w:ind w:hanging="0" w:start="886" w:end="195"/>
         <w:rPr>
           <w:sz w:val="32"/>
@@ -4290,7 +4246,7 @@
           <wp:inline distT="0" distB="0" distL="0" distR="0">
             <wp:extent cx="5485130" cy="1510665"/>
             <wp:effectExtent l="0" t="0" r="0" b="0"/>
-            <wp:docPr id="20" name="Image 14"/>
+            <wp:docPr id="24" name="Image 14"/>
             <wp:cNvGraphicFramePr>
               <a:graphicFrameLocks xmlns:a="http://schemas.openxmlformats.org/drawingml/2006/main" noChangeAspect="1"/>
             </wp:cNvGraphicFramePr>
@@ -4298,13 +4254,13 @@
               <a:graphicData uri="http://schemas.openxmlformats.org/drawingml/2006/picture">
                 <pic:pic xmlns:pic="http://schemas.openxmlformats.org/drawingml/2006/picture">
                   <pic:nvPicPr>
-                    <pic:cNvPr id="20" name="Image 14"/>
+                    <pic:cNvPr id="24" name="Image 14"/>
                     <pic:cNvPicPr>
                       <a:picLocks noChangeAspect="1" noChangeArrowheads="1"/>
                     </pic:cNvPicPr>
                   </pic:nvPicPr>
                   <pic:blipFill>
-                    <a:blip r:embed="rId26"/>
+                    <a:blip r:embed="rId30"/>
                     <a:stretch>
                       <a:fillRect/>
                     </a:stretch>
@@ -4329,10 +4285,10 @@
     <w:p>
       <w:pPr>
         <w:pStyle w:val="ListParagraph"/>
-        <w:tabs>
-          <w:tab w:val="clear" w:pos="720"/>
-          <w:tab w:val="left" w:pos="886" w:leader="none"/>
-        </w:tabs>
+        <w:numPr>
+          <w:ilvl w:val="0"/>
+          <w:numId w:val="2"/>
+        </w:numPr>
         <w:ind w:hanging="0" w:start="886" w:end="195"/>
         <w:rPr>
           <w:sz w:val="32"/>
@@ -4340,43 +4296,7 @@
       </w:pPr>
       <w:r>
         <w:rPr>
-          <w:sz w:val="28"/>
-        </w:rPr>
-      </w:r>
-    </w:p>
-    <w:p>
-      <w:pPr>
-        <w:pStyle w:val="ListParagraph"/>
-        <w:tabs>
-          <w:tab w:val="clear" w:pos="720"/>
-          <w:tab w:val="left" w:pos="886" w:leader="none"/>
-        </w:tabs>
-        <w:ind w:hanging="0" w:start="886" w:end="195"/>
-        <w:rPr>
           <w:sz w:val="32"/>
-        </w:rPr>
-      </w:pPr>
-      <w:r>
-        <w:rPr>
-          <w:sz w:val="28"/>
-        </w:rPr>
-      </w:r>
-    </w:p>
-    <w:p>
-      <w:pPr>
-        <w:pStyle w:val="ListParagraph"/>
-        <w:tabs>
-          <w:tab w:val="clear" w:pos="720"/>
-          <w:tab w:val="left" w:pos="886" w:leader="none"/>
-        </w:tabs>
-        <w:ind w:hanging="0" w:start="886" w:end="195"/>
-        <w:rPr>
-          <w:sz w:val="32"/>
-        </w:rPr>
-      </w:pPr>
-      <w:r>
-        <w:rPr>
-          <w:sz w:val="28"/>
         </w:rPr>
       </w:r>
     </w:p>
@@ -4387,10 +4307,42 @@
           <w:ilvl w:val="0"/>
           <w:numId w:val="2"/>
         </w:numPr>
-        <w:tabs>
-          <w:tab w:val="clear" w:pos="720"/>
-          <w:tab w:val="left" w:pos="886" w:leader="none"/>
-        </w:tabs>
+        <w:ind w:hanging="0" w:start="886" w:end="195"/>
+        <w:rPr>
+          <w:sz w:val="32"/>
+        </w:rPr>
+      </w:pPr>
+      <w:r>
+        <w:rPr>
+          <w:sz w:val="32"/>
+        </w:rPr>
+      </w:r>
+    </w:p>
+    <w:p>
+      <w:pPr>
+        <w:pStyle w:val="ListParagraph"/>
+        <w:numPr>
+          <w:ilvl w:val="0"/>
+          <w:numId w:val="2"/>
+        </w:numPr>
+        <w:ind w:hanging="0" w:start="886" w:end="195"/>
+        <w:rPr>
+          <w:sz w:val="32"/>
+        </w:rPr>
+      </w:pPr>
+      <w:r>
+        <w:rPr>
+          <w:sz w:val="32"/>
+        </w:rPr>
+      </w:r>
+    </w:p>
+    <w:p>
+      <w:pPr>
+        <w:pStyle w:val="ListParagraph"/>
+        <w:numPr>
+          <w:ilvl w:val="0"/>
+          <w:numId w:val="2"/>
+        </w:numPr>
         <w:rPr>
           <w:sz w:val="24"/>
           <w:szCs w:val="24"/>
@@ -4398,18 +4350,18 @@
       </w:pPr>
       <w:r>
         <w:drawing>
-          <wp:anchor distT="0" distB="0" distL="0" distR="0" simplePos="0" relativeHeight="13" behindDoc="1" locked="0" layoutInCell="0" allowOverlap="1">
+          <wp:anchor distT="0" distB="0" distL="0" distR="0" simplePos="0" relativeHeight="39" behindDoc="1" locked="0" layoutInCell="0" allowOverlap="1">
             <wp:simplePos x="0" y="0"/>
             <wp:positionH relativeFrom="column">
-              <wp:posOffset>131445</wp:posOffset>
+              <wp:posOffset>160020</wp:posOffset>
             </wp:positionH>
             <wp:positionV relativeFrom="paragraph">
-              <wp:posOffset>442595</wp:posOffset>
+              <wp:posOffset>766445</wp:posOffset>
             </wp:positionV>
             <wp:extent cx="5708015" cy="3853815"/>
             <wp:effectExtent l="0" t="0" r="0" b="0"/>
             <wp:wrapTopAndBottom/>
-            <wp:docPr id="21" name="Image 15"/>
+            <wp:docPr id="25" name="Image 15"/>
             <wp:cNvGraphicFramePr>
               <a:graphicFrameLocks xmlns:a="http://schemas.openxmlformats.org/drawingml/2006/main" noChangeAspect="1"/>
             </wp:cNvGraphicFramePr>
@@ -4417,13 +4369,13 @@
               <a:graphicData uri="http://schemas.openxmlformats.org/drawingml/2006/picture">
                 <pic:pic xmlns:pic="http://schemas.openxmlformats.org/drawingml/2006/picture">
                   <pic:nvPicPr>
-                    <pic:cNvPr id="21" name="Image 15"/>
+                    <pic:cNvPr id="25" name="Image 15"/>
                     <pic:cNvPicPr>
                       <a:picLocks noChangeAspect="1" noChangeArrowheads="1"/>
                     </pic:cNvPicPr>
                   </pic:nvPicPr>
                   <pic:blipFill>
-                    <a:blip r:embed="rId27"/>
+                    <a:blip r:embed="rId31"/>
                     <a:stretch>
                       <a:fillRect/>
                     </a:stretch>
@@ -4559,10 +4511,12 @@
       </w:r>
     </w:p>
     <w:sectPr>
-      <w:headerReference w:type="default" r:id="rId28"/>
-      <w:headerReference w:type="first" r:id="rId29"/>
-      <w:footerReference w:type="default" r:id="rId30"/>
-      <w:footerReference w:type="first" r:id="rId31"/>
+      <w:headerReference w:type="even" r:id="rId32"/>
+      <w:headerReference w:type="default" r:id="rId33"/>
+      <w:headerReference w:type="first" r:id="rId34"/>
+      <w:footerReference w:type="even" r:id="rId35"/>
+      <w:footerReference w:type="default" r:id="rId36"/>
+      <w:footerReference w:type="first" r:id="rId37"/>
       <w:type w:val="nextPage"/>
       <w:pgSz w:w="11906" w:h="16838"/>
       <w:pgMar w:left="1275" w:right="1275" w:gutter="0" w:header="708" w:top="1460" w:footer="1081" w:bottom="1280"/>
@@ -4589,6 +4543,956 @@
 </w:ftr>
 </file>
 
+<file path=word/footer10.xml><?xml version="1.0" encoding="utf-8"?>
+<w:ftr xmlns:o="urn:schemas-microsoft-com:office:office" xmlns:r="http://schemas.openxmlformats.org/officeDocument/2006/relationships" xmlns:v="urn:schemas-microsoft-com:vml" xmlns:w="http://schemas.openxmlformats.org/wordprocessingml/2006/main" xmlns:w10="urn:schemas-microsoft-com:office:word" xmlns:wp="http://schemas.openxmlformats.org/drawingml/2006/wordprocessingDrawing" xmlns:pic="http://schemas.openxmlformats.org/drawingml/2006/picture" xmlns:wps="http://schemas.microsoft.com/office/word/2010/wordprocessingShape" xmlns:wpg="http://schemas.microsoft.com/office/word/2010/wordprocessingGroup" xmlns:mc="http://schemas.openxmlformats.org/markup-compatibility/2006" xmlns:wp14="http://schemas.microsoft.com/office/word/2010/wordprocessingDrawing" xmlns:w14="http://schemas.microsoft.com/office/word/2010/wordml" xmlns:w15="http://schemas.microsoft.com/office/word/2012/wordml" mc:Ignorable="w14 wp14 w15">
+  <w:p>
+    <w:pPr>
+      <w:pStyle w:val="Footer"/>
+      <w:rPr/>
+    </w:pPr>
+    <w:r>
+      <w:rPr/>
+    </w:r>
+  </w:p>
+</w:ftr>
+</file>
+
+<file path=word/footer11.xml><?xml version="1.0" encoding="utf-8"?>
+<w:ftr xmlns:o="urn:schemas-microsoft-com:office:office" xmlns:r="http://schemas.openxmlformats.org/officeDocument/2006/relationships" xmlns:v="urn:schemas-microsoft-com:vml" xmlns:w="http://schemas.openxmlformats.org/wordprocessingml/2006/main" xmlns:w10="urn:schemas-microsoft-com:office:word" xmlns:wp="http://schemas.openxmlformats.org/drawingml/2006/wordprocessingDrawing" xmlns:pic="http://schemas.openxmlformats.org/drawingml/2006/picture" xmlns:wps="http://schemas.microsoft.com/office/word/2010/wordprocessingShape" xmlns:wpg="http://schemas.microsoft.com/office/word/2010/wordprocessingGroup" xmlns:mc="http://schemas.openxmlformats.org/markup-compatibility/2006" xmlns:wp14="http://schemas.microsoft.com/office/word/2010/wordprocessingDrawing" xmlns:w14="http://schemas.microsoft.com/office/word/2010/wordml" xmlns:w15="http://schemas.microsoft.com/office/word/2012/wordml" mc:Ignorable="w14 wp14 w15">
+  <w:p>
+    <w:pPr>
+      <w:pStyle w:val="BodyText"/>
+      <w:spacing w:lineRule="auto" w:line="14"/>
+      <w:rPr>
+        <w:sz w:val="20"/>
+      </w:rPr>
+    </w:pPr>
+    <w:r>
+      <w:rPr>
+        <w:sz w:val="20"/>
+      </w:rPr>
+      <mc:AlternateContent>
+        <mc:Choice Requires="wps">
+          <w:drawing>
+            <wp:anchor distT="0" distB="0" distL="0" distR="0" simplePos="0" relativeHeight="36" behindDoc="1" locked="0" layoutInCell="0" allowOverlap="1" wp14:anchorId="23998364">
+              <wp:simplePos x="0" y="0"/>
+              <wp:positionH relativeFrom="page">
+                <wp:posOffset>902970</wp:posOffset>
+              </wp:positionH>
+              <wp:positionV relativeFrom="page">
+                <wp:posOffset>9865995</wp:posOffset>
+              </wp:positionV>
+              <wp:extent cx="4236085" cy="198755"/>
+              <wp:effectExtent l="0" t="0" r="0" b="0"/>
+              <wp:wrapNone/>
+              <wp:docPr id="28" name="Textbox 13"/>
+              <a:graphic xmlns:a="http://schemas.openxmlformats.org/drawingml/2006/main">
+                <a:graphicData uri="http://schemas.microsoft.com/office/word/2010/wordprocessingShape">
+                  <wps:wsp>
+                    <wps:cNvSpPr/>
+                    <wps:spPr>
+                      <a:xfrm>
+                        <a:off x="0" y="0"/>
+                        <a:ext cx="4236120" cy="198720"/>
+                      </a:xfrm>
+                      <a:prstGeom prst="rect">
+                        <a:avLst/>
+                      </a:prstGeom>
+                      <a:noFill/>
+                      <a:ln w="0">
+                        <a:noFill/>
+                      </a:ln>
+                    </wps:spPr>
+                    <wps:style>
+                      <a:lnRef idx="0"/>
+                      <a:fillRef idx="0"/>
+                      <a:effectRef idx="0"/>
+                      <a:fontRef idx="minor"/>
+                    </wps:style>
+                    <wps:txbx>
+                      <w:txbxContent>
+                        <w:p>
+                          <w:pPr>
+                            <w:pStyle w:val="FrameContentsuser"/>
+                            <w:spacing w:before="50" w:after="0"/>
+                            <w:ind w:start="20"/>
+                            <w:rPr>
+                              <w:rFonts w:ascii="Georgia" w:hAnsi="Georgia"/>
+                              <w:b/>
+                              <w:sz w:val="20"/>
+                            </w:rPr>
+                          </w:pPr>
+                          <w:r>
+                            <w:rPr>
+                              <w:rFonts w:ascii="Georgia" w:hAnsi="Georgia"/>
+                              <w:b/>
+                              <w:color w:val="000000"/>
+                              <w:spacing w:val="-4"/>
+                              <w:sz w:val="20"/>
+                            </w:rPr>
+                            <w:t>Second</w:t>
+                          </w:r>
+                          <w:r>
+                            <w:rPr>
+                              <w:rFonts w:ascii="Georgia" w:hAnsi="Georgia"/>
+                              <w:b/>
+                              <w:color w:val="000000"/>
+                              <w:spacing w:val="-7"/>
+                              <w:sz w:val="20"/>
+                            </w:rPr>
+                            <w:t xml:space="preserve"> </w:t>
+                          </w:r>
+                          <w:r>
+                            <w:rPr>
+                              <w:rFonts w:ascii="Georgia" w:hAnsi="Georgia"/>
+                              <w:b/>
+                              <w:color w:val="000000"/>
+                              <w:spacing w:val="-4"/>
+                              <w:sz w:val="20"/>
+                            </w:rPr>
+                            <w:t>Year</w:t>
+                          </w:r>
+                          <w:r>
+                            <w:rPr>
+                              <w:rFonts w:ascii="Georgia" w:hAnsi="Georgia"/>
+                              <w:b/>
+                              <w:color w:val="000000"/>
+                              <w:spacing w:val="-6"/>
+                              <w:sz w:val="20"/>
+                            </w:rPr>
+                            <w:t xml:space="preserve"> </w:t>
+                          </w:r>
+                          <w:r>
+                            <w:rPr>
+                              <w:rFonts w:ascii="Georgia" w:hAnsi="Georgia"/>
+                              <w:b/>
+                              <w:color w:val="000000"/>
+                              <w:spacing w:val="-4"/>
+                              <w:sz w:val="20"/>
+                            </w:rPr>
+                            <w:t>–</w:t>
+                          </w:r>
+                          <w:r>
+                            <w:rPr>
+                              <w:rFonts w:ascii="Georgia" w:hAnsi="Georgia"/>
+                              <w:b/>
+                              <w:color w:val="000000"/>
+                              <w:spacing w:val="-7"/>
+                              <w:sz w:val="20"/>
+                            </w:rPr>
+                            <w:t xml:space="preserve"> </w:t>
+                          </w:r>
+                          <w:r>
+                            <w:rPr>
+                              <w:rFonts w:ascii="Georgia" w:hAnsi="Georgia"/>
+                              <w:b/>
+                              <w:color w:val="000000"/>
+                              <w:spacing w:val="-4"/>
+                              <w:sz w:val="20"/>
+                            </w:rPr>
+                            <w:t>Web</w:t>
+                          </w:r>
+                          <w:r>
+                            <w:rPr>
+                              <w:rFonts w:ascii="Georgia" w:hAnsi="Georgia"/>
+                              <w:b/>
+                              <w:color w:val="000000"/>
+                              <w:spacing w:val="-7"/>
+                              <w:sz w:val="20"/>
+                            </w:rPr>
+                            <w:t xml:space="preserve"> </w:t>
+                          </w:r>
+                          <w:r>
+                            <w:rPr>
+                              <w:rFonts w:ascii="Georgia" w:hAnsi="Georgia"/>
+                              <w:b/>
+                              <w:color w:val="000000"/>
+                              <w:spacing w:val="-4"/>
+                              <w:sz w:val="20"/>
+                            </w:rPr>
+                            <w:t>Design</w:t>
+                          </w:r>
+                          <w:r>
+                            <w:rPr>
+                              <w:rFonts w:ascii="Georgia" w:hAnsi="Georgia"/>
+                              <w:b/>
+                              <w:color w:val="000000"/>
+                              <w:spacing w:val="-6"/>
+                              <w:sz w:val="20"/>
+                            </w:rPr>
+                            <w:t xml:space="preserve"> </w:t>
+                          </w:r>
+                          <w:r>
+                            <w:rPr>
+                              <w:rFonts w:ascii="Georgia" w:hAnsi="Georgia"/>
+                              <w:b/>
+                              <w:color w:val="000000"/>
+                              <w:spacing w:val="-4"/>
+                              <w:sz w:val="20"/>
+                            </w:rPr>
+                            <w:t>and</w:t>
+                          </w:r>
+                          <w:r>
+                            <w:rPr>
+                              <w:rFonts w:ascii="Georgia" w:hAnsi="Georgia"/>
+                              <w:b/>
+                              <w:color w:val="000000"/>
+                              <w:spacing w:val="-7"/>
+                              <w:sz w:val="20"/>
+                            </w:rPr>
+                            <w:t xml:space="preserve"> </w:t>
+                          </w:r>
+                          <w:r>
+                            <w:rPr>
+                              <w:rFonts w:ascii="Georgia" w:hAnsi="Georgia"/>
+                              <w:b/>
+                              <w:color w:val="000000"/>
+                              <w:spacing w:val="-4"/>
+                              <w:sz w:val="20"/>
+                            </w:rPr>
+                            <w:t>Development</w:t>
+                          </w:r>
+                          <w:r>
+                            <w:rPr>
+                              <w:rFonts w:ascii="Georgia" w:hAnsi="Georgia"/>
+                              <w:b/>
+                              <w:color w:val="000000"/>
+                              <w:spacing w:val="-6"/>
+                              <w:sz w:val="20"/>
+                            </w:rPr>
+                            <w:t xml:space="preserve"> </w:t>
+                          </w:r>
+                          <w:r>
+                            <w:rPr>
+                              <w:rFonts w:ascii="Georgia" w:hAnsi="Georgia"/>
+                              <w:b/>
+                              <w:color w:val="000000"/>
+                              <w:spacing w:val="-4"/>
+                              <w:sz w:val="20"/>
+                            </w:rPr>
+                            <w:t>Laboratory</w:t>
+                          </w:r>
+                          <w:r>
+                            <w:rPr>
+                              <w:rFonts w:ascii="Georgia" w:hAnsi="Georgia"/>
+                              <w:b/>
+                              <w:color w:val="000000"/>
+                              <w:spacing w:val="-7"/>
+                              <w:sz w:val="20"/>
+                            </w:rPr>
+                            <w:t xml:space="preserve"> </w:t>
+                          </w:r>
+                          <w:r>
+                            <w:rPr>
+                              <w:rFonts w:ascii="Georgia" w:hAnsi="Georgia"/>
+                              <w:b/>
+                              <w:color w:val="000000"/>
+                              <w:spacing w:val="-4"/>
+                              <w:sz w:val="20"/>
+                            </w:rPr>
+                            <w:t>(2025-</w:t>
+                          </w:r>
+                          <w:r>
+                            <w:rPr>
+                              <w:rFonts w:ascii="Georgia" w:hAnsi="Georgia"/>
+                              <w:b/>
+                              <w:color w:val="000000"/>
+                              <w:spacing w:val="-5"/>
+                              <w:sz w:val="20"/>
+                            </w:rPr>
+                            <w:t>26)</w:t>
+                          </w:r>
+                        </w:p>
+                      </w:txbxContent>
+                    </wps:txbx>
+                    <wps:bodyPr lIns="0" rIns="0" tIns="0" bIns="0" anchor="t">
+                      <a:noAutofit/>
+                    </wps:bodyPr>
+                  </wps:wsp>
+                </a:graphicData>
+              </a:graphic>
+            </wp:anchor>
+          </w:drawing>
+        </mc:Choice>
+        <mc:Fallback>
+          <w:pict>
+            <v:rect id="shape_0" stroked="f" o:allowincell="f" style="position:absolute;margin-left:71.1pt;margin-top:776.85pt;width:333.5pt;height:15.6pt;mso-wrap-style:square;v-text-anchor:top;mso-position-horizontal-relative:page;mso-position-vertical-relative:page" wp14:anchorId="23998364">
+              <v:fill o:detectmouseclick="t" on="false"/>
+              <v:stroke color="#3465a4" joinstyle="round" endcap="flat"/>
+              <v:textbox>
+                <w:txbxContent>
+                  <w:p>
+                    <w:pPr>
+                      <w:pStyle w:val="FrameContentsuser"/>
+                      <w:spacing w:before="50" w:after="0"/>
+                      <w:ind w:start="20"/>
+                      <w:rPr>
+                        <w:rFonts w:ascii="Georgia" w:hAnsi="Georgia"/>
+                        <w:b/>
+                        <w:sz w:val="20"/>
+                      </w:rPr>
+                    </w:pPr>
+                    <w:r>
+                      <w:rPr>
+                        <w:rFonts w:ascii="Georgia" w:hAnsi="Georgia"/>
+                        <w:b/>
+                        <w:color w:val="000000"/>
+                        <w:spacing w:val="-4"/>
+                        <w:sz w:val="20"/>
+                      </w:rPr>
+                      <w:t>Second</w:t>
+                    </w:r>
+                    <w:r>
+                      <w:rPr>
+                        <w:rFonts w:ascii="Georgia" w:hAnsi="Georgia"/>
+                        <w:b/>
+                        <w:color w:val="000000"/>
+                        <w:spacing w:val="-7"/>
+                        <w:sz w:val="20"/>
+                      </w:rPr>
+                      <w:t xml:space="preserve"> </w:t>
+                    </w:r>
+                    <w:r>
+                      <w:rPr>
+                        <w:rFonts w:ascii="Georgia" w:hAnsi="Georgia"/>
+                        <w:b/>
+                        <w:color w:val="000000"/>
+                        <w:spacing w:val="-4"/>
+                        <w:sz w:val="20"/>
+                      </w:rPr>
+                      <w:t>Year</w:t>
+                    </w:r>
+                    <w:r>
+                      <w:rPr>
+                        <w:rFonts w:ascii="Georgia" w:hAnsi="Georgia"/>
+                        <w:b/>
+                        <w:color w:val="000000"/>
+                        <w:spacing w:val="-6"/>
+                        <w:sz w:val="20"/>
+                      </w:rPr>
+                      <w:t xml:space="preserve"> </w:t>
+                    </w:r>
+                    <w:r>
+                      <w:rPr>
+                        <w:rFonts w:ascii="Georgia" w:hAnsi="Georgia"/>
+                        <w:b/>
+                        <w:color w:val="000000"/>
+                        <w:spacing w:val="-4"/>
+                        <w:sz w:val="20"/>
+                      </w:rPr>
+                      <w:t>–</w:t>
+                    </w:r>
+                    <w:r>
+                      <w:rPr>
+                        <w:rFonts w:ascii="Georgia" w:hAnsi="Georgia"/>
+                        <w:b/>
+                        <w:color w:val="000000"/>
+                        <w:spacing w:val="-7"/>
+                        <w:sz w:val="20"/>
+                      </w:rPr>
+                      <w:t xml:space="preserve"> </w:t>
+                    </w:r>
+                    <w:r>
+                      <w:rPr>
+                        <w:rFonts w:ascii="Georgia" w:hAnsi="Georgia"/>
+                        <w:b/>
+                        <w:color w:val="000000"/>
+                        <w:spacing w:val="-4"/>
+                        <w:sz w:val="20"/>
+                      </w:rPr>
+                      <w:t>Web</w:t>
+                    </w:r>
+                    <w:r>
+                      <w:rPr>
+                        <w:rFonts w:ascii="Georgia" w:hAnsi="Georgia"/>
+                        <w:b/>
+                        <w:color w:val="000000"/>
+                        <w:spacing w:val="-7"/>
+                        <w:sz w:val="20"/>
+                      </w:rPr>
+                      <w:t xml:space="preserve"> </w:t>
+                    </w:r>
+                    <w:r>
+                      <w:rPr>
+                        <w:rFonts w:ascii="Georgia" w:hAnsi="Georgia"/>
+                        <w:b/>
+                        <w:color w:val="000000"/>
+                        <w:spacing w:val="-4"/>
+                        <w:sz w:val="20"/>
+                      </w:rPr>
+                      <w:t>Design</w:t>
+                    </w:r>
+                    <w:r>
+                      <w:rPr>
+                        <w:rFonts w:ascii="Georgia" w:hAnsi="Georgia"/>
+                        <w:b/>
+                        <w:color w:val="000000"/>
+                        <w:spacing w:val="-6"/>
+                        <w:sz w:val="20"/>
+                      </w:rPr>
+                      <w:t xml:space="preserve"> </w:t>
+                    </w:r>
+                    <w:r>
+                      <w:rPr>
+                        <w:rFonts w:ascii="Georgia" w:hAnsi="Georgia"/>
+                        <w:b/>
+                        <w:color w:val="000000"/>
+                        <w:spacing w:val="-4"/>
+                        <w:sz w:val="20"/>
+                      </w:rPr>
+                      <w:t>and</w:t>
+                    </w:r>
+                    <w:r>
+                      <w:rPr>
+                        <w:rFonts w:ascii="Georgia" w:hAnsi="Georgia"/>
+                        <w:b/>
+                        <w:color w:val="000000"/>
+                        <w:spacing w:val="-7"/>
+                        <w:sz w:val="20"/>
+                      </w:rPr>
+                      <w:t xml:space="preserve"> </w:t>
+                    </w:r>
+                    <w:r>
+                      <w:rPr>
+                        <w:rFonts w:ascii="Georgia" w:hAnsi="Georgia"/>
+                        <w:b/>
+                        <w:color w:val="000000"/>
+                        <w:spacing w:val="-4"/>
+                        <w:sz w:val="20"/>
+                      </w:rPr>
+                      <w:t>Development</w:t>
+                    </w:r>
+                    <w:r>
+                      <w:rPr>
+                        <w:rFonts w:ascii="Georgia" w:hAnsi="Georgia"/>
+                        <w:b/>
+                        <w:color w:val="000000"/>
+                        <w:spacing w:val="-6"/>
+                        <w:sz w:val="20"/>
+                      </w:rPr>
+                      <w:t xml:space="preserve"> </w:t>
+                    </w:r>
+                    <w:r>
+                      <w:rPr>
+                        <w:rFonts w:ascii="Georgia" w:hAnsi="Georgia"/>
+                        <w:b/>
+                        <w:color w:val="000000"/>
+                        <w:spacing w:val="-4"/>
+                        <w:sz w:val="20"/>
+                      </w:rPr>
+                      <w:t>Laboratory</w:t>
+                    </w:r>
+                    <w:r>
+                      <w:rPr>
+                        <w:rFonts w:ascii="Georgia" w:hAnsi="Georgia"/>
+                        <w:b/>
+                        <w:color w:val="000000"/>
+                        <w:spacing w:val="-7"/>
+                        <w:sz w:val="20"/>
+                      </w:rPr>
+                      <w:t xml:space="preserve"> </w:t>
+                    </w:r>
+                    <w:r>
+                      <w:rPr>
+                        <w:rFonts w:ascii="Georgia" w:hAnsi="Georgia"/>
+                        <w:b/>
+                        <w:color w:val="000000"/>
+                        <w:spacing w:val="-4"/>
+                        <w:sz w:val="20"/>
+                      </w:rPr>
+                      <w:t>(2025-</w:t>
+                    </w:r>
+                    <w:r>
+                      <w:rPr>
+                        <w:rFonts w:ascii="Georgia" w:hAnsi="Georgia"/>
+                        <w:b/>
+                        <w:color w:val="000000"/>
+                        <w:spacing w:val="-5"/>
+                        <w:sz w:val="20"/>
+                      </w:rPr>
+                      <w:t>26)</w:t>
+                    </w:r>
+                  </w:p>
+                </w:txbxContent>
+              </v:textbox>
+              <w10:wrap type="none"/>
+            </v:rect>
+          </w:pict>
+        </mc:Fallback>
+      </mc:AlternateContent>
+    </w:r>
+  </w:p>
+</w:ftr>
+</file>
+
+<file path=word/footer12.xml><?xml version="1.0" encoding="utf-8"?>
+<w:ftr xmlns:o="urn:schemas-microsoft-com:office:office" xmlns:r="http://schemas.openxmlformats.org/officeDocument/2006/relationships" xmlns:v="urn:schemas-microsoft-com:vml" xmlns:w="http://schemas.openxmlformats.org/wordprocessingml/2006/main" xmlns:w10="urn:schemas-microsoft-com:office:word" xmlns:wp="http://schemas.openxmlformats.org/drawingml/2006/wordprocessingDrawing" xmlns:pic="http://schemas.openxmlformats.org/drawingml/2006/picture" xmlns:wps="http://schemas.microsoft.com/office/word/2010/wordprocessingShape" xmlns:wpg="http://schemas.microsoft.com/office/word/2010/wordprocessingGroup" xmlns:mc="http://schemas.openxmlformats.org/markup-compatibility/2006" xmlns:wp14="http://schemas.microsoft.com/office/word/2010/wordprocessingDrawing" xmlns:w14="http://schemas.microsoft.com/office/word/2010/wordml" xmlns:w15="http://schemas.microsoft.com/office/word/2012/wordml" mc:Ignorable="w14 wp14 w15">
+  <w:p>
+    <w:pPr>
+      <w:pStyle w:val="BodyText"/>
+      <w:spacing w:lineRule="auto" w:line="14"/>
+      <w:rPr>
+        <w:sz w:val="20"/>
+      </w:rPr>
+    </w:pPr>
+    <w:r>
+      <w:rPr>
+        <w:sz w:val="20"/>
+      </w:rPr>
+      <mc:AlternateContent>
+        <mc:Choice Requires="wps">
+          <w:drawing>
+            <wp:anchor distT="0" distB="0" distL="0" distR="0" simplePos="0" relativeHeight="36" behindDoc="1" locked="0" layoutInCell="0" allowOverlap="1" wp14:anchorId="23998364">
+              <wp:simplePos x="0" y="0"/>
+              <wp:positionH relativeFrom="page">
+                <wp:posOffset>902970</wp:posOffset>
+              </wp:positionH>
+              <wp:positionV relativeFrom="page">
+                <wp:posOffset>9865995</wp:posOffset>
+              </wp:positionV>
+              <wp:extent cx="4236085" cy="198755"/>
+              <wp:effectExtent l="0" t="0" r="0" b="0"/>
+              <wp:wrapNone/>
+              <wp:docPr id="29" name="Textbox 13"/>
+              <a:graphic xmlns:a="http://schemas.openxmlformats.org/drawingml/2006/main">
+                <a:graphicData uri="http://schemas.microsoft.com/office/word/2010/wordprocessingShape">
+                  <wps:wsp>
+                    <wps:cNvSpPr/>
+                    <wps:spPr>
+                      <a:xfrm>
+                        <a:off x="0" y="0"/>
+                        <a:ext cx="4236120" cy="198720"/>
+                      </a:xfrm>
+                      <a:prstGeom prst="rect">
+                        <a:avLst/>
+                      </a:prstGeom>
+                      <a:noFill/>
+                      <a:ln w="0">
+                        <a:noFill/>
+                      </a:ln>
+                    </wps:spPr>
+                    <wps:style>
+                      <a:lnRef idx="0"/>
+                      <a:fillRef idx="0"/>
+                      <a:effectRef idx="0"/>
+                      <a:fontRef idx="minor"/>
+                    </wps:style>
+                    <wps:txbx>
+                      <w:txbxContent>
+                        <w:p>
+                          <w:pPr>
+                            <w:pStyle w:val="FrameContentsuser"/>
+                            <w:spacing w:before="50" w:after="0"/>
+                            <w:ind w:start="20"/>
+                            <w:rPr>
+                              <w:rFonts w:ascii="Georgia" w:hAnsi="Georgia"/>
+                              <w:b/>
+                              <w:sz w:val="20"/>
+                            </w:rPr>
+                          </w:pPr>
+                          <w:r>
+                            <w:rPr>
+                              <w:rFonts w:ascii="Georgia" w:hAnsi="Georgia"/>
+                              <w:b/>
+                              <w:color w:val="000000"/>
+                              <w:spacing w:val="-4"/>
+                              <w:sz w:val="20"/>
+                            </w:rPr>
+                            <w:t>Second</w:t>
+                          </w:r>
+                          <w:r>
+                            <w:rPr>
+                              <w:rFonts w:ascii="Georgia" w:hAnsi="Georgia"/>
+                              <w:b/>
+                              <w:color w:val="000000"/>
+                              <w:spacing w:val="-7"/>
+                              <w:sz w:val="20"/>
+                            </w:rPr>
+                            <w:t xml:space="preserve"> </w:t>
+                          </w:r>
+                          <w:r>
+                            <w:rPr>
+                              <w:rFonts w:ascii="Georgia" w:hAnsi="Georgia"/>
+                              <w:b/>
+                              <w:color w:val="000000"/>
+                              <w:spacing w:val="-4"/>
+                              <w:sz w:val="20"/>
+                            </w:rPr>
+                            <w:t>Year</w:t>
+                          </w:r>
+                          <w:r>
+                            <w:rPr>
+                              <w:rFonts w:ascii="Georgia" w:hAnsi="Georgia"/>
+                              <w:b/>
+                              <w:color w:val="000000"/>
+                              <w:spacing w:val="-6"/>
+                              <w:sz w:val="20"/>
+                            </w:rPr>
+                            <w:t xml:space="preserve"> </w:t>
+                          </w:r>
+                          <w:r>
+                            <w:rPr>
+                              <w:rFonts w:ascii="Georgia" w:hAnsi="Georgia"/>
+                              <w:b/>
+                              <w:color w:val="000000"/>
+                              <w:spacing w:val="-4"/>
+                              <w:sz w:val="20"/>
+                            </w:rPr>
+                            <w:t>–</w:t>
+                          </w:r>
+                          <w:r>
+                            <w:rPr>
+                              <w:rFonts w:ascii="Georgia" w:hAnsi="Georgia"/>
+                              <w:b/>
+                              <w:color w:val="000000"/>
+                              <w:spacing w:val="-7"/>
+                              <w:sz w:val="20"/>
+                            </w:rPr>
+                            <w:t xml:space="preserve"> </w:t>
+                          </w:r>
+                          <w:r>
+                            <w:rPr>
+                              <w:rFonts w:ascii="Georgia" w:hAnsi="Georgia"/>
+                              <w:b/>
+                              <w:color w:val="000000"/>
+                              <w:spacing w:val="-4"/>
+                              <w:sz w:val="20"/>
+                            </w:rPr>
+                            <w:t>Web</w:t>
+                          </w:r>
+                          <w:r>
+                            <w:rPr>
+                              <w:rFonts w:ascii="Georgia" w:hAnsi="Georgia"/>
+                              <w:b/>
+                              <w:color w:val="000000"/>
+                              <w:spacing w:val="-7"/>
+                              <w:sz w:val="20"/>
+                            </w:rPr>
+                            <w:t xml:space="preserve"> </w:t>
+                          </w:r>
+                          <w:r>
+                            <w:rPr>
+                              <w:rFonts w:ascii="Georgia" w:hAnsi="Georgia"/>
+                              <w:b/>
+                              <w:color w:val="000000"/>
+                              <w:spacing w:val="-4"/>
+                              <w:sz w:val="20"/>
+                            </w:rPr>
+                            <w:t>Design</w:t>
+                          </w:r>
+                          <w:r>
+                            <w:rPr>
+                              <w:rFonts w:ascii="Georgia" w:hAnsi="Georgia"/>
+                              <w:b/>
+                              <w:color w:val="000000"/>
+                              <w:spacing w:val="-6"/>
+                              <w:sz w:val="20"/>
+                            </w:rPr>
+                            <w:t xml:space="preserve"> </w:t>
+                          </w:r>
+                          <w:r>
+                            <w:rPr>
+                              <w:rFonts w:ascii="Georgia" w:hAnsi="Georgia"/>
+                              <w:b/>
+                              <w:color w:val="000000"/>
+                              <w:spacing w:val="-4"/>
+                              <w:sz w:val="20"/>
+                            </w:rPr>
+                            <w:t>and</w:t>
+                          </w:r>
+                          <w:r>
+                            <w:rPr>
+                              <w:rFonts w:ascii="Georgia" w:hAnsi="Georgia"/>
+                              <w:b/>
+                              <w:color w:val="000000"/>
+                              <w:spacing w:val="-7"/>
+                              <w:sz w:val="20"/>
+                            </w:rPr>
+                            <w:t xml:space="preserve"> </w:t>
+                          </w:r>
+                          <w:r>
+                            <w:rPr>
+                              <w:rFonts w:ascii="Georgia" w:hAnsi="Georgia"/>
+                              <w:b/>
+                              <w:color w:val="000000"/>
+                              <w:spacing w:val="-4"/>
+                              <w:sz w:val="20"/>
+                            </w:rPr>
+                            <w:t>Development</w:t>
+                          </w:r>
+                          <w:r>
+                            <w:rPr>
+                              <w:rFonts w:ascii="Georgia" w:hAnsi="Georgia"/>
+                              <w:b/>
+                              <w:color w:val="000000"/>
+                              <w:spacing w:val="-6"/>
+                              <w:sz w:val="20"/>
+                            </w:rPr>
+                            <w:t xml:space="preserve"> </w:t>
+                          </w:r>
+                          <w:r>
+                            <w:rPr>
+                              <w:rFonts w:ascii="Georgia" w:hAnsi="Georgia"/>
+                              <w:b/>
+                              <w:color w:val="000000"/>
+                              <w:spacing w:val="-4"/>
+                              <w:sz w:val="20"/>
+                            </w:rPr>
+                            <w:t>Laboratory</w:t>
+                          </w:r>
+                          <w:r>
+                            <w:rPr>
+                              <w:rFonts w:ascii="Georgia" w:hAnsi="Georgia"/>
+                              <w:b/>
+                              <w:color w:val="000000"/>
+                              <w:spacing w:val="-7"/>
+                              <w:sz w:val="20"/>
+                            </w:rPr>
+                            <w:t xml:space="preserve"> </w:t>
+                          </w:r>
+                          <w:r>
+                            <w:rPr>
+                              <w:rFonts w:ascii="Georgia" w:hAnsi="Georgia"/>
+                              <w:b/>
+                              <w:color w:val="000000"/>
+                              <w:spacing w:val="-4"/>
+                              <w:sz w:val="20"/>
+                            </w:rPr>
+                            <w:t>(2025-</w:t>
+                          </w:r>
+                          <w:r>
+                            <w:rPr>
+                              <w:rFonts w:ascii="Georgia" w:hAnsi="Georgia"/>
+                              <w:b/>
+                              <w:color w:val="000000"/>
+                              <w:spacing w:val="-5"/>
+                              <w:sz w:val="20"/>
+                            </w:rPr>
+                            <w:t>26)</w:t>
+                          </w:r>
+                        </w:p>
+                      </w:txbxContent>
+                    </wps:txbx>
+                    <wps:bodyPr lIns="0" rIns="0" tIns="0" bIns="0" anchor="t">
+                      <a:noAutofit/>
+                    </wps:bodyPr>
+                  </wps:wsp>
+                </a:graphicData>
+              </a:graphic>
+            </wp:anchor>
+          </w:drawing>
+        </mc:Choice>
+        <mc:Fallback>
+          <w:pict>
+            <v:rect id="shape_0" stroked="f" o:allowincell="f" style="position:absolute;margin-left:71.1pt;margin-top:776.85pt;width:333.5pt;height:15.6pt;mso-wrap-style:square;v-text-anchor:top;mso-position-horizontal-relative:page;mso-position-vertical-relative:page" wp14:anchorId="23998364">
+              <v:fill o:detectmouseclick="t" on="false"/>
+              <v:stroke color="#3465a4" joinstyle="round" endcap="flat"/>
+              <v:textbox>
+                <w:txbxContent>
+                  <w:p>
+                    <w:pPr>
+                      <w:pStyle w:val="FrameContentsuser"/>
+                      <w:spacing w:before="50" w:after="0"/>
+                      <w:ind w:start="20"/>
+                      <w:rPr>
+                        <w:rFonts w:ascii="Georgia" w:hAnsi="Georgia"/>
+                        <w:b/>
+                        <w:sz w:val="20"/>
+                      </w:rPr>
+                    </w:pPr>
+                    <w:r>
+                      <w:rPr>
+                        <w:rFonts w:ascii="Georgia" w:hAnsi="Georgia"/>
+                        <w:b/>
+                        <w:color w:val="000000"/>
+                        <w:spacing w:val="-4"/>
+                        <w:sz w:val="20"/>
+                      </w:rPr>
+                      <w:t>Second</w:t>
+                    </w:r>
+                    <w:r>
+                      <w:rPr>
+                        <w:rFonts w:ascii="Georgia" w:hAnsi="Georgia"/>
+                        <w:b/>
+                        <w:color w:val="000000"/>
+                        <w:spacing w:val="-7"/>
+                        <w:sz w:val="20"/>
+                      </w:rPr>
+                      <w:t xml:space="preserve"> </w:t>
+                    </w:r>
+                    <w:r>
+                      <w:rPr>
+                        <w:rFonts w:ascii="Georgia" w:hAnsi="Georgia"/>
+                        <w:b/>
+                        <w:color w:val="000000"/>
+                        <w:spacing w:val="-4"/>
+                        <w:sz w:val="20"/>
+                      </w:rPr>
+                      <w:t>Year</w:t>
+                    </w:r>
+                    <w:r>
+                      <w:rPr>
+                        <w:rFonts w:ascii="Georgia" w:hAnsi="Georgia"/>
+                        <w:b/>
+                        <w:color w:val="000000"/>
+                        <w:spacing w:val="-6"/>
+                        <w:sz w:val="20"/>
+                      </w:rPr>
+                      <w:t xml:space="preserve"> </w:t>
+                    </w:r>
+                    <w:r>
+                      <w:rPr>
+                        <w:rFonts w:ascii="Georgia" w:hAnsi="Georgia"/>
+                        <w:b/>
+                        <w:color w:val="000000"/>
+                        <w:spacing w:val="-4"/>
+                        <w:sz w:val="20"/>
+                      </w:rPr>
+                      <w:t>–</w:t>
+                    </w:r>
+                    <w:r>
+                      <w:rPr>
+                        <w:rFonts w:ascii="Georgia" w:hAnsi="Georgia"/>
+                        <w:b/>
+                        <w:color w:val="000000"/>
+                        <w:spacing w:val="-7"/>
+                        <w:sz w:val="20"/>
+                      </w:rPr>
+                      <w:t xml:space="preserve"> </w:t>
+                    </w:r>
+                    <w:r>
+                      <w:rPr>
+                        <w:rFonts w:ascii="Georgia" w:hAnsi="Georgia"/>
+                        <w:b/>
+                        <w:color w:val="000000"/>
+                        <w:spacing w:val="-4"/>
+                        <w:sz w:val="20"/>
+                      </w:rPr>
+                      <w:t>Web</w:t>
+                    </w:r>
+                    <w:r>
+                      <w:rPr>
+                        <w:rFonts w:ascii="Georgia" w:hAnsi="Georgia"/>
+                        <w:b/>
+                        <w:color w:val="000000"/>
+                        <w:spacing w:val="-7"/>
+                        <w:sz w:val="20"/>
+                      </w:rPr>
+                      <w:t xml:space="preserve"> </w:t>
+                    </w:r>
+                    <w:r>
+                      <w:rPr>
+                        <w:rFonts w:ascii="Georgia" w:hAnsi="Georgia"/>
+                        <w:b/>
+                        <w:color w:val="000000"/>
+                        <w:spacing w:val="-4"/>
+                        <w:sz w:val="20"/>
+                      </w:rPr>
+                      <w:t>Design</w:t>
+                    </w:r>
+                    <w:r>
+                      <w:rPr>
+                        <w:rFonts w:ascii="Georgia" w:hAnsi="Georgia"/>
+                        <w:b/>
+                        <w:color w:val="000000"/>
+                        <w:spacing w:val="-6"/>
+                        <w:sz w:val="20"/>
+                      </w:rPr>
+                      <w:t xml:space="preserve"> </w:t>
+                    </w:r>
+                    <w:r>
+                      <w:rPr>
+                        <w:rFonts w:ascii="Georgia" w:hAnsi="Georgia"/>
+                        <w:b/>
+                        <w:color w:val="000000"/>
+                        <w:spacing w:val="-4"/>
+                        <w:sz w:val="20"/>
+                      </w:rPr>
+                      <w:t>and</w:t>
+                    </w:r>
+                    <w:r>
+                      <w:rPr>
+                        <w:rFonts w:ascii="Georgia" w:hAnsi="Georgia"/>
+                        <w:b/>
+                        <w:color w:val="000000"/>
+                        <w:spacing w:val="-7"/>
+                        <w:sz w:val="20"/>
+                      </w:rPr>
+                      <w:t xml:space="preserve"> </w:t>
+                    </w:r>
+                    <w:r>
+                      <w:rPr>
+                        <w:rFonts w:ascii="Georgia" w:hAnsi="Georgia"/>
+                        <w:b/>
+                        <w:color w:val="000000"/>
+                        <w:spacing w:val="-4"/>
+                        <w:sz w:val="20"/>
+                      </w:rPr>
+                      <w:t>Development</w:t>
+                    </w:r>
+                    <w:r>
+                      <w:rPr>
+                        <w:rFonts w:ascii="Georgia" w:hAnsi="Georgia"/>
+                        <w:b/>
+                        <w:color w:val="000000"/>
+                        <w:spacing w:val="-6"/>
+                        <w:sz w:val="20"/>
+                      </w:rPr>
+                      <w:t xml:space="preserve"> </w:t>
+                    </w:r>
+                    <w:r>
+                      <w:rPr>
+                        <w:rFonts w:ascii="Georgia" w:hAnsi="Georgia"/>
+                        <w:b/>
+                        <w:color w:val="000000"/>
+                        <w:spacing w:val="-4"/>
+                        <w:sz w:val="20"/>
+                      </w:rPr>
+                      <w:t>Laboratory</w:t>
+                    </w:r>
+                    <w:r>
+                      <w:rPr>
+                        <w:rFonts w:ascii="Georgia" w:hAnsi="Georgia"/>
+                        <w:b/>
+                        <w:color w:val="000000"/>
+                        <w:spacing w:val="-7"/>
+                        <w:sz w:val="20"/>
+                      </w:rPr>
+                      <w:t xml:space="preserve"> </w:t>
+                    </w:r>
+                    <w:r>
+                      <w:rPr>
+                        <w:rFonts w:ascii="Georgia" w:hAnsi="Georgia"/>
+                        <w:b/>
+                        <w:color w:val="000000"/>
+                        <w:spacing w:val="-4"/>
+                        <w:sz w:val="20"/>
+                      </w:rPr>
+                      <w:t>(2025-</w:t>
+                    </w:r>
+                    <w:r>
+                      <w:rPr>
+                        <w:rFonts w:ascii="Georgia" w:hAnsi="Georgia"/>
+                        <w:b/>
+                        <w:color w:val="000000"/>
+                        <w:spacing w:val="-5"/>
+                        <w:sz w:val="20"/>
+                      </w:rPr>
+                      <w:t>26)</w:t>
+                    </w:r>
+                  </w:p>
+                </w:txbxContent>
+              </v:textbox>
+              <w10:wrap type="none"/>
+            </v:rect>
+          </w:pict>
+        </mc:Fallback>
+      </mc:AlternateContent>
+    </w:r>
+  </w:p>
+</w:ftr>
+</file>
+
 <file path=word/footer2.xml><?xml version="1.0" encoding="utf-8"?>
 <w:ftr xmlns:o="urn:schemas-microsoft-com:office:office" xmlns:r="http://schemas.openxmlformats.org/officeDocument/2006/relationships" xmlns:v="urn:schemas-microsoft-com:vml" xmlns:w="http://schemas.openxmlformats.org/wordprocessingml/2006/main" xmlns:w10="urn:schemas-microsoft-com:office:word" xmlns:wp="http://schemas.openxmlformats.org/drawingml/2006/wordprocessingDrawing" xmlns:pic="http://schemas.openxmlformats.org/drawingml/2006/picture" xmlns:wps="http://schemas.microsoft.com/office/word/2010/wordprocessingShape" xmlns:wpg="http://schemas.microsoft.com/office/word/2010/wordprocessingGroup" xmlns:mc="http://schemas.openxmlformats.org/markup-compatibility/2006" xmlns:wp14="http://schemas.microsoft.com/office/word/2010/wordprocessingDrawing" xmlns:w14="http://schemas.microsoft.com/office/word/2010/wordml" xmlns:w15="http://schemas.microsoft.com/office/word/2012/wordml" mc:Ignorable="w14 wp14 w15">
   <w:p>
@@ -4606,7 +5510,7 @@
       <mc:AlternateContent>
         <mc:Choice Requires="wps">
           <w:drawing>
-            <wp:anchor distT="0" distB="0" distL="0" distR="0" simplePos="0" relativeHeight="10" behindDoc="1" locked="0" layoutInCell="0" allowOverlap="1" wp14:anchorId="23998364">
+            <wp:anchor distT="0" distB="0" distL="0" distR="0" simplePos="0" relativeHeight="11" behindDoc="1" locked="0" layoutInCell="0" allowOverlap="1" wp14:anchorId="23998364">
               <wp:simplePos x="0" y="0"/>
               <wp:positionH relativeFrom="page">
                 <wp:posOffset>902970</wp:posOffset>
@@ -4645,7 +5549,7 @@
                       <w:txbxContent>
                         <w:p>
                           <w:pPr>
-                            <w:pStyle w:val="FrameContents"/>
+                            <w:pStyle w:val="FrameContentsuser"/>
                             <w:spacing w:before="50" w:after="0"/>
                             <w:ind w:start="20"/>
                             <w:rPr>
@@ -4658,6 +5562,7 @@
                             <w:rPr>
                               <w:rFonts w:ascii="Georgia" w:hAnsi="Georgia"/>
                               <w:b/>
+                              <w:color w:val="000000"/>
                               <w:spacing w:val="-4"/>
                               <w:sz w:val="20"/>
                             </w:rPr>
@@ -4667,6 +5572,7 @@
                             <w:rPr>
                               <w:rFonts w:ascii="Georgia" w:hAnsi="Georgia"/>
                               <w:b/>
+                              <w:color w:val="000000"/>
                               <w:spacing w:val="-7"/>
                               <w:sz w:val="20"/>
                             </w:rPr>
@@ -4676,6 +5582,7 @@
                             <w:rPr>
                               <w:rFonts w:ascii="Georgia" w:hAnsi="Georgia"/>
                               <w:b/>
+                              <w:color w:val="000000"/>
                               <w:spacing w:val="-4"/>
                               <w:sz w:val="20"/>
                             </w:rPr>
@@ -4685,6 +5592,7 @@
                             <w:rPr>
                               <w:rFonts w:ascii="Georgia" w:hAnsi="Georgia"/>
                               <w:b/>
+                              <w:color w:val="000000"/>
                               <w:spacing w:val="-6"/>
                               <w:sz w:val="20"/>
                             </w:rPr>
@@ -4694,6 +5602,7 @@
                             <w:rPr>
                               <w:rFonts w:ascii="Georgia" w:hAnsi="Georgia"/>
                               <w:b/>
+                              <w:color w:val="000000"/>
                               <w:spacing w:val="-4"/>
                               <w:sz w:val="20"/>
                             </w:rPr>
@@ -4703,6 +5612,7 @@
                             <w:rPr>
                               <w:rFonts w:ascii="Georgia" w:hAnsi="Georgia"/>
                               <w:b/>
+                              <w:color w:val="000000"/>
                               <w:spacing w:val="-7"/>
                               <w:sz w:val="20"/>
                             </w:rPr>
@@ -4712,6 +5622,7 @@
                             <w:rPr>
                               <w:rFonts w:ascii="Georgia" w:hAnsi="Georgia"/>
                               <w:b/>
+                              <w:color w:val="000000"/>
                               <w:spacing w:val="-4"/>
                               <w:sz w:val="20"/>
                             </w:rPr>
@@ -4721,6 +5632,7 @@
                             <w:rPr>
                               <w:rFonts w:ascii="Georgia" w:hAnsi="Georgia"/>
                               <w:b/>
+                              <w:color w:val="000000"/>
                               <w:spacing w:val="-7"/>
                               <w:sz w:val="20"/>
                             </w:rPr>
@@ -4730,6 +5642,7 @@
                             <w:rPr>
                               <w:rFonts w:ascii="Georgia" w:hAnsi="Georgia"/>
                               <w:b/>
+                              <w:color w:val="000000"/>
                               <w:spacing w:val="-4"/>
                               <w:sz w:val="20"/>
                             </w:rPr>
@@ -4739,6 +5652,7 @@
                             <w:rPr>
                               <w:rFonts w:ascii="Georgia" w:hAnsi="Georgia"/>
                               <w:b/>
+                              <w:color w:val="000000"/>
                               <w:spacing w:val="-6"/>
                               <w:sz w:val="20"/>
                             </w:rPr>
@@ -4748,6 +5662,7 @@
                             <w:rPr>
                               <w:rFonts w:ascii="Georgia" w:hAnsi="Georgia"/>
                               <w:b/>
+                              <w:color w:val="000000"/>
                               <w:spacing w:val="-4"/>
                               <w:sz w:val="20"/>
                             </w:rPr>
@@ -4757,6 +5672,7 @@
                             <w:rPr>
                               <w:rFonts w:ascii="Georgia" w:hAnsi="Georgia"/>
                               <w:b/>
+                              <w:color w:val="000000"/>
                               <w:spacing w:val="-7"/>
                               <w:sz w:val="20"/>
                             </w:rPr>
@@ -4766,6 +5682,7 @@
                             <w:rPr>
                               <w:rFonts w:ascii="Georgia" w:hAnsi="Georgia"/>
                               <w:b/>
+                              <w:color w:val="000000"/>
                               <w:spacing w:val="-4"/>
                               <w:sz w:val="20"/>
                             </w:rPr>
@@ -4775,6 +5692,7 @@
                             <w:rPr>
                               <w:rFonts w:ascii="Georgia" w:hAnsi="Georgia"/>
                               <w:b/>
+                              <w:color w:val="000000"/>
                               <w:spacing w:val="-6"/>
                               <w:sz w:val="20"/>
                             </w:rPr>
@@ -4784,6 +5702,7 @@
                             <w:rPr>
                               <w:rFonts w:ascii="Georgia" w:hAnsi="Georgia"/>
                               <w:b/>
+                              <w:color w:val="000000"/>
                               <w:spacing w:val="-4"/>
                               <w:sz w:val="20"/>
                             </w:rPr>
@@ -4793,6 +5712,7 @@
                             <w:rPr>
                               <w:rFonts w:ascii="Georgia" w:hAnsi="Georgia"/>
                               <w:b/>
+                              <w:color w:val="000000"/>
                               <w:spacing w:val="-7"/>
                               <w:sz w:val="20"/>
                             </w:rPr>
@@ -4802,6 +5722,7 @@
                             <w:rPr>
                               <w:rFonts w:ascii="Georgia" w:hAnsi="Georgia"/>
                               <w:b/>
+                              <w:color w:val="000000"/>
                               <w:spacing w:val="-4"/>
                               <w:sz w:val="20"/>
                             </w:rPr>
@@ -4811,6 +5732,7 @@
                             <w:rPr>
                               <w:rFonts w:ascii="Georgia" w:hAnsi="Georgia"/>
                               <w:b/>
+                              <w:color w:val="000000"/>
                               <w:spacing w:val="-5"/>
                               <w:sz w:val="20"/>
                             </w:rPr>
@@ -4837,7 +5759,7 @@
                 <w:txbxContent>
                   <w:p>
                     <w:pPr>
-                      <w:pStyle w:val="FrameContents"/>
+                      <w:pStyle w:val="FrameContentsuser"/>
                       <w:spacing w:before="50" w:after="0"/>
                       <w:ind w:start="20"/>
                       <w:rPr>
@@ -4850,6 +5772,7 @@
                       <w:rPr>
                         <w:rFonts w:ascii="Georgia" w:hAnsi="Georgia"/>
                         <w:b/>
+                        <w:color w:val="000000"/>
                         <w:spacing w:val="-4"/>
                         <w:sz w:val="20"/>
                       </w:rPr>
@@ -4859,6 +5782,7 @@
                       <w:rPr>
                         <w:rFonts w:ascii="Georgia" w:hAnsi="Georgia"/>
                         <w:b/>
+                        <w:color w:val="000000"/>
                         <w:spacing w:val="-7"/>
                         <w:sz w:val="20"/>
                       </w:rPr>
@@ -4868,6 +5792,7 @@
                       <w:rPr>
                         <w:rFonts w:ascii="Georgia" w:hAnsi="Georgia"/>
                         <w:b/>
+                        <w:color w:val="000000"/>
                         <w:spacing w:val="-4"/>
                         <w:sz w:val="20"/>
                       </w:rPr>
@@ -4877,6 +5802,7 @@
                       <w:rPr>
                         <w:rFonts w:ascii="Georgia" w:hAnsi="Georgia"/>
                         <w:b/>
+                        <w:color w:val="000000"/>
                         <w:spacing w:val="-6"/>
                         <w:sz w:val="20"/>
                       </w:rPr>
@@ -4886,6 +5812,7 @@
                       <w:rPr>
                         <w:rFonts w:ascii="Georgia" w:hAnsi="Georgia"/>
                         <w:b/>
+                        <w:color w:val="000000"/>
                         <w:spacing w:val="-4"/>
                         <w:sz w:val="20"/>
                       </w:rPr>
@@ -4895,6 +5822,7 @@
                       <w:rPr>
                         <w:rFonts w:ascii="Georgia" w:hAnsi="Georgia"/>
                         <w:b/>
+                        <w:color w:val="000000"/>
                         <w:spacing w:val="-7"/>
                         <w:sz w:val="20"/>
                       </w:rPr>
@@ -4904,6 +5832,7 @@
                       <w:rPr>
                         <w:rFonts w:ascii="Georgia" w:hAnsi="Georgia"/>
                         <w:b/>
+                        <w:color w:val="000000"/>
                         <w:spacing w:val="-4"/>
                         <w:sz w:val="20"/>
                       </w:rPr>
@@ -4913,6 +5842,7 @@
                       <w:rPr>
                         <w:rFonts w:ascii="Georgia" w:hAnsi="Georgia"/>
                         <w:b/>
+                        <w:color w:val="000000"/>
                         <w:spacing w:val="-7"/>
                         <w:sz w:val="20"/>
                       </w:rPr>
@@ -4922,6 +5852,7 @@
                       <w:rPr>
                         <w:rFonts w:ascii="Georgia" w:hAnsi="Georgia"/>
                         <w:b/>
+                        <w:color w:val="000000"/>
                         <w:spacing w:val="-4"/>
                         <w:sz w:val="20"/>
                       </w:rPr>
@@ -4931,6 +5862,7 @@
                       <w:rPr>
                         <w:rFonts w:ascii="Georgia" w:hAnsi="Georgia"/>
                         <w:b/>
+                        <w:color w:val="000000"/>
                         <w:spacing w:val="-6"/>
                         <w:sz w:val="20"/>
                       </w:rPr>
@@ -4940,6 +5872,7 @@
                       <w:rPr>
                         <w:rFonts w:ascii="Georgia" w:hAnsi="Georgia"/>
                         <w:b/>
+                        <w:color w:val="000000"/>
                         <w:spacing w:val="-4"/>
                         <w:sz w:val="20"/>
                       </w:rPr>
@@ -4949,6 +5882,7 @@
                       <w:rPr>
                         <w:rFonts w:ascii="Georgia" w:hAnsi="Georgia"/>
                         <w:b/>
+                        <w:color w:val="000000"/>
                         <w:spacing w:val="-7"/>
                         <w:sz w:val="20"/>
                       </w:rPr>
@@ -4958,6 +5892,7 @@
                       <w:rPr>
                         <w:rFonts w:ascii="Georgia" w:hAnsi="Georgia"/>
                         <w:b/>
+                        <w:color w:val="000000"/>
                         <w:spacing w:val="-4"/>
                         <w:sz w:val="20"/>
                       </w:rPr>
@@ -4967,6 +5902,7 @@
                       <w:rPr>
                         <w:rFonts w:ascii="Georgia" w:hAnsi="Georgia"/>
                         <w:b/>
+                        <w:color w:val="000000"/>
                         <w:spacing w:val="-6"/>
                         <w:sz w:val="20"/>
                       </w:rPr>
@@ -4976,6 +5912,7 @@
                       <w:rPr>
                         <w:rFonts w:ascii="Georgia" w:hAnsi="Georgia"/>
                         <w:b/>
+                        <w:color w:val="000000"/>
                         <w:spacing w:val="-4"/>
                         <w:sz w:val="20"/>
                       </w:rPr>
@@ -4985,6 +5922,7 @@
                       <w:rPr>
                         <w:rFonts w:ascii="Georgia" w:hAnsi="Georgia"/>
                         <w:b/>
+                        <w:color w:val="000000"/>
                         <w:spacing w:val="-7"/>
                         <w:sz w:val="20"/>
                       </w:rPr>
@@ -4994,6 +5932,7 @@
                       <w:rPr>
                         <w:rFonts w:ascii="Georgia" w:hAnsi="Georgia"/>
                         <w:b/>
+                        <w:color w:val="000000"/>
                         <w:spacing w:val="-4"/>
                         <w:sz w:val="20"/>
                       </w:rPr>
@@ -5003,6 +5942,7 @@
                       <w:rPr>
                         <w:rFonts w:ascii="Georgia" w:hAnsi="Georgia"/>
                         <w:b/>
+                        <w:color w:val="000000"/>
                         <w:spacing w:val="-5"/>
                         <w:sz w:val="20"/>
                       </w:rPr>
@@ -5038,7 +5978,7 @@
       <mc:AlternateContent>
         <mc:Choice Requires="wps">
           <w:drawing>
-            <wp:anchor distT="0" distB="0" distL="0" distR="0" simplePos="0" relativeHeight="10" behindDoc="1" locked="0" layoutInCell="0" allowOverlap="1" wp14:anchorId="23998364">
+            <wp:anchor distT="0" distB="0" distL="0" distR="0" simplePos="0" relativeHeight="11" behindDoc="1" locked="0" layoutInCell="0" allowOverlap="1" wp14:anchorId="23998364">
               <wp:simplePos x="0" y="0"/>
               <wp:positionH relativeFrom="page">
                 <wp:posOffset>902970</wp:posOffset>
@@ -5077,7 +6017,7 @@
                       <w:txbxContent>
                         <w:p>
                           <w:pPr>
-                            <w:pStyle w:val="FrameContents"/>
+                            <w:pStyle w:val="FrameContentsuser"/>
                             <w:spacing w:before="50" w:after="0"/>
                             <w:ind w:start="20"/>
                             <w:rPr>
@@ -5090,6 +6030,7 @@
                             <w:rPr>
                               <w:rFonts w:ascii="Georgia" w:hAnsi="Georgia"/>
                               <w:b/>
+                              <w:color w:val="000000"/>
                               <w:spacing w:val="-4"/>
                               <w:sz w:val="20"/>
                             </w:rPr>
@@ -5099,6 +6040,7 @@
                             <w:rPr>
                               <w:rFonts w:ascii="Georgia" w:hAnsi="Georgia"/>
                               <w:b/>
+                              <w:color w:val="000000"/>
                               <w:spacing w:val="-7"/>
                               <w:sz w:val="20"/>
                             </w:rPr>
@@ -5108,6 +6050,7 @@
                             <w:rPr>
                               <w:rFonts w:ascii="Georgia" w:hAnsi="Georgia"/>
                               <w:b/>
+                              <w:color w:val="000000"/>
                               <w:spacing w:val="-4"/>
                               <w:sz w:val="20"/>
                             </w:rPr>
@@ -5117,6 +6060,7 @@
                             <w:rPr>
                               <w:rFonts w:ascii="Georgia" w:hAnsi="Georgia"/>
                               <w:b/>
+                              <w:color w:val="000000"/>
                               <w:spacing w:val="-6"/>
                               <w:sz w:val="20"/>
                             </w:rPr>
@@ -5126,6 +6070,7 @@
                             <w:rPr>
                               <w:rFonts w:ascii="Georgia" w:hAnsi="Georgia"/>
                               <w:b/>
+                              <w:color w:val="000000"/>
                               <w:spacing w:val="-4"/>
                               <w:sz w:val="20"/>
                             </w:rPr>
@@ -5135,6 +6080,7 @@
                             <w:rPr>
                               <w:rFonts w:ascii="Georgia" w:hAnsi="Georgia"/>
                               <w:b/>
+                              <w:color w:val="000000"/>
                               <w:spacing w:val="-7"/>
                               <w:sz w:val="20"/>
                             </w:rPr>
@@ -5144,6 +6090,7 @@
                             <w:rPr>
                               <w:rFonts w:ascii="Georgia" w:hAnsi="Georgia"/>
                               <w:b/>
+                              <w:color w:val="000000"/>
                               <w:spacing w:val="-4"/>
                               <w:sz w:val="20"/>
                             </w:rPr>
@@ -5153,6 +6100,7 @@
                             <w:rPr>
                               <w:rFonts w:ascii="Georgia" w:hAnsi="Georgia"/>
                               <w:b/>
+                              <w:color w:val="000000"/>
                               <w:spacing w:val="-7"/>
                               <w:sz w:val="20"/>
                             </w:rPr>
@@ -5162,6 +6110,7 @@
                             <w:rPr>
                               <w:rFonts w:ascii="Georgia" w:hAnsi="Georgia"/>
                               <w:b/>
+                              <w:color w:val="000000"/>
                               <w:spacing w:val="-4"/>
                               <w:sz w:val="20"/>
                             </w:rPr>
@@ -5171,6 +6120,7 @@
                             <w:rPr>
                               <w:rFonts w:ascii="Georgia" w:hAnsi="Georgia"/>
                               <w:b/>
+                              <w:color w:val="000000"/>
                               <w:spacing w:val="-6"/>
                               <w:sz w:val="20"/>
                             </w:rPr>
@@ -5180,6 +6130,7 @@
                             <w:rPr>
                               <w:rFonts w:ascii="Georgia" w:hAnsi="Georgia"/>
                               <w:b/>
+                              <w:color w:val="000000"/>
                               <w:spacing w:val="-4"/>
                               <w:sz w:val="20"/>
                             </w:rPr>
@@ -5189,6 +6140,7 @@
                             <w:rPr>
                               <w:rFonts w:ascii="Georgia" w:hAnsi="Georgia"/>
                               <w:b/>
+                              <w:color w:val="000000"/>
                               <w:spacing w:val="-7"/>
                               <w:sz w:val="20"/>
                             </w:rPr>
@@ -5198,6 +6150,7 @@
                             <w:rPr>
                               <w:rFonts w:ascii="Georgia" w:hAnsi="Georgia"/>
                               <w:b/>
+                              <w:color w:val="000000"/>
                               <w:spacing w:val="-4"/>
                               <w:sz w:val="20"/>
                             </w:rPr>
@@ -5207,6 +6160,7 @@
                             <w:rPr>
                               <w:rFonts w:ascii="Georgia" w:hAnsi="Georgia"/>
                               <w:b/>
+                              <w:color w:val="000000"/>
                               <w:spacing w:val="-6"/>
                               <w:sz w:val="20"/>
                             </w:rPr>
@@ -5216,6 +6170,7 @@
                             <w:rPr>
                               <w:rFonts w:ascii="Georgia" w:hAnsi="Georgia"/>
                               <w:b/>
+                              <w:color w:val="000000"/>
                               <w:spacing w:val="-4"/>
                               <w:sz w:val="20"/>
                             </w:rPr>
@@ -5225,6 +6180,7 @@
                             <w:rPr>
                               <w:rFonts w:ascii="Georgia" w:hAnsi="Georgia"/>
                               <w:b/>
+                              <w:color w:val="000000"/>
                               <w:spacing w:val="-7"/>
                               <w:sz w:val="20"/>
                             </w:rPr>
@@ -5234,6 +6190,7 @@
                             <w:rPr>
                               <w:rFonts w:ascii="Georgia" w:hAnsi="Georgia"/>
                               <w:b/>
+                              <w:color w:val="000000"/>
                               <w:spacing w:val="-4"/>
                               <w:sz w:val="20"/>
                             </w:rPr>
@@ -5243,6 +6200,7 @@
                             <w:rPr>
                               <w:rFonts w:ascii="Georgia" w:hAnsi="Georgia"/>
                               <w:b/>
+                              <w:color w:val="000000"/>
                               <w:spacing w:val="-5"/>
                               <w:sz w:val="20"/>
                             </w:rPr>
@@ -5269,7 +6227,7 @@
                 <w:txbxContent>
                   <w:p>
                     <w:pPr>
-                      <w:pStyle w:val="FrameContents"/>
+                      <w:pStyle w:val="FrameContentsuser"/>
                       <w:spacing w:before="50" w:after="0"/>
                       <w:ind w:start="20"/>
                       <w:rPr>
@@ -5282,6 +6240,7 @@
                       <w:rPr>
                         <w:rFonts w:ascii="Georgia" w:hAnsi="Georgia"/>
                         <w:b/>
+                        <w:color w:val="000000"/>
                         <w:spacing w:val="-4"/>
                         <w:sz w:val="20"/>
                       </w:rPr>
@@ -5291,6 +6250,7 @@
                       <w:rPr>
                         <w:rFonts w:ascii="Georgia" w:hAnsi="Georgia"/>
                         <w:b/>
+                        <w:color w:val="000000"/>
                         <w:spacing w:val="-7"/>
                         <w:sz w:val="20"/>
                       </w:rPr>
@@ -5300,6 +6260,7 @@
                       <w:rPr>
                         <w:rFonts w:ascii="Georgia" w:hAnsi="Georgia"/>
                         <w:b/>
+                        <w:color w:val="000000"/>
                         <w:spacing w:val="-4"/>
                         <w:sz w:val="20"/>
                       </w:rPr>
@@ -5309,6 +6270,7 @@
                       <w:rPr>
                         <w:rFonts w:ascii="Georgia" w:hAnsi="Georgia"/>
                         <w:b/>
+                        <w:color w:val="000000"/>
                         <w:spacing w:val="-6"/>
                         <w:sz w:val="20"/>
                       </w:rPr>
@@ -5318,6 +6280,7 @@
                       <w:rPr>
                         <w:rFonts w:ascii="Georgia" w:hAnsi="Georgia"/>
                         <w:b/>
+                        <w:color w:val="000000"/>
                         <w:spacing w:val="-4"/>
                         <w:sz w:val="20"/>
                       </w:rPr>
@@ -5327,6 +6290,7 @@
                       <w:rPr>
                         <w:rFonts w:ascii="Georgia" w:hAnsi="Georgia"/>
                         <w:b/>
+                        <w:color w:val="000000"/>
                         <w:spacing w:val="-7"/>
                         <w:sz w:val="20"/>
                       </w:rPr>
@@ -5336,6 +6300,7 @@
                       <w:rPr>
                         <w:rFonts w:ascii="Georgia" w:hAnsi="Georgia"/>
                         <w:b/>
+                        <w:color w:val="000000"/>
                         <w:spacing w:val="-4"/>
                         <w:sz w:val="20"/>
                       </w:rPr>
@@ -5345,6 +6310,7 @@
                       <w:rPr>
                         <w:rFonts w:ascii="Georgia" w:hAnsi="Georgia"/>
                         <w:b/>
+                        <w:color w:val="000000"/>
                         <w:spacing w:val="-7"/>
                         <w:sz w:val="20"/>
                       </w:rPr>
@@ -5354,6 +6320,7 @@
                       <w:rPr>
                         <w:rFonts w:ascii="Georgia" w:hAnsi="Georgia"/>
                         <w:b/>
+                        <w:color w:val="000000"/>
                         <w:spacing w:val="-4"/>
                         <w:sz w:val="20"/>
                       </w:rPr>
@@ -5363,6 +6330,7 @@
                       <w:rPr>
                         <w:rFonts w:ascii="Georgia" w:hAnsi="Georgia"/>
                         <w:b/>
+                        <w:color w:val="000000"/>
                         <w:spacing w:val="-6"/>
                         <w:sz w:val="20"/>
                       </w:rPr>
@@ -5372,6 +6340,7 @@
                       <w:rPr>
                         <w:rFonts w:ascii="Georgia" w:hAnsi="Georgia"/>
                         <w:b/>
+                        <w:color w:val="000000"/>
                         <w:spacing w:val="-4"/>
                         <w:sz w:val="20"/>
                       </w:rPr>
@@ -5381,6 +6350,7 @@
                       <w:rPr>
                         <w:rFonts w:ascii="Georgia" w:hAnsi="Georgia"/>
                         <w:b/>
+                        <w:color w:val="000000"/>
                         <w:spacing w:val="-7"/>
                         <w:sz w:val="20"/>
                       </w:rPr>
@@ -5390,6 +6360,7 @@
                       <w:rPr>
                         <w:rFonts w:ascii="Georgia" w:hAnsi="Georgia"/>
                         <w:b/>
+                        <w:color w:val="000000"/>
                         <w:spacing w:val="-4"/>
                         <w:sz w:val="20"/>
                       </w:rPr>
@@ -5399,6 +6370,7 @@
                       <w:rPr>
                         <w:rFonts w:ascii="Georgia" w:hAnsi="Georgia"/>
                         <w:b/>
+                        <w:color w:val="000000"/>
                         <w:spacing w:val="-6"/>
                         <w:sz w:val="20"/>
                       </w:rPr>
@@ -5408,6 +6380,7 @@
                       <w:rPr>
                         <w:rFonts w:ascii="Georgia" w:hAnsi="Georgia"/>
                         <w:b/>
+                        <w:color w:val="000000"/>
                         <w:spacing w:val="-4"/>
                         <w:sz w:val="20"/>
                       </w:rPr>
@@ -5417,6 +6390,7 @@
                       <w:rPr>
                         <w:rFonts w:ascii="Georgia" w:hAnsi="Georgia"/>
                         <w:b/>
+                        <w:color w:val="000000"/>
                         <w:spacing w:val="-7"/>
                         <w:sz w:val="20"/>
                       </w:rPr>
@@ -5426,6 +6400,7 @@
                       <w:rPr>
                         <w:rFonts w:ascii="Georgia" w:hAnsi="Georgia"/>
                         <w:b/>
+                        <w:color w:val="000000"/>
                         <w:spacing w:val="-4"/>
                         <w:sz w:val="20"/>
                       </w:rPr>
@@ -5435,6 +6410,7 @@
                       <w:rPr>
                         <w:rFonts w:ascii="Georgia" w:hAnsi="Georgia"/>
                         <w:b/>
+                        <w:color w:val="000000"/>
                         <w:spacing w:val="-5"/>
                         <w:sz w:val="20"/>
                       </w:rPr>
@@ -5457,6 +6433,20 @@
 <w:ftr xmlns:o="urn:schemas-microsoft-com:office:office" xmlns:r="http://schemas.openxmlformats.org/officeDocument/2006/relationships" xmlns:v="urn:schemas-microsoft-com:vml" xmlns:w="http://schemas.openxmlformats.org/wordprocessingml/2006/main" xmlns:w10="urn:schemas-microsoft-com:office:word" xmlns:wp="http://schemas.openxmlformats.org/drawingml/2006/wordprocessingDrawing" xmlns:pic="http://schemas.openxmlformats.org/drawingml/2006/picture" xmlns:wps="http://schemas.microsoft.com/office/word/2010/wordprocessingShape" xmlns:wpg="http://schemas.microsoft.com/office/word/2010/wordprocessingGroup" xmlns:mc="http://schemas.openxmlformats.org/markup-compatibility/2006" xmlns:wp14="http://schemas.microsoft.com/office/word/2010/wordprocessingDrawing" xmlns:w14="http://schemas.microsoft.com/office/word/2010/wordml" xmlns:w15="http://schemas.microsoft.com/office/word/2012/wordml" mc:Ignorable="w14 wp14 w15">
   <w:p>
     <w:pPr>
+      <w:pStyle w:val="Footer"/>
+      <w:rPr/>
+    </w:pPr>
+    <w:r>
+      <w:rPr/>
+    </w:r>
+  </w:p>
+</w:ftr>
+</file>
+
+<file path=word/footer5.xml><?xml version="1.0" encoding="utf-8"?>
+<w:ftr xmlns:o="urn:schemas-microsoft-com:office:office" xmlns:r="http://schemas.openxmlformats.org/officeDocument/2006/relationships" xmlns:v="urn:schemas-microsoft-com:vml" xmlns:w="http://schemas.openxmlformats.org/wordprocessingml/2006/main" xmlns:w10="urn:schemas-microsoft-com:office:word" xmlns:wp="http://schemas.openxmlformats.org/drawingml/2006/wordprocessingDrawing" xmlns:pic="http://schemas.openxmlformats.org/drawingml/2006/picture" xmlns:wps="http://schemas.microsoft.com/office/word/2010/wordprocessingShape" xmlns:wpg="http://schemas.microsoft.com/office/word/2010/wordprocessingGroup" xmlns:mc="http://schemas.openxmlformats.org/markup-compatibility/2006" xmlns:wp14="http://schemas.microsoft.com/office/word/2010/wordprocessingDrawing" xmlns:w14="http://schemas.microsoft.com/office/word/2010/wordml" xmlns:w15="http://schemas.microsoft.com/office/word/2012/wordml" mc:Ignorable="w14 wp14 w15">
+  <w:p>
+    <w:pPr>
       <w:pStyle w:val="BodyText"/>
       <w:spacing w:lineRule="auto" w:line="14"/>
       <w:rPr>
@@ -5470,7 +6460,7 @@
       <mc:AlternateContent>
         <mc:Choice Requires="wps">
           <w:drawing>
-            <wp:anchor distT="0" distB="0" distL="0" distR="0" simplePos="0" relativeHeight="30" behindDoc="1" locked="0" layoutInCell="0" allowOverlap="1" wp14:anchorId="23998364">
+            <wp:anchor distT="0" distB="0" distL="0" distR="0" simplePos="0" relativeHeight="23" behindDoc="1" locked="0" layoutInCell="0" allowOverlap="1" wp14:anchorId="23998364">
               <wp:simplePos x="0" y="0"/>
               <wp:positionH relativeFrom="page">
                 <wp:posOffset>902970</wp:posOffset>
@@ -5481,7 +6471,7 @@
               <wp:extent cx="4236085" cy="198755"/>
               <wp:effectExtent l="0" t="0" r="0" b="0"/>
               <wp:wrapNone/>
-              <wp:docPr id="14" name="Textbox 5"/>
+              <wp:docPr id="15" name="Textbox 5"/>
               <a:graphic xmlns:a="http://schemas.openxmlformats.org/drawingml/2006/main">
                 <a:graphicData uri="http://schemas.microsoft.com/office/word/2010/wordprocessingShape">
                   <wps:wsp>
@@ -5509,7 +6499,7 @@
                       <w:txbxContent>
                         <w:p>
                           <w:pPr>
-                            <w:pStyle w:val="FrameContents"/>
+                            <w:pStyle w:val="FrameContentsuser"/>
                             <w:spacing w:before="50" w:after="0"/>
                             <w:ind w:start="20"/>
                             <w:rPr>
@@ -5522,6 +6512,7 @@
                             <w:rPr>
                               <w:rFonts w:ascii="Georgia" w:hAnsi="Georgia"/>
                               <w:b/>
+                              <w:color w:val="000000"/>
                               <w:spacing w:val="-4"/>
                               <w:sz w:val="20"/>
                             </w:rPr>
@@ -5531,6 +6522,7 @@
                             <w:rPr>
                               <w:rFonts w:ascii="Georgia" w:hAnsi="Georgia"/>
                               <w:b/>
+                              <w:color w:val="000000"/>
                               <w:spacing w:val="-7"/>
                               <w:sz w:val="20"/>
                             </w:rPr>
@@ -5540,6 +6532,7 @@
                             <w:rPr>
                               <w:rFonts w:ascii="Georgia" w:hAnsi="Georgia"/>
                               <w:b/>
+                              <w:color w:val="000000"/>
                               <w:spacing w:val="-4"/>
                               <w:sz w:val="20"/>
                             </w:rPr>
@@ -5549,6 +6542,7 @@
                             <w:rPr>
                               <w:rFonts w:ascii="Georgia" w:hAnsi="Georgia"/>
                               <w:b/>
+                              <w:color w:val="000000"/>
                               <w:spacing w:val="-6"/>
                               <w:sz w:val="20"/>
                             </w:rPr>
@@ -5558,6 +6552,7 @@
                             <w:rPr>
                               <w:rFonts w:ascii="Georgia" w:hAnsi="Georgia"/>
                               <w:b/>
+                              <w:color w:val="000000"/>
                               <w:spacing w:val="-4"/>
                               <w:sz w:val="20"/>
                             </w:rPr>
@@ -5567,6 +6562,7 @@
                             <w:rPr>
                               <w:rFonts w:ascii="Georgia" w:hAnsi="Georgia"/>
                               <w:b/>
+                              <w:color w:val="000000"/>
                               <w:spacing w:val="-7"/>
                               <w:sz w:val="20"/>
                             </w:rPr>
@@ -5576,6 +6572,7 @@
                             <w:rPr>
                               <w:rFonts w:ascii="Georgia" w:hAnsi="Georgia"/>
                               <w:b/>
+                              <w:color w:val="000000"/>
                               <w:spacing w:val="-4"/>
                               <w:sz w:val="20"/>
                             </w:rPr>
@@ -5585,6 +6582,7 @@
                             <w:rPr>
                               <w:rFonts w:ascii="Georgia" w:hAnsi="Georgia"/>
                               <w:b/>
+                              <w:color w:val="000000"/>
                               <w:spacing w:val="-7"/>
                               <w:sz w:val="20"/>
                             </w:rPr>
@@ -5594,6 +6592,7 @@
                             <w:rPr>
                               <w:rFonts w:ascii="Georgia" w:hAnsi="Georgia"/>
                               <w:b/>
+                              <w:color w:val="000000"/>
                               <w:spacing w:val="-4"/>
                               <w:sz w:val="20"/>
                             </w:rPr>
@@ -5603,6 +6602,7 @@
                             <w:rPr>
                               <w:rFonts w:ascii="Georgia" w:hAnsi="Georgia"/>
                               <w:b/>
+                              <w:color w:val="000000"/>
                               <w:spacing w:val="-6"/>
                               <w:sz w:val="20"/>
                             </w:rPr>
@@ -5612,6 +6612,7 @@
                             <w:rPr>
                               <w:rFonts w:ascii="Georgia" w:hAnsi="Georgia"/>
                               <w:b/>
+                              <w:color w:val="000000"/>
                               <w:spacing w:val="-4"/>
                               <w:sz w:val="20"/>
                             </w:rPr>
@@ -5621,6 +6622,7 @@
                             <w:rPr>
                               <w:rFonts w:ascii="Georgia" w:hAnsi="Georgia"/>
                               <w:b/>
+                              <w:color w:val="000000"/>
                               <w:spacing w:val="-7"/>
                               <w:sz w:val="20"/>
                             </w:rPr>
@@ -5630,6 +6632,7 @@
                             <w:rPr>
                               <w:rFonts w:ascii="Georgia" w:hAnsi="Georgia"/>
                               <w:b/>
+                              <w:color w:val="000000"/>
                               <w:spacing w:val="-4"/>
                               <w:sz w:val="20"/>
                             </w:rPr>
@@ -5639,6 +6642,7 @@
                             <w:rPr>
                               <w:rFonts w:ascii="Georgia" w:hAnsi="Georgia"/>
                               <w:b/>
+                              <w:color w:val="000000"/>
                               <w:spacing w:val="-6"/>
                               <w:sz w:val="20"/>
                             </w:rPr>
@@ -5648,6 +6652,7 @@
                             <w:rPr>
                               <w:rFonts w:ascii="Georgia" w:hAnsi="Georgia"/>
                               <w:b/>
+                              <w:color w:val="000000"/>
                               <w:spacing w:val="-4"/>
                               <w:sz w:val="20"/>
                             </w:rPr>
@@ -5657,6 +6662,7 @@
                             <w:rPr>
                               <w:rFonts w:ascii="Georgia" w:hAnsi="Georgia"/>
                               <w:b/>
+                              <w:color w:val="000000"/>
                               <w:spacing w:val="-7"/>
                               <w:sz w:val="20"/>
                             </w:rPr>
@@ -5666,6 +6672,7 @@
                             <w:rPr>
                               <w:rFonts w:ascii="Georgia" w:hAnsi="Georgia"/>
                               <w:b/>
+                              <w:color w:val="000000"/>
                               <w:spacing w:val="-4"/>
                               <w:sz w:val="20"/>
                             </w:rPr>
@@ -5675,6 +6682,7 @@
                             <w:rPr>
                               <w:rFonts w:ascii="Georgia" w:hAnsi="Georgia"/>
                               <w:b/>
+                              <w:color w:val="000000"/>
                               <w:spacing w:val="-5"/>
                               <w:sz w:val="20"/>
                             </w:rPr>
@@ -5701,7 +6709,7 @@
                 <w:txbxContent>
                   <w:p>
                     <w:pPr>
-                      <w:pStyle w:val="FrameContents"/>
+                      <w:pStyle w:val="FrameContentsuser"/>
                       <w:spacing w:before="50" w:after="0"/>
                       <w:ind w:start="20"/>
                       <w:rPr>
@@ -5714,6 +6722,7 @@
                       <w:rPr>
                         <w:rFonts w:ascii="Georgia" w:hAnsi="Georgia"/>
                         <w:b/>
+                        <w:color w:val="000000"/>
                         <w:spacing w:val="-4"/>
                         <w:sz w:val="20"/>
                       </w:rPr>
@@ -5723,6 +6732,7 @@
                       <w:rPr>
                         <w:rFonts w:ascii="Georgia" w:hAnsi="Georgia"/>
                         <w:b/>
+                        <w:color w:val="000000"/>
                         <w:spacing w:val="-7"/>
                         <w:sz w:val="20"/>
                       </w:rPr>
@@ -5732,6 +6742,7 @@
                       <w:rPr>
                         <w:rFonts w:ascii="Georgia" w:hAnsi="Georgia"/>
                         <w:b/>
+                        <w:color w:val="000000"/>
                         <w:spacing w:val="-4"/>
                         <w:sz w:val="20"/>
                       </w:rPr>
@@ -5741,6 +6752,7 @@
                       <w:rPr>
                         <w:rFonts w:ascii="Georgia" w:hAnsi="Georgia"/>
                         <w:b/>
+                        <w:color w:val="000000"/>
                         <w:spacing w:val="-6"/>
                         <w:sz w:val="20"/>
                       </w:rPr>
@@ -5750,6 +6762,7 @@
                       <w:rPr>
                         <w:rFonts w:ascii="Georgia" w:hAnsi="Georgia"/>
                         <w:b/>
+                        <w:color w:val="000000"/>
                         <w:spacing w:val="-4"/>
                         <w:sz w:val="20"/>
                       </w:rPr>
@@ -5759,6 +6772,7 @@
                       <w:rPr>
                         <w:rFonts w:ascii="Georgia" w:hAnsi="Georgia"/>
                         <w:b/>
+                        <w:color w:val="000000"/>
                         <w:spacing w:val="-7"/>
                         <w:sz w:val="20"/>
                       </w:rPr>
@@ -5768,6 +6782,7 @@
                       <w:rPr>
                         <w:rFonts w:ascii="Georgia" w:hAnsi="Georgia"/>
                         <w:b/>
+                        <w:color w:val="000000"/>
                         <w:spacing w:val="-4"/>
                         <w:sz w:val="20"/>
                       </w:rPr>
@@ -5777,6 +6792,7 @@
                       <w:rPr>
                         <w:rFonts w:ascii="Georgia" w:hAnsi="Georgia"/>
                         <w:b/>
+                        <w:color w:val="000000"/>
                         <w:spacing w:val="-7"/>
                         <w:sz w:val="20"/>
                       </w:rPr>
@@ -5786,6 +6802,7 @@
                       <w:rPr>
                         <w:rFonts w:ascii="Georgia" w:hAnsi="Georgia"/>
                         <w:b/>
+                        <w:color w:val="000000"/>
                         <w:spacing w:val="-4"/>
                         <w:sz w:val="20"/>
                       </w:rPr>
@@ -5795,6 +6812,7 @@
                       <w:rPr>
                         <w:rFonts w:ascii="Georgia" w:hAnsi="Georgia"/>
                         <w:b/>
+                        <w:color w:val="000000"/>
                         <w:spacing w:val="-6"/>
                         <w:sz w:val="20"/>
                       </w:rPr>
@@ -5804,6 +6822,7 @@
                       <w:rPr>
                         <w:rFonts w:ascii="Georgia" w:hAnsi="Georgia"/>
                         <w:b/>
+                        <w:color w:val="000000"/>
                         <w:spacing w:val="-4"/>
                         <w:sz w:val="20"/>
                       </w:rPr>
@@ -5813,6 +6832,7 @@
                       <w:rPr>
                         <w:rFonts w:ascii="Georgia" w:hAnsi="Georgia"/>
                         <w:b/>
+                        <w:color w:val="000000"/>
                         <w:spacing w:val="-7"/>
                         <w:sz w:val="20"/>
                       </w:rPr>
@@ -5822,6 +6842,7 @@
                       <w:rPr>
                         <w:rFonts w:ascii="Georgia" w:hAnsi="Georgia"/>
                         <w:b/>
+                        <w:color w:val="000000"/>
                         <w:spacing w:val="-4"/>
                         <w:sz w:val="20"/>
                       </w:rPr>
@@ -5831,6 +6852,7 @@
                       <w:rPr>
                         <w:rFonts w:ascii="Georgia" w:hAnsi="Georgia"/>
                         <w:b/>
+                        <w:color w:val="000000"/>
                         <w:spacing w:val="-6"/>
                         <w:sz w:val="20"/>
                       </w:rPr>
@@ -5840,6 +6862,7 @@
                       <w:rPr>
                         <w:rFonts w:ascii="Georgia" w:hAnsi="Georgia"/>
                         <w:b/>
+                        <w:color w:val="000000"/>
                         <w:spacing w:val="-4"/>
                         <w:sz w:val="20"/>
                       </w:rPr>
@@ -5849,6 +6872,7 @@
                       <w:rPr>
                         <w:rFonts w:ascii="Georgia" w:hAnsi="Georgia"/>
                         <w:b/>
+                        <w:color w:val="000000"/>
                         <w:spacing w:val="-7"/>
                         <w:sz w:val="20"/>
                       </w:rPr>
@@ -5858,6 +6882,7 @@
                       <w:rPr>
                         <w:rFonts w:ascii="Georgia" w:hAnsi="Georgia"/>
                         <w:b/>
+                        <w:color w:val="000000"/>
                         <w:spacing w:val="-4"/>
                         <w:sz w:val="20"/>
                       </w:rPr>
@@ -5867,6 +6892,7 @@
                       <w:rPr>
                         <w:rFonts w:ascii="Georgia" w:hAnsi="Georgia"/>
                         <w:b/>
+                        <w:color w:val="000000"/>
                         <w:spacing w:val="-5"/>
                         <w:sz w:val="20"/>
                       </w:rPr>
@@ -5882,12 +6908,6 @@
       </mc:AlternateContent>
     </w:r>
   </w:p>
-</w:ftr>
-</file>
-
-<file path=word/footer5.xml><?xml version="1.0" encoding="utf-8"?>
-<w:ftr xmlns:o="urn:schemas-microsoft-com:office:office" xmlns:r="http://schemas.openxmlformats.org/officeDocument/2006/relationships" xmlns:v="urn:schemas-microsoft-com:vml" xmlns:w="http://schemas.openxmlformats.org/wordprocessingml/2006/main" xmlns:w10="urn:schemas-microsoft-com:office:word" xmlns:wp="http://schemas.openxmlformats.org/drawingml/2006/wordprocessingDrawing" xmlns:pic="http://schemas.openxmlformats.org/drawingml/2006/picture" xmlns:wps="http://schemas.microsoft.com/office/word/2010/wordprocessingShape" xmlns:wpg="http://schemas.microsoft.com/office/word/2010/wordprocessingGroup" xmlns:mc="http://schemas.openxmlformats.org/markup-compatibility/2006" xmlns:wp14="http://schemas.microsoft.com/office/word/2010/wordprocessingDrawing" xmlns:w14="http://schemas.microsoft.com/office/word/2010/wordml" xmlns:w15="http://schemas.microsoft.com/office/word/2012/wordml" mc:Ignorable="w14 wp14 w15">
-  <w:p/>
 </w:ftr>
 </file>
 
@@ -5908,7 +6928,7 @@
       <mc:AlternateContent>
         <mc:Choice Requires="wps">
           <w:drawing>
-            <wp:anchor distT="0" distB="0" distL="0" distR="0" simplePos="0" relativeHeight="40" behindDoc="1" locked="0" layoutInCell="0" allowOverlap="1" wp14:anchorId="23998364">
+            <wp:anchor distT="0" distB="0" distL="0" distR="0" simplePos="0" relativeHeight="23" behindDoc="1" locked="0" layoutInCell="0" allowOverlap="1" wp14:anchorId="23998364">
               <wp:simplePos x="0" y="0"/>
               <wp:positionH relativeFrom="page">
                 <wp:posOffset>902970</wp:posOffset>
@@ -5919,7 +6939,7 @@
               <wp:extent cx="4236085" cy="198755"/>
               <wp:effectExtent l="0" t="0" r="0" b="0"/>
               <wp:wrapNone/>
-              <wp:docPr id="19" name="Textbox 9"/>
+              <wp:docPr id="16" name="Textbox 5"/>
               <a:graphic xmlns:a="http://schemas.openxmlformats.org/drawingml/2006/main">
                 <a:graphicData uri="http://schemas.microsoft.com/office/word/2010/wordprocessingShape">
                   <wps:wsp>
@@ -5947,7 +6967,7 @@
                       <w:txbxContent>
                         <w:p>
                           <w:pPr>
-                            <w:pStyle w:val="FrameContents"/>
+                            <w:pStyle w:val="FrameContentsuser"/>
                             <w:spacing w:before="50" w:after="0"/>
                             <w:ind w:start="20"/>
                             <w:rPr>
@@ -5960,6 +6980,7 @@
                             <w:rPr>
                               <w:rFonts w:ascii="Georgia" w:hAnsi="Georgia"/>
                               <w:b/>
+                              <w:color w:val="000000"/>
                               <w:spacing w:val="-4"/>
                               <w:sz w:val="20"/>
                             </w:rPr>
@@ -5969,6 +6990,7 @@
                             <w:rPr>
                               <w:rFonts w:ascii="Georgia" w:hAnsi="Georgia"/>
                               <w:b/>
+                              <w:color w:val="000000"/>
                               <w:spacing w:val="-7"/>
                               <w:sz w:val="20"/>
                             </w:rPr>
@@ -5978,6 +7000,7 @@
                             <w:rPr>
                               <w:rFonts w:ascii="Georgia" w:hAnsi="Georgia"/>
                               <w:b/>
+                              <w:color w:val="000000"/>
                               <w:spacing w:val="-4"/>
                               <w:sz w:val="20"/>
                             </w:rPr>
@@ -5987,6 +7010,7 @@
                             <w:rPr>
                               <w:rFonts w:ascii="Georgia" w:hAnsi="Georgia"/>
                               <w:b/>
+                              <w:color w:val="000000"/>
                               <w:spacing w:val="-6"/>
                               <w:sz w:val="20"/>
                             </w:rPr>
@@ -5996,6 +7020,7 @@
                             <w:rPr>
                               <w:rFonts w:ascii="Georgia" w:hAnsi="Georgia"/>
                               <w:b/>
+                              <w:color w:val="000000"/>
                               <w:spacing w:val="-4"/>
                               <w:sz w:val="20"/>
                             </w:rPr>
@@ -6005,6 +7030,7 @@
                             <w:rPr>
                               <w:rFonts w:ascii="Georgia" w:hAnsi="Georgia"/>
                               <w:b/>
+                              <w:color w:val="000000"/>
                               <w:spacing w:val="-7"/>
                               <w:sz w:val="20"/>
                             </w:rPr>
@@ -6014,6 +7040,7 @@
                             <w:rPr>
                               <w:rFonts w:ascii="Georgia" w:hAnsi="Georgia"/>
                               <w:b/>
+                              <w:color w:val="000000"/>
                               <w:spacing w:val="-4"/>
                               <w:sz w:val="20"/>
                             </w:rPr>
@@ -6023,6 +7050,7 @@
                             <w:rPr>
                               <w:rFonts w:ascii="Georgia" w:hAnsi="Georgia"/>
                               <w:b/>
+                              <w:color w:val="000000"/>
                               <w:spacing w:val="-7"/>
                               <w:sz w:val="20"/>
                             </w:rPr>
@@ -6032,6 +7060,7 @@
                             <w:rPr>
                               <w:rFonts w:ascii="Georgia" w:hAnsi="Georgia"/>
                               <w:b/>
+                              <w:color w:val="000000"/>
                               <w:spacing w:val="-4"/>
                               <w:sz w:val="20"/>
                             </w:rPr>
@@ -6041,6 +7070,7 @@
                             <w:rPr>
                               <w:rFonts w:ascii="Georgia" w:hAnsi="Georgia"/>
                               <w:b/>
+                              <w:color w:val="000000"/>
                               <w:spacing w:val="-6"/>
                               <w:sz w:val="20"/>
                             </w:rPr>
@@ -6050,6 +7080,7 @@
                             <w:rPr>
                               <w:rFonts w:ascii="Georgia" w:hAnsi="Georgia"/>
                               <w:b/>
+                              <w:color w:val="000000"/>
                               <w:spacing w:val="-4"/>
                               <w:sz w:val="20"/>
                             </w:rPr>
@@ -6059,6 +7090,7 @@
                             <w:rPr>
                               <w:rFonts w:ascii="Georgia" w:hAnsi="Georgia"/>
                               <w:b/>
+                              <w:color w:val="000000"/>
                               <w:spacing w:val="-7"/>
                               <w:sz w:val="20"/>
                             </w:rPr>
@@ -6068,6 +7100,7 @@
                             <w:rPr>
                               <w:rFonts w:ascii="Georgia" w:hAnsi="Georgia"/>
                               <w:b/>
+                              <w:color w:val="000000"/>
                               <w:spacing w:val="-4"/>
                               <w:sz w:val="20"/>
                             </w:rPr>
@@ -6077,6 +7110,7 @@
                             <w:rPr>
                               <w:rFonts w:ascii="Georgia" w:hAnsi="Georgia"/>
                               <w:b/>
+                              <w:color w:val="000000"/>
                               <w:spacing w:val="-6"/>
                               <w:sz w:val="20"/>
                             </w:rPr>
@@ -6086,6 +7120,7 @@
                             <w:rPr>
                               <w:rFonts w:ascii="Georgia" w:hAnsi="Georgia"/>
                               <w:b/>
+                              <w:color w:val="000000"/>
                               <w:spacing w:val="-4"/>
                               <w:sz w:val="20"/>
                             </w:rPr>
@@ -6095,6 +7130,7 @@
                             <w:rPr>
                               <w:rFonts w:ascii="Georgia" w:hAnsi="Georgia"/>
                               <w:b/>
+                              <w:color w:val="000000"/>
                               <w:spacing w:val="-7"/>
                               <w:sz w:val="20"/>
                             </w:rPr>
@@ -6104,6 +7140,7 @@
                             <w:rPr>
                               <w:rFonts w:ascii="Georgia" w:hAnsi="Georgia"/>
                               <w:b/>
+                              <w:color w:val="000000"/>
                               <w:spacing w:val="-4"/>
                               <w:sz w:val="20"/>
                             </w:rPr>
@@ -6113,6 +7150,7 @@
                             <w:rPr>
                               <w:rFonts w:ascii="Georgia" w:hAnsi="Georgia"/>
                               <w:b/>
+                              <w:color w:val="000000"/>
                               <w:spacing w:val="-5"/>
                               <w:sz w:val="20"/>
                             </w:rPr>
@@ -6139,7 +7177,7 @@
                 <w:txbxContent>
                   <w:p>
                     <w:pPr>
-                      <w:pStyle w:val="FrameContents"/>
+                      <w:pStyle w:val="FrameContentsuser"/>
                       <w:spacing w:before="50" w:after="0"/>
                       <w:ind w:start="20"/>
                       <w:rPr>
@@ -6152,6 +7190,7 @@
                       <w:rPr>
                         <w:rFonts w:ascii="Georgia" w:hAnsi="Georgia"/>
                         <w:b/>
+                        <w:color w:val="000000"/>
                         <w:spacing w:val="-4"/>
                         <w:sz w:val="20"/>
                       </w:rPr>
@@ -6161,6 +7200,7 @@
                       <w:rPr>
                         <w:rFonts w:ascii="Georgia" w:hAnsi="Georgia"/>
                         <w:b/>
+                        <w:color w:val="000000"/>
                         <w:spacing w:val="-7"/>
                         <w:sz w:val="20"/>
                       </w:rPr>
@@ -6170,6 +7210,7 @@
                       <w:rPr>
                         <w:rFonts w:ascii="Georgia" w:hAnsi="Georgia"/>
                         <w:b/>
+                        <w:color w:val="000000"/>
                         <w:spacing w:val="-4"/>
                         <w:sz w:val="20"/>
                       </w:rPr>
@@ -6179,6 +7220,7 @@
                       <w:rPr>
                         <w:rFonts w:ascii="Georgia" w:hAnsi="Georgia"/>
                         <w:b/>
+                        <w:color w:val="000000"/>
                         <w:spacing w:val="-6"/>
                         <w:sz w:val="20"/>
                       </w:rPr>
@@ -6188,6 +7230,7 @@
                       <w:rPr>
                         <w:rFonts w:ascii="Georgia" w:hAnsi="Georgia"/>
                         <w:b/>
+                        <w:color w:val="000000"/>
                         <w:spacing w:val="-4"/>
                         <w:sz w:val="20"/>
                       </w:rPr>
@@ -6197,6 +7240,7 @@
                       <w:rPr>
                         <w:rFonts w:ascii="Georgia" w:hAnsi="Georgia"/>
                         <w:b/>
+                        <w:color w:val="000000"/>
                         <w:spacing w:val="-7"/>
                         <w:sz w:val="20"/>
                       </w:rPr>
@@ -6206,6 +7250,7 @@
                       <w:rPr>
                         <w:rFonts w:ascii="Georgia" w:hAnsi="Georgia"/>
                         <w:b/>
+                        <w:color w:val="000000"/>
                         <w:spacing w:val="-4"/>
                         <w:sz w:val="20"/>
                       </w:rPr>
@@ -6215,6 +7260,7 @@
                       <w:rPr>
                         <w:rFonts w:ascii="Georgia" w:hAnsi="Georgia"/>
                         <w:b/>
+                        <w:color w:val="000000"/>
                         <w:spacing w:val="-7"/>
                         <w:sz w:val="20"/>
                       </w:rPr>
@@ -6224,6 +7270,7 @@
                       <w:rPr>
                         <w:rFonts w:ascii="Georgia" w:hAnsi="Georgia"/>
                         <w:b/>
+                        <w:color w:val="000000"/>
                         <w:spacing w:val="-4"/>
                         <w:sz w:val="20"/>
                       </w:rPr>
@@ -6233,6 +7280,7 @@
                       <w:rPr>
                         <w:rFonts w:ascii="Georgia" w:hAnsi="Georgia"/>
                         <w:b/>
+                        <w:color w:val="000000"/>
                         <w:spacing w:val="-6"/>
                         <w:sz w:val="20"/>
                       </w:rPr>
@@ -6242,6 +7290,7 @@
                       <w:rPr>
                         <w:rFonts w:ascii="Georgia" w:hAnsi="Georgia"/>
                         <w:b/>
+                        <w:color w:val="000000"/>
                         <w:spacing w:val="-4"/>
                         <w:sz w:val="20"/>
                       </w:rPr>
@@ -6251,6 +7300,7 @@
                       <w:rPr>
                         <w:rFonts w:ascii="Georgia" w:hAnsi="Georgia"/>
                         <w:b/>
+                        <w:color w:val="000000"/>
                         <w:spacing w:val="-7"/>
                         <w:sz w:val="20"/>
                       </w:rPr>
@@ -6260,6 +7310,7 @@
                       <w:rPr>
                         <w:rFonts w:ascii="Georgia" w:hAnsi="Georgia"/>
                         <w:b/>
+                        <w:color w:val="000000"/>
                         <w:spacing w:val="-4"/>
                         <w:sz w:val="20"/>
                       </w:rPr>
@@ -6269,6 +7320,7 @@
                       <w:rPr>
                         <w:rFonts w:ascii="Georgia" w:hAnsi="Georgia"/>
                         <w:b/>
+                        <w:color w:val="000000"/>
                         <w:spacing w:val="-6"/>
                         <w:sz w:val="20"/>
                       </w:rPr>
@@ -6278,6 +7330,7 @@
                       <w:rPr>
                         <w:rFonts w:ascii="Georgia" w:hAnsi="Georgia"/>
                         <w:b/>
+                        <w:color w:val="000000"/>
                         <w:spacing w:val="-4"/>
                         <w:sz w:val="20"/>
                       </w:rPr>
@@ -6287,6 +7340,7 @@
                       <w:rPr>
                         <w:rFonts w:ascii="Georgia" w:hAnsi="Georgia"/>
                         <w:b/>
+                        <w:color w:val="000000"/>
                         <w:spacing w:val="-7"/>
                         <w:sz w:val="20"/>
                       </w:rPr>
@@ -6296,6 +7350,7 @@
                       <w:rPr>
                         <w:rFonts w:ascii="Georgia" w:hAnsi="Georgia"/>
                         <w:b/>
+                        <w:color w:val="000000"/>
                         <w:spacing w:val="-4"/>
                         <w:sz w:val="20"/>
                       </w:rPr>
@@ -6305,6 +7360,7 @@
                       <w:rPr>
                         <w:rFonts w:ascii="Georgia" w:hAnsi="Georgia"/>
                         <w:b/>
+                        <w:color w:val="000000"/>
                         <w:spacing w:val="-5"/>
                         <w:sz w:val="20"/>
                       </w:rPr>
@@ -6325,7 +7381,15 @@
 
 <file path=word/footer7.xml><?xml version="1.0" encoding="utf-8"?>
 <w:ftr xmlns:o="urn:schemas-microsoft-com:office:office" xmlns:r="http://schemas.openxmlformats.org/officeDocument/2006/relationships" xmlns:v="urn:schemas-microsoft-com:vml" xmlns:w="http://schemas.openxmlformats.org/wordprocessingml/2006/main" xmlns:w10="urn:schemas-microsoft-com:office:word" xmlns:wp="http://schemas.openxmlformats.org/drawingml/2006/wordprocessingDrawing" xmlns:pic="http://schemas.openxmlformats.org/drawingml/2006/picture" xmlns:wps="http://schemas.microsoft.com/office/word/2010/wordprocessingShape" xmlns:wpg="http://schemas.microsoft.com/office/word/2010/wordprocessingGroup" xmlns:mc="http://schemas.openxmlformats.org/markup-compatibility/2006" xmlns:wp14="http://schemas.microsoft.com/office/word/2010/wordprocessingDrawing" xmlns:w14="http://schemas.microsoft.com/office/word/2010/wordml" xmlns:w15="http://schemas.microsoft.com/office/word/2012/wordml" mc:Ignorable="w14 wp14 w15">
-  <w:p/>
+  <w:p>
+    <w:pPr>
+      <w:pStyle w:val="Footer"/>
+      <w:rPr/>
+    </w:pPr>
+    <w:r>
+      <w:rPr/>
+    </w:r>
+  </w:p>
 </w:ftr>
 </file>
 
@@ -6346,7 +7410,7 @@
       <mc:AlternateContent>
         <mc:Choice Requires="wps">
           <w:drawing>
-            <wp:anchor distT="0" distB="0" distL="0" distR="0" simplePos="0" relativeHeight="46" behindDoc="1" locked="0" layoutInCell="0" allowOverlap="1" wp14:anchorId="23998364">
+            <wp:anchor distT="0" distB="0" distL="0" distR="0" simplePos="0" relativeHeight="31" behindDoc="1" locked="0" layoutInCell="0" allowOverlap="1" wp14:anchorId="23998364">
               <wp:simplePos x="0" y="0"/>
               <wp:positionH relativeFrom="page">
                 <wp:posOffset>902970</wp:posOffset>
@@ -6357,7 +7421,7 @@
               <wp:extent cx="4236085" cy="198755"/>
               <wp:effectExtent l="0" t="0" r="0" b="0"/>
               <wp:wrapNone/>
-              <wp:docPr id="23" name="Textbox 13"/>
+              <wp:docPr id="22" name="Textbox 9"/>
               <a:graphic xmlns:a="http://schemas.openxmlformats.org/drawingml/2006/main">
                 <a:graphicData uri="http://schemas.microsoft.com/office/word/2010/wordprocessingShape">
                   <wps:wsp>
@@ -6385,7 +7449,7 @@
                       <w:txbxContent>
                         <w:p>
                           <w:pPr>
-                            <w:pStyle w:val="FrameContents"/>
+                            <w:pStyle w:val="FrameContentsuser"/>
                             <w:spacing w:before="50" w:after="0"/>
                             <w:ind w:start="20"/>
                             <w:rPr>
@@ -6398,6 +7462,7 @@
                             <w:rPr>
                               <w:rFonts w:ascii="Georgia" w:hAnsi="Georgia"/>
                               <w:b/>
+                              <w:color w:val="000000"/>
                               <w:spacing w:val="-4"/>
                               <w:sz w:val="20"/>
                             </w:rPr>
@@ -6407,6 +7472,7 @@
                             <w:rPr>
                               <w:rFonts w:ascii="Georgia" w:hAnsi="Georgia"/>
                               <w:b/>
+                              <w:color w:val="000000"/>
                               <w:spacing w:val="-7"/>
                               <w:sz w:val="20"/>
                             </w:rPr>
@@ -6416,6 +7482,7 @@
                             <w:rPr>
                               <w:rFonts w:ascii="Georgia" w:hAnsi="Georgia"/>
                               <w:b/>
+                              <w:color w:val="000000"/>
                               <w:spacing w:val="-4"/>
                               <w:sz w:val="20"/>
                             </w:rPr>
@@ -6425,6 +7492,7 @@
                             <w:rPr>
                               <w:rFonts w:ascii="Georgia" w:hAnsi="Georgia"/>
                               <w:b/>
+                              <w:color w:val="000000"/>
                               <w:spacing w:val="-6"/>
                               <w:sz w:val="20"/>
                             </w:rPr>
@@ -6434,6 +7502,7 @@
                             <w:rPr>
                               <w:rFonts w:ascii="Georgia" w:hAnsi="Georgia"/>
                               <w:b/>
+                              <w:color w:val="000000"/>
                               <w:spacing w:val="-4"/>
                               <w:sz w:val="20"/>
                             </w:rPr>
@@ -6443,6 +7512,7 @@
                             <w:rPr>
                               <w:rFonts w:ascii="Georgia" w:hAnsi="Georgia"/>
                               <w:b/>
+                              <w:color w:val="000000"/>
                               <w:spacing w:val="-7"/>
                               <w:sz w:val="20"/>
                             </w:rPr>
@@ -6452,6 +7522,7 @@
                             <w:rPr>
                               <w:rFonts w:ascii="Georgia" w:hAnsi="Georgia"/>
                               <w:b/>
+                              <w:color w:val="000000"/>
                               <w:spacing w:val="-4"/>
                               <w:sz w:val="20"/>
                             </w:rPr>
@@ -6461,6 +7532,7 @@
                             <w:rPr>
                               <w:rFonts w:ascii="Georgia" w:hAnsi="Georgia"/>
                               <w:b/>
+                              <w:color w:val="000000"/>
                               <w:spacing w:val="-7"/>
                               <w:sz w:val="20"/>
                             </w:rPr>
@@ -6470,6 +7542,7 @@
                             <w:rPr>
                               <w:rFonts w:ascii="Georgia" w:hAnsi="Georgia"/>
                               <w:b/>
+                              <w:color w:val="000000"/>
                               <w:spacing w:val="-4"/>
                               <w:sz w:val="20"/>
                             </w:rPr>
@@ -6479,6 +7552,7 @@
                             <w:rPr>
                               <w:rFonts w:ascii="Georgia" w:hAnsi="Georgia"/>
                               <w:b/>
+                              <w:color w:val="000000"/>
                               <w:spacing w:val="-6"/>
                               <w:sz w:val="20"/>
                             </w:rPr>
@@ -6488,6 +7562,7 @@
                             <w:rPr>
                               <w:rFonts w:ascii="Georgia" w:hAnsi="Georgia"/>
                               <w:b/>
+                              <w:color w:val="000000"/>
                               <w:spacing w:val="-4"/>
                               <w:sz w:val="20"/>
                             </w:rPr>
@@ -6497,6 +7572,7 @@
                             <w:rPr>
                               <w:rFonts w:ascii="Georgia" w:hAnsi="Georgia"/>
                               <w:b/>
+                              <w:color w:val="000000"/>
                               <w:spacing w:val="-7"/>
                               <w:sz w:val="20"/>
                             </w:rPr>
@@ -6506,6 +7582,7 @@
                             <w:rPr>
                               <w:rFonts w:ascii="Georgia" w:hAnsi="Georgia"/>
                               <w:b/>
+                              <w:color w:val="000000"/>
                               <w:spacing w:val="-4"/>
                               <w:sz w:val="20"/>
                             </w:rPr>
@@ -6515,6 +7592,7 @@
                             <w:rPr>
                               <w:rFonts w:ascii="Georgia" w:hAnsi="Georgia"/>
                               <w:b/>
+                              <w:color w:val="000000"/>
                               <w:spacing w:val="-6"/>
                               <w:sz w:val="20"/>
                             </w:rPr>
@@ -6524,6 +7602,7 @@
                             <w:rPr>
                               <w:rFonts w:ascii="Georgia" w:hAnsi="Georgia"/>
                               <w:b/>
+                              <w:color w:val="000000"/>
                               <w:spacing w:val="-4"/>
                               <w:sz w:val="20"/>
                             </w:rPr>
@@ -6533,6 +7612,7 @@
                             <w:rPr>
                               <w:rFonts w:ascii="Georgia" w:hAnsi="Georgia"/>
                               <w:b/>
+                              <w:color w:val="000000"/>
                               <w:spacing w:val="-7"/>
                               <w:sz w:val="20"/>
                             </w:rPr>
@@ -6542,6 +7622,7 @@
                             <w:rPr>
                               <w:rFonts w:ascii="Georgia" w:hAnsi="Georgia"/>
                               <w:b/>
+                              <w:color w:val="000000"/>
                               <w:spacing w:val="-4"/>
                               <w:sz w:val="20"/>
                             </w:rPr>
@@ -6551,6 +7632,7 @@
                             <w:rPr>
                               <w:rFonts w:ascii="Georgia" w:hAnsi="Georgia"/>
                               <w:b/>
+                              <w:color w:val="000000"/>
                               <w:spacing w:val="-5"/>
                               <w:sz w:val="20"/>
                             </w:rPr>
@@ -6577,7 +7659,7 @@
                 <w:txbxContent>
                   <w:p>
                     <w:pPr>
-                      <w:pStyle w:val="FrameContents"/>
+                      <w:pStyle w:val="FrameContentsuser"/>
                       <w:spacing w:before="50" w:after="0"/>
                       <w:ind w:start="20"/>
                       <w:rPr>
@@ -6590,6 +7672,7 @@
                       <w:rPr>
                         <w:rFonts w:ascii="Georgia" w:hAnsi="Georgia"/>
                         <w:b/>
+                        <w:color w:val="000000"/>
                         <w:spacing w:val="-4"/>
                         <w:sz w:val="20"/>
                       </w:rPr>
@@ -6599,6 +7682,7 @@
                       <w:rPr>
                         <w:rFonts w:ascii="Georgia" w:hAnsi="Georgia"/>
                         <w:b/>
+                        <w:color w:val="000000"/>
                         <w:spacing w:val="-7"/>
                         <w:sz w:val="20"/>
                       </w:rPr>
@@ -6608,6 +7692,7 @@
                       <w:rPr>
                         <w:rFonts w:ascii="Georgia" w:hAnsi="Georgia"/>
                         <w:b/>
+                        <w:color w:val="000000"/>
                         <w:spacing w:val="-4"/>
                         <w:sz w:val="20"/>
                       </w:rPr>
@@ -6617,6 +7702,7 @@
                       <w:rPr>
                         <w:rFonts w:ascii="Georgia" w:hAnsi="Georgia"/>
                         <w:b/>
+                        <w:color w:val="000000"/>
                         <w:spacing w:val="-6"/>
                         <w:sz w:val="20"/>
                       </w:rPr>
@@ -6626,6 +7712,7 @@
                       <w:rPr>
                         <w:rFonts w:ascii="Georgia" w:hAnsi="Georgia"/>
                         <w:b/>
+                        <w:color w:val="000000"/>
                         <w:spacing w:val="-4"/>
                         <w:sz w:val="20"/>
                       </w:rPr>
@@ -6635,6 +7722,7 @@
                       <w:rPr>
                         <w:rFonts w:ascii="Georgia" w:hAnsi="Georgia"/>
                         <w:b/>
+                        <w:color w:val="000000"/>
                         <w:spacing w:val="-7"/>
                         <w:sz w:val="20"/>
                       </w:rPr>
@@ -6644,6 +7732,7 @@
                       <w:rPr>
                         <w:rFonts w:ascii="Georgia" w:hAnsi="Georgia"/>
                         <w:b/>
+                        <w:color w:val="000000"/>
                         <w:spacing w:val="-4"/>
                         <w:sz w:val="20"/>
                       </w:rPr>
@@ -6653,6 +7742,7 @@
                       <w:rPr>
                         <w:rFonts w:ascii="Georgia" w:hAnsi="Georgia"/>
                         <w:b/>
+                        <w:color w:val="000000"/>
                         <w:spacing w:val="-7"/>
                         <w:sz w:val="20"/>
                       </w:rPr>
@@ -6662,6 +7752,7 @@
                       <w:rPr>
                         <w:rFonts w:ascii="Georgia" w:hAnsi="Georgia"/>
                         <w:b/>
+                        <w:color w:val="000000"/>
                         <w:spacing w:val="-4"/>
                         <w:sz w:val="20"/>
                       </w:rPr>
@@ -6671,6 +7762,7 @@
                       <w:rPr>
                         <w:rFonts w:ascii="Georgia" w:hAnsi="Georgia"/>
                         <w:b/>
+                        <w:color w:val="000000"/>
                         <w:spacing w:val="-6"/>
                         <w:sz w:val="20"/>
                       </w:rPr>
@@ -6680,6 +7772,7 @@
                       <w:rPr>
                         <w:rFonts w:ascii="Georgia" w:hAnsi="Georgia"/>
                         <w:b/>
+                        <w:color w:val="000000"/>
                         <w:spacing w:val="-4"/>
                         <w:sz w:val="20"/>
                       </w:rPr>
@@ -6689,6 +7782,7 @@
                       <w:rPr>
                         <w:rFonts w:ascii="Georgia" w:hAnsi="Georgia"/>
                         <w:b/>
+                        <w:color w:val="000000"/>
                         <w:spacing w:val="-7"/>
                         <w:sz w:val="20"/>
                       </w:rPr>
@@ -6698,6 +7792,7 @@
                       <w:rPr>
                         <w:rFonts w:ascii="Georgia" w:hAnsi="Georgia"/>
                         <w:b/>
+                        <w:color w:val="000000"/>
                         <w:spacing w:val="-4"/>
                         <w:sz w:val="20"/>
                       </w:rPr>
@@ -6707,6 +7802,7 @@
                       <w:rPr>
                         <w:rFonts w:ascii="Georgia" w:hAnsi="Georgia"/>
                         <w:b/>
+                        <w:color w:val="000000"/>
                         <w:spacing w:val="-6"/>
                         <w:sz w:val="20"/>
                       </w:rPr>
@@ -6716,6 +7812,7 @@
                       <w:rPr>
                         <w:rFonts w:ascii="Georgia" w:hAnsi="Georgia"/>
                         <w:b/>
+                        <w:color w:val="000000"/>
                         <w:spacing w:val="-4"/>
                         <w:sz w:val="20"/>
                       </w:rPr>
@@ -6725,6 +7822,7 @@
                       <w:rPr>
                         <w:rFonts w:ascii="Georgia" w:hAnsi="Georgia"/>
                         <w:b/>
+                        <w:color w:val="000000"/>
                         <w:spacing w:val="-7"/>
                         <w:sz w:val="20"/>
                       </w:rPr>
@@ -6734,6 +7832,7 @@
                       <w:rPr>
                         <w:rFonts w:ascii="Georgia" w:hAnsi="Georgia"/>
                         <w:b/>
+                        <w:color w:val="000000"/>
                         <w:spacing w:val="-4"/>
                         <w:sz w:val="20"/>
                       </w:rPr>
@@ -6743,6 +7842,7 @@
                       <w:rPr>
                         <w:rFonts w:ascii="Georgia" w:hAnsi="Georgia"/>
                         <w:b/>
+                        <w:color w:val="000000"/>
                         <w:spacing w:val="-5"/>
                         <w:sz w:val="20"/>
                       </w:rPr>
@@ -6763,7 +7863,469 @@
 
 <file path=word/footer9.xml><?xml version="1.0" encoding="utf-8"?>
 <w:ftr xmlns:o="urn:schemas-microsoft-com:office:office" xmlns:r="http://schemas.openxmlformats.org/officeDocument/2006/relationships" xmlns:v="urn:schemas-microsoft-com:vml" xmlns:w="http://schemas.openxmlformats.org/wordprocessingml/2006/main" xmlns:w10="urn:schemas-microsoft-com:office:word" xmlns:wp="http://schemas.openxmlformats.org/drawingml/2006/wordprocessingDrawing" xmlns:pic="http://schemas.openxmlformats.org/drawingml/2006/picture" xmlns:wps="http://schemas.microsoft.com/office/word/2010/wordprocessingShape" xmlns:wpg="http://schemas.microsoft.com/office/word/2010/wordprocessingGroup" xmlns:mc="http://schemas.openxmlformats.org/markup-compatibility/2006" xmlns:wp14="http://schemas.microsoft.com/office/word/2010/wordprocessingDrawing" xmlns:w14="http://schemas.microsoft.com/office/word/2010/wordml" xmlns:w15="http://schemas.microsoft.com/office/word/2012/wordml" mc:Ignorable="w14 wp14 w15">
-  <w:p/>
+  <w:p>
+    <w:pPr>
+      <w:pStyle w:val="BodyText"/>
+      <w:spacing w:lineRule="auto" w:line="14"/>
+      <w:rPr>
+        <w:sz w:val="20"/>
+      </w:rPr>
+    </w:pPr>
+    <w:r>
+      <w:rPr>
+        <w:sz w:val="20"/>
+      </w:rPr>
+      <mc:AlternateContent>
+        <mc:Choice Requires="wps">
+          <w:drawing>
+            <wp:anchor distT="0" distB="0" distL="0" distR="0" simplePos="0" relativeHeight="31" behindDoc="1" locked="0" layoutInCell="0" allowOverlap="1" wp14:anchorId="23998364">
+              <wp:simplePos x="0" y="0"/>
+              <wp:positionH relativeFrom="page">
+                <wp:posOffset>902970</wp:posOffset>
+              </wp:positionH>
+              <wp:positionV relativeFrom="page">
+                <wp:posOffset>9865995</wp:posOffset>
+              </wp:positionV>
+              <wp:extent cx="4236085" cy="198755"/>
+              <wp:effectExtent l="0" t="0" r="0" b="0"/>
+              <wp:wrapNone/>
+              <wp:docPr id="23" name="Textbox 9"/>
+              <a:graphic xmlns:a="http://schemas.openxmlformats.org/drawingml/2006/main">
+                <a:graphicData uri="http://schemas.microsoft.com/office/word/2010/wordprocessingShape">
+                  <wps:wsp>
+                    <wps:cNvSpPr/>
+                    <wps:spPr>
+                      <a:xfrm>
+                        <a:off x="0" y="0"/>
+                        <a:ext cx="4236120" cy="198720"/>
+                      </a:xfrm>
+                      <a:prstGeom prst="rect">
+                        <a:avLst/>
+                      </a:prstGeom>
+                      <a:noFill/>
+                      <a:ln w="0">
+                        <a:noFill/>
+                      </a:ln>
+                    </wps:spPr>
+                    <wps:style>
+                      <a:lnRef idx="0"/>
+                      <a:fillRef idx="0"/>
+                      <a:effectRef idx="0"/>
+                      <a:fontRef idx="minor"/>
+                    </wps:style>
+                    <wps:txbx>
+                      <w:txbxContent>
+                        <w:p>
+                          <w:pPr>
+                            <w:pStyle w:val="FrameContentsuser"/>
+                            <w:spacing w:before="50" w:after="0"/>
+                            <w:ind w:start="20"/>
+                            <w:rPr>
+                              <w:rFonts w:ascii="Georgia" w:hAnsi="Georgia"/>
+                              <w:b/>
+                              <w:sz w:val="20"/>
+                            </w:rPr>
+                          </w:pPr>
+                          <w:r>
+                            <w:rPr>
+                              <w:rFonts w:ascii="Georgia" w:hAnsi="Georgia"/>
+                              <w:b/>
+                              <w:color w:val="000000"/>
+                              <w:spacing w:val="-4"/>
+                              <w:sz w:val="20"/>
+                            </w:rPr>
+                            <w:t>Second</w:t>
+                          </w:r>
+                          <w:r>
+                            <w:rPr>
+                              <w:rFonts w:ascii="Georgia" w:hAnsi="Georgia"/>
+                              <w:b/>
+                              <w:color w:val="000000"/>
+                              <w:spacing w:val="-7"/>
+                              <w:sz w:val="20"/>
+                            </w:rPr>
+                            <w:t xml:space="preserve"> </w:t>
+                          </w:r>
+                          <w:r>
+                            <w:rPr>
+                              <w:rFonts w:ascii="Georgia" w:hAnsi="Georgia"/>
+                              <w:b/>
+                              <w:color w:val="000000"/>
+                              <w:spacing w:val="-4"/>
+                              <w:sz w:val="20"/>
+                            </w:rPr>
+                            <w:t>Year</w:t>
+                          </w:r>
+                          <w:r>
+                            <w:rPr>
+                              <w:rFonts w:ascii="Georgia" w:hAnsi="Georgia"/>
+                              <w:b/>
+                              <w:color w:val="000000"/>
+                              <w:spacing w:val="-6"/>
+                              <w:sz w:val="20"/>
+                            </w:rPr>
+                            <w:t xml:space="preserve"> </w:t>
+                          </w:r>
+                          <w:r>
+                            <w:rPr>
+                              <w:rFonts w:ascii="Georgia" w:hAnsi="Georgia"/>
+                              <w:b/>
+                              <w:color w:val="000000"/>
+                              <w:spacing w:val="-4"/>
+                              <w:sz w:val="20"/>
+                            </w:rPr>
+                            <w:t>–</w:t>
+                          </w:r>
+                          <w:r>
+                            <w:rPr>
+                              <w:rFonts w:ascii="Georgia" w:hAnsi="Georgia"/>
+                              <w:b/>
+                              <w:color w:val="000000"/>
+                              <w:spacing w:val="-7"/>
+                              <w:sz w:val="20"/>
+                            </w:rPr>
+                            <w:t xml:space="preserve"> </w:t>
+                          </w:r>
+                          <w:r>
+                            <w:rPr>
+                              <w:rFonts w:ascii="Georgia" w:hAnsi="Georgia"/>
+                              <w:b/>
+                              <w:color w:val="000000"/>
+                              <w:spacing w:val="-4"/>
+                              <w:sz w:val="20"/>
+                            </w:rPr>
+                            <w:t>Web</w:t>
+                          </w:r>
+                          <w:r>
+                            <w:rPr>
+                              <w:rFonts w:ascii="Georgia" w:hAnsi="Georgia"/>
+                              <w:b/>
+                              <w:color w:val="000000"/>
+                              <w:spacing w:val="-7"/>
+                              <w:sz w:val="20"/>
+                            </w:rPr>
+                            <w:t xml:space="preserve"> </w:t>
+                          </w:r>
+                          <w:r>
+                            <w:rPr>
+                              <w:rFonts w:ascii="Georgia" w:hAnsi="Georgia"/>
+                              <w:b/>
+                              <w:color w:val="000000"/>
+                              <w:spacing w:val="-4"/>
+                              <w:sz w:val="20"/>
+                            </w:rPr>
+                            <w:t>Design</w:t>
+                          </w:r>
+                          <w:r>
+                            <w:rPr>
+                              <w:rFonts w:ascii="Georgia" w:hAnsi="Georgia"/>
+                              <w:b/>
+                              <w:color w:val="000000"/>
+                              <w:spacing w:val="-6"/>
+                              <w:sz w:val="20"/>
+                            </w:rPr>
+                            <w:t xml:space="preserve"> </w:t>
+                          </w:r>
+                          <w:r>
+                            <w:rPr>
+                              <w:rFonts w:ascii="Georgia" w:hAnsi="Georgia"/>
+                              <w:b/>
+                              <w:color w:val="000000"/>
+                              <w:spacing w:val="-4"/>
+                              <w:sz w:val="20"/>
+                            </w:rPr>
+                            <w:t>and</w:t>
+                          </w:r>
+                          <w:r>
+                            <w:rPr>
+                              <w:rFonts w:ascii="Georgia" w:hAnsi="Georgia"/>
+                              <w:b/>
+                              <w:color w:val="000000"/>
+                              <w:spacing w:val="-7"/>
+                              <w:sz w:val="20"/>
+                            </w:rPr>
+                            <w:t xml:space="preserve"> </w:t>
+                          </w:r>
+                          <w:r>
+                            <w:rPr>
+                              <w:rFonts w:ascii="Georgia" w:hAnsi="Georgia"/>
+                              <w:b/>
+                              <w:color w:val="000000"/>
+                              <w:spacing w:val="-4"/>
+                              <w:sz w:val="20"/>
+                            </w:rPr>
+                            <w:t>Development</w:t>
+                          </w:r>
+                          <w:r>
+                            <w:rPr>
+                              <w:rFonts w:ascii="Georgia" w:hAnsi="Georgia"/>
+                              <w:b/>
+                              <w:color w:val="000000"/>
+                              <w:spacing w:val="-6"/>
+                              <w:sz w:val="20"/>
+                            </w:rPr>
+                            <w:t xml:space="preserve"> </w:t>
+                          </w:r>
+                          <w:r>
+                            <w:rPr>
+                              <w:rFonts w:ascii="Georgia" w:hAnsi="Georgia"/>
+                              <w:b/>
+                              <w:color w:val="000000"/>
+                              <w:spacing w:val="-4"/>
+                              <w:sz w:val="20"/>
+                            </w:rPr>
+                            <w:t>Laboratory</w:t>
+                          </w:r>
+                          <w:r>
+                            <w:rPr>
+                              <w:rFonts w:ascii="Georgia" w:hAnsi="Georgia"/>
+                              <w:b/>
+                              <w:color w:val="000000"/>
+                              <w:spacing w:val="-7"/>
+                              <w:sz w:val="20"/>
+                            </w:rPr>
+                            <w:t xml:space="preserve"> </w:t>
+                          </w:r>
+                          <w:r>
+                            <w:rPr>
+                              <w:rFonts w:ascii="Georgia" w:hAnsi="Georgia"/>
+                              <w:b/>
+                              <w:color w:val="000000"/>
+                              <w:spacing w:val="-4"/>
+                              <w:sz w:val="20"/>
+                            </w:rPr>
+                            <w:t>(2025-</w:t>
+                          </w:r>
+                          <w:r>
+                            <w:rPr>
+                              <w:rFonts w:ascii="Georgia" w:hAnsi="Georgia"/>
+                              <w:b/>
+                              <w:color w:val="000000"/>
+                              <w:spacing w:val="-5"/>
+                              <w:sz w:val="20"/>
+                            </w:rPr>
+                            <w:t>26)</w:t>
+                          </w:r>
+                        </w:p>
+                      </w:txbxContent>
+                    </wps:txbx>
+                    <wps:bodyPr lIns="0" rIns="0" tIns="0" bIns="0" anchor="t">
+                      <a:noAutofit/>
+                    </wps:bodyPr>
+                  </wps:wsp>
+                </a:graphicData>
+              </a:graphic>
+            </wp:anchor>
+          </w:drawing>
+        </mc:Choice>
+        <mc:Fallback>
+          <w:pict>
+            <v:rect id="shape_0" stroked="f" o:allowincell="f" style="position:absolute;margin-left:71.1pt;margin-top:776.85pt;width:333.5pt;height:15.6pt;mso-wrap-style:square;v-text-anchor:top;mso-position-horizontal-relative:page;mso-position-vertical-relative:page" wp14:anchorId="23998364">
+              <v:fill o:detectmouseclick="t" on="false"/>
+              <v:stroke color="#3465a4" joinstyle="round" endcap="flat"/>
+              <v:textbox>
+                <w:txbxContent>
+                  <w:p>
+                    <w:pPr>
+                      <w:pStyle w:val="FrameContentsuser"/>
+                      <w:spacing w:before="50" w:after="0"/>
+                      <w:ind w:start="20"/>
+                      <w:rPr>
+                        <w:rFonts w:ascii="Georgia" w:hAnsi="Georgia"/>
+                        <w:b/>
+                        <w:sz w:val="20"/>
+                      </w:rPr>
+                    </w:pPr>
+                    <w:r>
+                      <w:rPr>
+                        <w:rFonts w:ascii="Georgia" w:hAnsi="Georgia"/>
+                        <w:b/>
+                        <w:color w:val="000000"/>
+                        <w:spacing w:val="-4"/>
+                        <w:sz w:val="20"/>
+                      </w:rPr>
+                      <w:t>Second</w:t>
+                    </w:r>
+                    <w:r>
+                      <w:rPr>
+                        <w:rFonts w:ascii="Georgia" w:hAnsi="Georgia"/>
+                        <w:b/>
+                        <w:color w:val="000000"/>
+                        <w:spacing w:val="-7"/>
+                        <w:sz w:val="20"/>
+                      </w:rPr>
+                      <w:t xml:space="preserve"> </w:t>
+                    </w:r>
+                    <w:r>
+                      <w:rPr>
+                        <w:rFonts w:ascii="Georgia" w:hAnsi="Georgia"/>
+                        <w:b/>
+                        <w:color w:val="000000"/>
+                        <w:spacing w:val="-4"/>
+                        <w:sz w:val="20"/>
+                      </w:rPr>
+                      <w:t>Year</w:t>
+                    </w:r>
+                    <w:r>
+                      <w:rPr>
+                        <w:rFonts w:ascii="Georgia" w:hAnsi="Georgia"/>
+                        <w:b/>
+                        <w:color w:val="000000"/>
+                        <w:spacing w:val="-6"/>
+                        <w:sz w:val="20"/>
+                      </w:rPr>
+                      <w:t xml:space="preserve"> </w:t>
+                    </w:r>
+                    <w:r>
+                      <w:rPr>
+                        <w:rFonts w:ascii="Georgia" w:hAnsi="Georgia"/>
+                        <w:b/>
+                        <w:color w:val="000000"/>
+                        <w:spacing w:val="-4"/>
+                        <w:sz w:val="20"/>
+                      </w:rPr>
+                      <w:t>–</w:t>
+                    </w:r>
+                    <w:r>
+                      <w:rPr>
+                        <w:rFonts w:ascii="Georgia" w:hAnsi="Georgia"/>
+                        <w:b/>
+                        <w:color w:val="000000"/>
+                        <w:spacing w:val="-7"/>
+                        <w:sz w:val="20"/>
+                      </w:rPr>
+                      <w:t xml:space="preserve"> </w:t>
+                    </w:r>
+                    <w:r>
+                      <w:rPr>
+                        <w:rFonts w:ascii="Georgia" w:hAnsi="Georgia"/>
+                        <w:b/>
+                        <w:color w:val="000000"/>
+                        <w:spacing w:val="-4"/>
+                        <w:sz w:val="20"/>
+                      </w:rPr>
+                      <w:t>Web</w:t>
+                    </w:r>
+                    <w:r>
+                      <w:rPr>
+                        <w:rFonts w:ascii="Georgia" w:hAnsi="Georgia"/>
+                        <w:b/>
+                        <w:color w:val="000000"/>
+                        <w:spacing w:val="-7"/>
+                        <w:sz w:val="20"/>
+                      </w:rPr>
+                      <w:t xml:space="preserve"> </w:t>
+                    </w:r>
+                    <w:r>
+                      <w:rPr>
+                        <w:rFonts w:ascii="Georgia" w:hAnsi="Georgia"/>
+                        <w:b/>
+                        <w:color w:val="000000"/>
+                        <w:spacing w:val="-4"/>
+                        <w:sz w:val="20"/>
+                      </w:rPr>
+                      <w:t>Design</w:t>
+                    </w:r>
+                    <w:r>
+                      <w:rPr>
+                        <w:rFonts w:ascii="Georgia" w:hAnsi="Georgia"/>
+                        <w:b/>
+                        <w:color w:val="000000"/>
+                        <w:spacing w:val="-6"/>
+                        <w:sz w:val="20"/>
+                      </w:rPr>
+                      <w:t xml:space="preserve"> </w:t>
+                    </w:r>
+                    <w:r>
+                      <w:rPr>
+                        <w:rFonts w:ascii="Georgia" w:hAnsi="Georgia"/>
+                        <w:b/>
+                        <w:color w:val="000000"/>
+                        <w:spacing w:val="-4"/>
+                        <w:sz w:val="20"/>
+                      </w:rPr>
+                      <w:t>and</w:t>
+                    </w:r>
+                    <w:r>
+                      <w:rPr>
+                        <w:rFonts w:ascii="Georgia" w:hAnsi="Georgia"/>
+                        <w:b/>
+                        <w:color w:val="000000"/>
+                        <w:spacing w:val="-7"/>
+                        <w:sz w:val="20"/>
+                      </w:rPr>
+                      <w:t xml:space="preserve"> </w:t>
+                    </w:r>
+                    <w:r>
+                      <w:rPr>
+                        <w:rFonts w:ascii="Georgia" w:hAnsi="Georgia"/>
+                        <w:b/>
+                        <w:color w:val="000000"/>
+                        <w:spacing w:val="-4"/>
+                        <w:sz w:val="20"/>
+                      </w:rPr>
+                      <w:t>Development</w:t>
+                    </w:r>
+                    <w:r>
+                      <w:rPr>
+                        <w:rFonts w:ascii="Georgia" w:hAnsi="Georgia"/>
+                        <w:b/>
+                        <w:color w:val="000000"/>
+                        <w:spacing w:val="-6"/>
+                        <w:sz w:val="20"/>
+                      </w:rPr>
+                      <w:t xml:space="preserve"> </w:t>
+                    </w:r>
+                    <w:r>
+                      <w:rPr>
+                        <w:rFonts w:ascii="Georgia" w:hAnsi="Georgia"/>
+                        <w:b/>
+                        <w:color w:val="000000"/>
+                        <w:spacing w:val="-4"/>
+                        <w:sz w:val="20"/>
+                      </w:rPr>
+                      <w:t>Laboratory</w:t>
+                    </w:r>
+                    <w:r>
+                      <w:rPr>
+                        <w:rFonts w:ascii="Georgia" w:hAnsi="Georgia"/>
+                        <w:b/>
+                        <w:color w:val="000000"/>
+                        <w:spacing w:val="-7"/>
+                        <w:sz w:val="20"/>
+                      </w:rPr>
+                      <w:t xml:space="preserve"> </w:t>
+                    </w:r>
+                    <w:r>
+                      <w:rPr>
+                        <w:rFonts w:ascii="Georgia" w:hAnsi="Georgia"/>
+                        <w:b/>
+                        <w:color w:val="000000"/>
+                        <w:spacing w:val="-4"/>
+                        <w:sz w:val="20"/>
+                      </w:rPr>
+                      <w:t>(2025-</w:t>
+                    </w:r>
+                    <w:r>
+                      <w:rPr>
+                        <w:rFonts w:ascii="Georgia" w:hAnsi="Georgia"/>
+                        <w:b/>
+                        <w:color w:val="000000"/>
+                        <w:spacing w:val="-5"/>
+                        <w:sz w:val="20"/>
+                      </w:rPr>
+                      <w:t>26)</w:t>
+                    </w:r>
+                  </w:p>
+                </w:txbxContent>
+              </v:textbox>
+              <w10:wrap type="none"/>
+            </v:rect>
+          </w:pict>
+        </mc:Fallback>
+      </mc:AlternateContent>
+    </w:r>
+  </w:p>
 </w:ftr>
 </file>
 
@@ -6776,6 +8338,712 @@
     </w:pPr>
     <w:r>
       <w:rPr/>
+    </w:r>
+  </w:p>
+</w:hdr>
+</file>
+
+<file path=word/header10.xml><?xml version="1.0" encoding="utf-8"?>
+<w:hdr xmlns:o="urn:schemas-microsoft-com:office:office" xmlns:r="http://schemas.openxmlformats.org/officeDocument/2006/relationships" xmlns:v="urn:schemas-microsoft-com:vml" xmlns:w="http://schemas.openxmlformats.org/wordprocessingml/2006/main" xmlns:w10="urn:schemas-microsoft-com:office:word" xmlns:wp="http://schemas.openxmlformats.org/drawingml/2006/wordprocessingDrawing" xmlns:pic="http://schemas.openxmlformats.org/drawingml/2006/picture" xmlns:wps="http://schemas.microsoft.com/office/word/2010/wordprocessingShape" xmlns:wpg="http://schemas.microsoft.com/office/word/2010/wordprocessingGroup" xmlns:mc="http://schemas.openxmlformats.org/markup-compatibility/2006" xmlns:wp14="http://schemas.microsoft.com/office/word/2010/wordprocessingDrawing" xmlns:w14="http://schemas.microsoft.com/office/word/2010/wordml" xmlns:w15="http://schemas.microsoft.com/office/word/2012/wordml" mc:Ignorable="w14 wp14 w15">
+  <w:p>
+    <w:pPr>
+      <w:pStyle w:val="Header"/>
+      <w:rPr/>
+    </w:pPr>
+    <w:r>
+      <w:rPr/>
+    </w:r>
+  </w:p>
+</w:hdr>
+</file>
+
+<file path=word/header11.xml><?xml version="1.0" encoding="utf-8"?>
+<w:hdr xmlns:o="urn:schemas-microsoft-com:office:office" xmlns:r="http://schemas.openxmlformats.org/officeDocument/2006/relationships" xmlns:v="urn:schemas-microsoft-com:vml" xmlns:w="http://schemas.openxmlformats.org/wordprocessingml/2006/main" xmlns:w10="urn:schemas-microsoft-com:office:word" xmlns:wp="http://schemas.openxmlformats.org/drawingml/2006/wordprocessingDrawing" xmlns:pic="http://schemas.openxmlformats.org/drawingml/2006/picture" xmlns:wps="http://schemas.microsoft.com/office/word/2010/wordprocessingShape" xmlns:wpg="http://schemas.microsoft.com/office/word/2010/wordprocessingGroup" xmlns:mc="http://schemas.openxmlformats.org/markup-compatibility/2006" xmlns:wp14="http://schemas.microsoft.com/office/word/2010/wordprocessingDrawing" xmlns:w14="http://schemas.microsoft.com/office/word/2010/wordml" xmlns:w15="http://schemas.microsoft.com/office/word/2012/wordml" mc:Ignorable="w14 wp14 w15">
+  <w:p>
+    <w:pPr>
+      <w:pStyle w:val="BodyText"/>
+      <w:spacing w:lineRule="auto" w:line="14"/>
+      <w:rPr>
+        <w:sz w:val="20"/>
+      </w:rPr>
+    </w:pPr>
+    <w:r>
+      <w:rPr>
+        <w:sz w:val="20"/>
+      </w:rPr>
+      <mc:AlternateContent>
+        <mc:Choice Requires="wps">
+          <w:drawing>
+            <wp:anchor distT="0" distB="0" distL="0" distR="0" simplePos="0" relativeHeight="34" behindDoc="1" locked="0" layoutInCell="0" allowOverlap="1" wp14:anchorId="255077ED">
+              <wp:simplePos x="0" y="0"/>
+              <wp:positionH relativeFrom="page">
+                <wp:posOffset>902970</wp:posOffset>
+              </wp:positionH>
+              <wp:positionV relativeFrom="page">
+                <wp:posOffset>436880</wp:posOffset>
+              </wp:positionV>
+              <wp:extent cx="3249930" cy="372110"/>
+              <wp:effectExtent l="0" t="0" r="0" b="0"/>
+              <wp:wrapNone/>
+              <wp:docPr id="26" name="Textbox 12"/>
+              <a:graphic xmlns:a="http://schemas.openxmlformats.org/drawingml/2006/main">
+                <a:graphicData uri="http://schemas.microsoft.com/office/word/2010/wordprocessingShape">
+                  <wps:wsp>
+                    <wps:cNvSpPr/>
+                    <wps:spPr>
+                      <a:xfrm>
+                        <a:off x="0" y="0"/>
+                        <a:ext cx="3250080" cy="372240"/>
+                      </a:xfrm>
+                      <a:prstGeom prst="rect">
+                        <a:avLst/>
+                      </a:prstGeom>
+                      <a:noFill/>
+                      <a:ln w="0">
+                        <a:noFill/>
+                      </a:ln>
+                    </wps:spPr>
+                    <wps:style>
+                      <a:lnRef idx="0"/>
+                      <a:fillRef idx="0"/>
+                      <a:effectRef idx="0"/>
+                      <a:fontRef idx="minor"/>
+                    </wps:style>
+                    <wps:txbx>
+                      <w:txbxContent>
+                        <w:p>
+                          <w:pPr>
+                            <w:pStyle w:val="FrameContentsuser"/>
+                            <w:spacing w:lineRule="auto" w:line="288" w:before="40" w:after="0"/>
+                            <w:ind w:start="20" w:end="18"/>
+                            <w:rPr>
+                              <w:rFonts w:ascii="Georgia" w:hAnsi="Georgia"/>
+                              <w:b/>
+                              <w:sz w:val="20"/>
+                            </w:rPr>
+                          </w:pPr>
+                          <w:r>
+                            <w:rPr>
+                              <w:rFonts w:ascii="Georgia" w:hAnsi="Georgia"/>
+                              <w:b/>
+                              <w:color w:val="000000"/>
+                              <w:sz w:val="20"/>
+                            </w:rPr>
+                            <w:t xml:space="preserve">Walchand College of Engineering, Sangli </w:t>
+                          </w:r>
+                          <w:r>
+                            <w:rPr>
+                              <w:rFonts w:ascii="Georgia" w:hAnsi="Georgia"/>
+                              <w:b/>
+                              <w:color w:val="000000"/>
+                              <w:spacing w:val="-2"/>
+                              <w:sz w:val="20"/>
+                            </w:rPr>
+                            <w:t>Department</w:t>
+                          </w:r>
+                          <w:r>
+                            <w:rPr>
+                              <w:rFonts w:ascii="Georgia" w:hAnsi="Georgia"/>
+                              <w:b/>
+                              <w:color w:val="000000"/>
+                              <w:spacing w:val="-11"/>
+                              <w:sz w:val="20"/>
+                            </w:rPr>
+                            <w:t xml:space="preserve"> </w:t>
+                          </w:r>
+                          <w:r>
+                            <w:rPr>
+                              <w:rFonts w:ascii="Georgia" w:hAnsi="Georgia"/>
+                              <w:b/>
+                              <w:color w:val="000000"/>
+                              <w:spacing w:val="-2"/>
+                              <w:sz w:val="20"/>
+                            </w:rPr>
+                            <w:t>of</w:t>
+                          </w:r>
+                          <w:r>
+                            <w:rPr>
+                              <w:rFonts w:ascii="Georgia" w:hAnsi="Georgia"/>
+                              <w:b/>
+                              <w:color w:val="000000"/>
+                              <w:spacing w:val="-11"/>
+                              <w:sz w:val="20"/>
+                            </w:rPr>
+                            <w:t xml:space="preserve"> </w:t>
+                          </w:r>
+                          <w:r>
+                            <w:rPr>
+                              <w:rFonts w:ascii="Georgia" w:hAnsi="Georgia"/>
+                              <w:b/>
+                              <w:color w:val="000000"/>
+                              <w:spacing w:val="-2"/>
+                              <w:sz w:val="20"/>
+                            </w:rPr>
+                            <w:t>Computer</w:t>
+                          </w:r>
+                          <w:r>
+                            <w:rPr>
+                              <w:rFonts w:ascii="Georgia" w:hAnsi="Georgia"/>
+                              <w:b/>
+                              <w:color w:val="000000"/>
+                              <w:spacing w:val="-11"/>
+                              <w:sz w:val="20"/>
+                            </w:rPr>
+                            <w:t xml:space="preserve"> </w:t>
+                          </w:r>
+                          <w:r>
+                            <w:rPr>
+                              <w:rFonts w:ascii="Georgia" w:hAnsi="Georgia"/>
+                              <w:b/>
+                              <w:color w:val="000000"/>
+                              <w:spacing w:val="-2"/>
+                              <w:sz w:val="20"/>
+                            </w:rPr>
+                            <w:t>Science</w:t>
+                          </w:r>
+                          <w:r>
+                            <w:rPr>
+                              <w:rFonts w:ascii="Georgia" w:hAnsi="Georgia"/>
+                              <w:b/>
+                              <w:color w:val="000000"/>
+                              <w:spacing w:val="-10"/>
+                              <w:sz w:val="20"/>
+                            </w:rPr>
+                            <w:t xml:space="preserve"> </w:t>
+                          </w:r>
+                          <w:r>
+                            <w:rPr>
+                              <w:rFonts w:ascii="Georgia" w:hAnsi="Georgia"/>
+                              <w:b/>
+                              <w:color w:val="000000"/>
+                              <w:spacing w:val="-2"/>
+                              <w:sz w:val="20"/>
+                            </w:rPr>
+                            <w:t>and</w:t>
+                          </w:r>
+                          <w:r>
+                            <w:rPr>
+                              <w:rFonts w:ascii="Georgia" w:hAnsi="Georgia"/>
+                              <w:b/>
+                              <w:color w:val="000000"/>
+                              <w:spacing w:val="-11"/>
+                              <w:sz w:val="20"/>
+                            </w:rPr>
+                            <w:t xml:space="preserve"> </w:t>
+                          </w:r>
+                          <w:r>
+                            <w:rPr>
+                              <w:rFonts w:ascii="Georgia" w:hAnsi="Georgia"/>
+                              <w:b/>
+                              <w:color w:val="000000"/>
+                              <w:spacing w:val="-2"/>
+                              <w:sz w:val="20"/>
+                            </w:rPr>
+                            <w:t>Engineering</w:t>
+                          </w:r>
+                        </w:p>
+                      </w:txbxContent>
+                    </wps:txbx>
+                    <wps:bodyPr lIns="0" rIns="0" tIns="0" bIns="0" anchor="t">
+                      <a:noAutofit/>
+                    </wps:bodyPr>
+                  </wps:wsp>
+                </a:graphicData>
+              </a:graphic>
+            </wp:anchor>
+          </w:drawing>
+        </mc:Choice>
+        <mc:Fallback>
+          <w:pict>
+            <v:rect id="shape_0" stroked="f" o:allowincell="f" style="position:absolute;margin-left:71.1pt;margin-top:34.4pt;width:255.85pt;height:29.25pt;mso-wrap-style:square;v-text-anchor:top;mso-position-horizontal-relative:page;mso-position-vertical-relative:page" wp14:anchorId="255077ED">
+              <v:fill o:detectmouseclick="t" on="false"/>
+              <v:stroke color="#3465a4" joinstyle="round" endcap="flat"/>
+              <v:textbox>
+                <w:txbxContent>
+                  <w:p>
+                    <w:pPr>
+                      <w:pStyle w:val="FrameContentsuser"/>
+                      <w:spacing w:lineRule="auto" w:line="288" w:before="40" w:after="0"/>
+                      <w:ind w:start="20" w:end="18"/>
+                      <w:rPr>
+                        <w:rFonts w:ascii="Georgia" w:hAnsi="Georgia"/>
+                        <w:b/>
+                        <w:sz w:val="20"/>
+                      </w:rPr>
+                    </w:pPr>
+                    <w:r>
+                      <w:rPr>
+                        <w:rFonts w:ascii="Georgia" w:hAnsi="Georgia"/>
+                        <w:b/>
+                        <w:color w:val="000000"/>
+                        <w:sz w:val="20"/>
+                      </w:rPr>
+                      <w:t xml:space="preserve">Walchand College of Engineering, Sangli </w:t>
+                    </w:r>
+                    <w:r>
+                      <w:rPr>
+                        <w:rFonts w:ascii="Georgia" w:hAnsi="Georgia"/>
+                        <w:b/>
+                        <w:color w:val="000000"/>
+                        <w:spacing w:val="-2"/>
+                        <w:sz w:val="20"/>
+                      </w:rPr>
+                      <w:t>Department</w:t>
+                    </w:r>
+                    <w:r>
+                      <w:rPr>
+                        <w:rFonts w:ascii="Georgia" w:hAnsi="Georgia"/>
+                        <w:b/>
+                        <w:color w:val="000000"/>
+                        <w:spacing w:val="-11"/>
+                        <w:sz w:val="20"/>
+                      </w:rPr>
+                      <w:t xml:space="preserve"> </w:t>
+                    </w:r>
+                    <w:r>
+                      <w:rPr>
+                        <w:rFonts w:ascii="Georgia" w:hAnsi="Georgia"/>
+                        <w:b/>
+                        <w:color w:val="000000"/>
+                        <w:spacing w:val="-2"/>
+                        <w:sz w:val="20"/>
+                      </w:rPr>
+                      <w:t>of</w:t>
+                    </w:r>
+                    <w:r>
+                      <w:rPr>
+                        <w:rFonts w:ascii="Georgia" w:hAnsi="Georgia"/>
+                        <w:b/>
+                        <w:color w:val="000000"/>
+                        <w:spacing w:val="-11"/>
+                        <w:sz w:val="20"/>
+                      </w:rPr>
+                      <w:t xml:space="preserve"> </w:t>
+                    </w:r>
+                    <w:r>
+                      <w:rPr>
+                        <w:rFonts w:ascii="Georgia" w:hAnsi="Georgia"/>
+                        <w:b/>
+                        <w:color w:val="000000"/>
+                        <w:spacing w:val="-2"/>
+                        <w:sz w:val="20"/>
+                      </w:rPr>
+                      <w:t>Computer</w:t>
+                    </w:r>
+                    <w:r>
+                      <w:rPr>
+                        <w:rFonts w:ascii="Georgia" w:hAnsi="Georgia"/>
+                        <w:b/>
+                        <w:color w:val="000000"/>
+                        <w:spacing w:val="-11"/>
+                        <w:sz w:val="20"/>
+                      </w:rPr>
+                      <w:t xml:space="preserve"> </w:t>
+                    </w:r>
+                    <w:r>
+                      <w:rPr>
+                        <w:rFonts w:ascii="Georgia" w:hAnsi="Georgia"/>
+                        <w:b/>
+                        <w:color w:val="000000"/>
+                        <w:spacing w:val="-2"/>
+                        <w:sz w:val="20"/>
+                      </w:rPr>
+                      <w:t>Science</w:t>
+                    </w:r>
+                    <w:r>
+                      <w:rPr>
+                        <w:rFonts w:ascii="Georgia" w:hAnsi="Georgia"/>
+                        <w:b/>
+                        <w:color w:val="000000"/>
+                        <w:spacing w:val="-10"/>
+                        <w:sz w:val="20"/>
+                      </w:rPr>
+                      <w:t xml:space="preserve"> </w:t>
+                    </w:r>
+                    <w:r>
+                      <w:rPr>
+                        <w:rFonts w:ascii="Georgia" w:hAnsi="Georgia"/>
+                        <w:b/>
+                        <w:color w:val="000000"/>
+                        <w:spacing w:val="-2"/>
+                        <w:sz w:val="20"/>
+                      </w:rPr>
+                      <w:t>and</w:t>
+                    </w:r>
+                    <w:r>
+                      <w:rPr>
+                        <w:rFonts w:ascii="Georgia" w:hAnsi="Georgia"/>
+                        <w:b/>
+                        <w:color w:val="000000"/>
+                        <w:spacing w:val="-11"/>
+                        <w:sz w:val="20"/>
+                      </w:rPr>
+                      <w:t xml:space="preserve"> </w:t>
+                    </w:r>
+                    <w:r>
+                      <w:rPr>
+                        <w:rFonts w:ascii="Georgia" w:hAnsi="Georgia"/>
+                        <w:b/>
+                        <w:color w:val="000000"/>
+                        <w:spacing w:val="-2"/>
+                        <w:sz w:val="20"/>
+                      </w:rPr>
+                      <w:t>Engineering</w:t>
+                    </w:r>
+                  </w:p>
+                </w:txbxContent>
+              </v:textbox>
+              <w10:wrap type="none"/>
+            </v:rect>
+          </w:pict>
+        </mc:Fallback>
+      </mc:AlternateContent>
+    </w:r>
+  </w:p>
+</w:hdr>
+</file>
+
+<file path=word/header12.xml><?xml version="1.0" encoding="utf-8"?>
+<w:hdr xmlns:o="urn:schemas-microsoft-com:office:office" xmlns:r="http://schemas.openxmlformats.org/officeDocument/2006/relationships" xmlns:v="urn:schemas-microsoft-com:vml" xmlns:w="http://schemas.openxmlformats.org/wordprocessingml/2006/main" xmlns:w10="urn:schemas-microsoft-com:office:word" xmlns:wp="http://schemas.openxmlformats.org/drawingml/2006/wordprocessingDrawing" xmlns:pic="http://schemas.openxmlformats.org/drawingml/2006/picture" xmlns:wps="http://schemas.microsoft.com/office/word/2010/wordprocessingShape" xmlns:wpg="http://schemas.microsoft.com/office/word/2010/wordprocessingGroup" xmlns:mc="http://schemas.openxmlformats.org/markup-compatibility/2006" xmlns:wp14="http://schemas.microsoft.com/office/word/2010/wordprocessingDrawing" xmlns:w14="http://schemas.microsoft.com/office/word/2010/wordml" xmlns:w15="http://schemas.microsoft.com/office/word/2012/wordml" mc:Ignorable="w14 wp14 w15">
+  <w:p>
+    <w:pPr>
+      <w:pStyle w:val="BodyText"/>
+      <w:spacing w:lineRule="auto" w:line="14"/>
+      <w:rPr>
+        <w:sz w:val="20"/>
+      </w:rPr>
+    </w:pPr>
+    <w:r>
+      <w:rPr>
+        <w:sz w:val="20"/>
+      </w:rPr>
+      <mc:AlternateContent>
+        <mc:Choice Requires="wps">
+          <w:drawing>
+            <wp:anchor distT="0" distB="0" distL="0" distR="0" simplePos="0" relativeHeight="34" behindDoc="1" locked="0" layoutInCell="0" allowOverlap="1" wp14:anchorId="255077ED">
+              <wp:simplePos x="0" y="0"/>
+              <wp:positionH relativeFrom="page">
+                <wp:posOffset>902970</wp:posOffset>
+              </wp:positionH>
+              <wp:positionV relativeFrom="page">
+                <wp:posOffset>436880</wp:posOffset>
+              </wp:positionV>
+              <wp:extent cx="3249930" cy="372110"/>
+              <wp:effectExtent l="0" t="0" r="0" b="0"/>
+              <wp:wrapNone/>
+              <wp:docPr id="27" name="Textbox 12"/>
+              <a:graphic xmlns:a="http://schemas.openxmlformats.org/drawingml/2006/main">
+                <a:graphicData uri="http://schemas.microsoft.com/office/word/2010/wordprocessingShape">
+                  <wps:wsp>
+                    <wps:cNvSpPr/>
+                    <wps:spPr>
+                      <a:xfrm>
+                        <a:off x="0" y="0"/>
+                        <a:ext cx="3250080" cy="372240"/>
+                      </a:xfrm>
+                      <a:prstGeom prst="rect">
+                        <a:avLst/>
+                      </a:prstGeom>
+                      <a:noFill/>
+                      <a:ln w="0">
+                        <a:noFill/>
+                      </a:ln>
+                    </wps:spPr>
+                    <wps:style>
+                      <a:lnRef idx="0"/>
+                      <a:fillRef idx="0"/>
+                      <a:effectRef idx="0"/>
+                      <a:fontRef idx="minor"/>
+                    </wps:style>
+                    <wps:txbx>
+                      <w:txbxContent>
+                        <w:p>
+                          <w:pPr>
+                            <w:pStyle w:val="FrameContentsuser"/>
+                            <w:spacing w:lineRule="auto" w:line="288" w:before="40" w:after="0"/>
+                            <w:ind w:start="20" w:end="18"/>
+                            <w:rPr>
+                              <w:rFonts w:ascii="Georgia" w:hAnsi="Georgia"/>
+                              <w:b/>
+                              <w:sz w:val="20"/>
+                            </w:rPr>
+                          </w:pPr>
+                          <w:r>
+                            <w:rPr>
+                              <w:rFonts w:ascii="Georgia" w:hAnsi="Georgia"/>
+                              <w:b/>
+                              <w:color w:val="000000"/>
+                              <w:sz w:val="20"/>
+                            </w:rPr>
+                            <w:t xml:space="preserve">Walchand College of Engineering, Sangli </w:t>
+                          </w:r>
+                          <w:r>
+                            <w:rPr>
+                              <w:rFonts w:ascii="Georgia" w:hAnsi="Georgia"/>
+                              <w:b/>
+                              <w:color w:val="000000"/>
+                              <w:spacing w:val="-2"/>
+                              <w:sz w:val="20"/>
+                            </w:rPr>
+                            <w:t>Department</w:t>
+                          </w:r>
+                          <w:r>
+                            <w:rPr>
+                              <w:rFonts w:ascii="Georgia" w:hAnsi="Georgia"/>
+                              <w:b/>
+                              <w:color w:val="000000"/>
+                              <w:spacing w:val="-11"/>
+                              <w:sz w:val="20"/>
+                            </w:rPr>
+                            <w:t xml:space="preserve"> </w:t>
+                          </w:r>
+                          <w:r>
+                            <w:rPr>
+                              <w:rFonts w:ascii="Georgia" w:hAnsi="Georgia"/>
+                              <w:b/>
+                              <w:color w:val="000000"/>
+                              <w:spacing w:val="-2"/>
+                              <w:sz w:val="20"/>
+                            </w:rPr>
+                            <w:t>of</w:t>
+                          </w:r>
+                          <w:r>
+                            <w:rPr>
+                              <w:rFonts w:ascii="Georgia" w:hAnsi="Georgia"/>
+                              <w:b/>
+                              <w:color w:val="000000"/>
+                              <w:spacing w:val="-11"/>
+                              <w:sz w:val="20"/>
+                            </w:rPr>
+                            <w:t xml:space="preserve"> </w:t>
+                          </w:r>
+                          <w:r>
+                            <w:rPr>
+                              <w:rFonts w:ascii="Georgia" w:hAnsi="Georgia"/>
+                              <w:b/>
+                              <w:color w:val="000000"/>
+                              <w:spacing w:val="-2"/>
+                              <w:sz w:val="20"/>
+                            </w:rPr>
+                            <w:t>Computer</w:t>
+                          </w:r>
+                          <w:r>
+                            <w:rPr>
+                              <w:rFonts w:ascii="Georgia" w:hAnsi="Georgia"/>
+                              <w:b/>
+                              <w:color w:val="000000"/>
+                              <w:spacing w:val="-11"/>
+                              <w:sz w:val="20"/>
+                            </w:rPr>
+                            <w:t xml:space="preserve"> </w:t>
+                          </w:r>
+                          <w:r>
+                            <w:rPr>
+                              <w:rFonts w:ascii="Georgia" w:hAnsi="Georgia"/>
+                              <w:b/>
+                              <w:color w:val="000000"/>
+                              <w:spacing w:val="-2"/>
+                              <w:sz w:val="20"/>
+                            </w:rPr>
+                            <w:t>Science</w:t>
+                          </w:r>
+                          <w:r>
+                            <w:rPr>
+                              <w:rFonts w:ascii="Georgia" w:hAnsi="Georgia"/>
+                              <w:b/>
+                              <w:color w:val="000000"/>
+                              <w:spacing w:val="-10"/>
+                              <w:sz w:val="20"/>
+                            </w:rPr>
+                            <w:t xml:space="preserve"> </w:t>
+                          </w:r>
+                          <w:r>
+                            <w:rPr>
+                              <w:rFonts w:ascii="Georgia" w:hAnsi="Georgia"/>
+                              <w:b/>
+                              <w:color w:val="000000"/>
+                              <w:spacing w:val="-2"/>
+                              <w:sz w:val="20"/>
+                            </w:rPr>
+                            <w:t>and</w:t>
+                          </w:r>
+                          <w:r>
+                            <w:rPr>
+                              <w:rFonts w:ascii="Georgia" w:hAnsi="Georgia"/>
+                              <w:b/>
+                              <w:color w:val="000000"/>
+                              <w:spacing w:val="-11"/>
+                              <w:sz w:val="20"/>
+                            </w:rPr>
+                            <w:t xml:space="preserve"> </w:t>
+                          </w:r>
+                          <w:r>
+                            <w:rPr>
+                              <w:rFonts w:ascii="Georgia" w:hAnsi="Georgia"/>
+                              <w:b/>
+                              <w:color w:val="000000"/>
+                              <w:spacing w:val="-2"/>
+                              <w:sz w:val="20"/>
+                            </w:rPr>
+                            <w:t>Engineering</w:t>
+                          </w:r>
+                        </w:p>
+                      </w:txbxContent>
+                    </wps:txbx>
+                    <wps:bodyPr lIns="0" rIns="0" tIns="0" bIns="0" anchor="t">
+                      <a:noAutofit/>
+                    </wps:bodyPr>
+                  </wps:wsp>
+                </a:graphicData>
+              </a:graphic>
+            </wp:anchor>
+          </w:drawing>
+        </mc:Choice>
+        <mc:Fallback>
+          <w:pict>
+            <v:rect id="shape_0" stroked="f" o:allowincell="f" style="position:absolute;margin-left:71.1pt;margin-top:34.4pt;width:255.85pt;height:29.25pt;mso-wrap-style:square;v-text-anchor:top;mso-position-horizontal-relative:page;mso-position-vertical-relative:page" wp14:anchorId="255077ED">
+              <v:fill o:detectmouseclick="t" on="false"/>
+              <v:stroke color="#3465a4" joinstyle="round" endcap="flat"/>
+              <v:textbox>
+                <w:txbxContent>
+                  <w:p>
+                    <w:pPr>
+                      <w:pStyle w:val="FrameContentsuser"/>
+                      <w:spacing w:lineRule="auto" w:line="288" w:before="40" w:after="0"/>
+                      <w:ind w:start="20" w:end="18"/>
+                      <w:rPr>
+                        <w:rFonts w:ascii="Georgia" w:hAnsi="Georgia"/>
+                        <w:b/>
+                        <w:sz w:val="20"/>
+                      </w:rPr>
+                    </w:pPr>
+                    <w:r>
+                      <w:rPr>
+                        <w:rFonts w:ascii="Georgia" w:hAnsi="Georgia"/>
+                        <w:b/>
+                        <w:color w:val="000000"/>
+                        <w:sz w:val="20"/>
+                      </w:rPr>
+                      <w:t xml:space="preserve">Walchand College of Engineering, Sangli </w:t>
+                    </w:r>
+                    <w:r>
+                      <w:rPr>
+                        <w:rFonts w:ascii="Georgia" w:hAnsi="Georgia"/>
+                        <w:b/>
+                        <w:color w:val="000000"/>
+                        <w:spacing w:val="-2"/>
+                        <w:sz w:val="20"/>
+                      </w:rPr>
+                      <w:t>Department</w:t>
+                    </w:r>
+                    <w:r>
+                      <w:rPr>
+                        <w:rFonts w:ascii="Georgia" w:hAnsi="Georgia"/>
+                        <w:b/>
+                        <w:color w:val="000000"/>
+                        <w:spacing w:val="-11"/>
+                        <w:sz w:val="20"/>
+                      </w:rPr>
+                      <w:t xml:space="preserve"> </w:t>
+                    </w:r>
+                    <w:r>
+                      <w:rPr>
+                        <w:rFonts w:ascii="Georgia" w:hAnsi="Georgia"/>
+                        <w:b/>
+                        <w:color w:val="000000"/>
+                        <w:spacing w:val="-2"/>
+                        <w:sz w:val="20"/>
+                      </w:rPr>
+                      <w:t>of</w:t>
+                    </w:r>
+                    <w:r>
+                      <w:rPr>
+                        <w:rFonts w:ascii="Georgia" w:hAnsi="Georgia"/>
+                        <w:b/>
+                        <w:color w:val="000000"/>
+                        <w:spacing w:val="-11"/>
+                        <w:sz w:val="20"/>
+                      </w:rPr>
+                      <w:t xml:space="preserve"> </w:t>
+                    </w:r>
+                    <w:r>
+                      <w:rPr>
+                        <w:rFonts w:ascii="Georgia" w:hAnsi="Georgia"/>
+                        <w:b/>
+                        <w:color w:val="000000"/>
+                        <w:spacing w:val="-2"/>
+                        <w:sz w:val="20"/>
+                      </w:rPr>
+                      <w:t>Computer</w:t>
+                    </w:r>
+                    <w:r>
+                      <w:rPr>
+                        <w:rFonts w:ascii="Georgia" w:hAnsi="Georgia"/>
+                        <w:b/>
+                        <w:color w:val="000000"/>
+                        <w:spacing w:val="-11"/>
+                        <w:sz w:val="20"/>
+                      </w:rPr>
+                      <w:t xml:space="preserve"> </w:t>
+                    </w:r>
+                    <w:r>
+                      <w:rPr>
+                        <w:rFonts w:ascii="Georgia" w:hAnsi="Georgia"/>
+                        <w:b/>
+                        <w:color w:val="000000"/>
+                        <w:spacing w:val="-2"/>
+                        <w:sz w:val="20"/>
+                      </w:rPr>
+                      <w:t>Science</w:t>
+                    </w:r>
+                    <w:r>
+                      <w:rPr>
+                        <w:rFonts w:ascii="Georgia" w:hAnsi="Georgia"/>
+                        <w:b/>
+                        <w:color w:val="000000"/>
+                        <w:spacing w:val="-10"/>
+                        <w:sz w:val="20"/>
+                      </w:rPr>
+                      <w:t xml:space="preserve"> </w:t>
+                    </w:r>
+                    <w:r>
+                      <w:rPr>
+                        <w:rFonts w:ascii="Georgia" w:hAnsi="Georgia"/>
+                        <w:b/>
+                        <w:color w:val="000000"/>
+                        <w:spacing w:val="-2"/>
+                        <w:sz w:val="20"/>
+                      </w:rPr>
+                      <w:t>and</w:t>
+                    </w:r>
+                    <w:r>
+                      <w:rPr>
+                        <w:rFonts w:ascii="Georgia" w:hAnsi="Georgia"/>
+                        <w:b/>
+                        <w:color w:val="000000"/>
+                        <w:spacing w:val="-11"/>
+                        <w:sz w:val="20"/>
+                      </w:rPr>
+                      <w:t xml:space="preserve"> </w:t>
+                    </w:r>
+                    <w:r>
+                      <w:rPr>
+                        <w:rFonts w:ascii="Georgia" w:hAnsi="Georgia"/>
+                        <w:b/>
+                        <w:color w:val="000000"/>
+                        <w:spacing w:val="-2"/>
+                        <w:sz w:val="20"/>
+                      </w:rPr>
+                      <w:t>Engineering</w:t>
+                    </w:r>
+                  </w:p>
+                </w:txbxContent>
+              </v:textbox>
+              <w10:wrap type="none"/>
+            </v:rect>
+          </w:pict>
+        </mc:Fallback>
+      </mc:AlternateContent>
     </w:r>
   </w:p>
 </w:hdr>
@@ -6798,7 +9066,7 @@
       <mc:AlternateContent>
         <mc:Choice Requires="wps">
           <w:drawing>
-            <wp:anchor distT="0" distB="0" distL="0" distR="0" simplePos="0" relativeHeight="8" behindDoc="1" locked="0" layoutInCell="0" allowOverlap="1" wp14:anchorId="255077ED">
+            <wp:anchor distT="0" distB="0" distL="0" distR="0" simplePos="0" relativeHeight="4" behindDoc="1" locked="0" layoutInCell="0" allowOverlap="1" wp14:anchorId="255077ED">
               <wp:simplePos x="0" y="0"/>
               <wp:positionH relativeFrom="page">
                 <wp:posOffset>902970</wp:posOffset>
@@ -6837,7 +9105,7 @@
                       <w:txbxContent>
                         <w:p>
                           <w:pPr>
-                            <w:pStyle w:val="FrameContents"/>
+                            <w:pStyle w:val="FrameContentsuser"/>
                             <w:spacing w:lineRule="auto" w:line="288" w:before="40" w:after="0"/>
                             <w:ind w:start="20" w:end="18"/>
                             <w:rPr>
@@ -6850,6 +9118,7 @@
                             <w:rPr>
                               <w:rFonts w:ascii="Georgia" w:hAnsi="Georgia"/>
                               <w:b/>
+                              <w:color w:val="000000"/>
                               <w:sz w:val="20"/>
                             </w:rPr>
                             <w:t xml:space="preserve">Walchand College of Engineering, Sangli </w:t>
@@ -6858,6 +9127,7 @@
                             <w:rPr>
                               <w:rFonts w:ascii="Georgia" w:hAnsi="Georgia"/>
                               <w:b/>
+                              <w:color w:val="000000"/>
                               <w:spacing w:val="-2"/>
                               <w:sz w:val="20"/>
                             </w:rPr>
@@ -6867,6 +9137,7 @@
                             <w:rPr>
                               <w:rFonts w:ascii="Georgia" w:hAnsi="Georgia"/>
                               <w:b/>
+                              <w:color w:val="000000"/>
                               <w:spacing w:val="-11"/>
                               <w:sz w:val="20"/>
                             </w:rPr>
@@ -6876,6 +9147,7 @@
                             <w:rPr>
                               <w:rFonts w:ascii="Georgia" w:hAnsi="Georgia"/>
                               <w:b/>
+                              <w:color w:val="000000"/>
                               <w:spacing w:val="-2"/>
                               <w:sz w:val="20"/>
                             </w:rPr>
@@ -6885,6 +9157,7 @@
                             <w:rPr>
                               <w:rFonts w:ascii="Georgia" w:hAnsi="Georgia"/>
                               <w:b/>
+                              <w:color w:val="000000"/>
                               <w:spacing w:val="-11"/>
                               <w:sz w:val="20"/>
                             </w:rPr>
@@ -6894,6 +9167,7 @@
                             <w:rPr>
                               <w:rFonts w:ascii="Georgia" w:hAnsi="Georgia"/>
                               <w:b/>
+                              <w:color w:val="000000"/>
                               <w:spacing w:val="-2"/>
                               <w:sz w:val="20"/>
                             </w:rPr>
@@ -6903,6 +9177,7 @@
                             <w:rPr>
                               <w:rFonts w:ascii="Georgia" w:hAnsi="Georgia"/>
                               <w:b/>
+                              <w:color w:val="000000"/>
                               <w:spacing w:val="-11"/>
                               <w:sz w:val="20"/>
                             </w:rPr>
@@ -6912,6 +9187,7 @@
                             <w:rPr>
                               <w:rFonts w:ascii="Georgia" w:hAnsi="Georgia"/>
                               <w:b/>
+                              <w:color w:val="000000"/>
                               <w:spacing w:val="-2"/>
                               <w:sz w:val="20"/>
                             </w:rPr>
@@ -6921,6 +9197,7 @@
                             <w:rPr>
                               <w:rFonts w:ascii="Georgia" w:hAnsi="Georgia"/>
                               <w:b/>
+                              <w:color w:val="000000"/>
                               <w:spacing w:val="-10"/>
                               <w:sz w:val="20"/>
                             </w:rPr>
@@ -6930,6 +9207,7 @@
                             <w:rPr>
                               <w:rFonts w:ascii="Georgia" w:hAnsi="Georgia"/>
                               <w:b/>
+                              <w:color w:val="000000"/>
                               <w:spacing w:val="-2"/>
                               <w:sz w:val="20"/>
                             </w:rPr>
@@ -6939,6 +9217,7 @@
                             <w:rPr>
                               <w:rFonts w:ascii="Georgia" w:hAnsi="Georgia"/>
                               <w:b/>
+                              <w:color w:val="000000"/>
                               <w:spacing w:val="-11"/>
                               <w:sz w:val="20"/>
                             </w:rPr>
@@ -6948,6 +9227,7 @@
                             <w:rPr>
                               <w:rFonts w:ascii="Georgia" w:hAnsi="Georgia"/>
                               <w:b/>
+                              <w:color w:val="000000"/>
                               <w:spacing w:val="-2"/>
                               <w:sz w:val="20"/>
                             </w:rPr>
@@ -6974,7 +9254,7 @@
                 <w:txbxContent>
                   <w:p>
                     <w:pPr>
-                      <w:pStyle w:val="FrameContents"/>
+                      <w:pStyle w:val="FrameContentsuser"/>
                       <w:spacing w:lineRule="auto" w:line="288" w:before="40" w:after="0"/>
                       <w:ind w:start="20" w:end="18"/>
                       <w:rPr>
@@ -6987,6 +9267,7 @@
                       <w:rPr>
                         <w:rFonts w:ascii="Georgia" w:hAnsi="Georgia"/>
                         <w:b/>
+                        <w:color w:val="000000"/>
                         <w:sz w:val="20"/>
                       </w:rPr>
                       <w:t xml:space="preserve">Walchand College of Engineering, Sangli </w:t>
@@ -6995,6 +9276,7 @@
                       <w:rPr>
                         <w:rFonts w:ascii="Georgia" w:hAnsi="Georgia"/>
                         <w:b/>
+                        <w:color w:val="000000"/>
                         <w:spacing w:val="-2"/>
                         <w:sz w:val="20"/>
                       </w:rPr>
@@ -7004,6 +9286,7 @@
                       <w:rPr>
                         <w:rFonts w:ascii="Georgia" w:hAnsi="Georgia"/>
                         <w:b/>
+                        <w:color w:val="000000"/>
                         <w:spacing w:val="-11"/>
                         <w:sz w:val="20"/>
                       </w:rPr>
@@ -7013,6 +9296,7 @@
                       <w:rPr>
                         <w:rFonts w:ascii="Georgia" w:hAnsi="Georgia"/>
                         <w:b/>
+                        <w:color w:val="000000"/>
                         <w:spacing w:val="-2"/>
                         <w:sz w:val="20"/>
                       </w:rPr>
@@ -7022,6 +9306,7 @@
                       <w:rPr>
                         <w:rFonts w:ascii="Georgia" w:hAnsi="Georgia"/>
                         <w:b/>
+                        <w:color w:val="000000"/>
                         <w:spacing w:val="-11"/>
                         <w:sz w:val="20"/>
                       </w:rPr>
@@ -7031,6 +9316,7 @@
                       <w:rPr>
                         <w:rFonts w:ascii="Georgia" w:hAnsi="Georgia"/>
                         <w:b/>
+                        <w:color w:val="000000"/>
                         <w:spacing w:val="-2"/>
                         <w:sz w:val="20"/>
                       </w:rPr>
@@ -7040,6 +9326,7 @@
                       <w:rPr>
                         <w:rFonts w:ascii="Georgia" w:hAnsi="Georgia"/>
                         <w:b/>
+                        <w:color w:val="000000"/>
                         <w:spacing w:val="-11"/>
                         <w:sz w:val="20"/>
                       </w:rPr>
@@ -7049,6 +9336,7 @@
                       <w:rPr>
                         <w:rFonts w:ascii="Georgia" w:hAnsi="Georgia"/>
                         <w:b/>
+                        <w:color w:val="000000"/>
                         <w:spacing w:val="-2"/>
                         <w:sz w:val="20"/>
                       </w:rPr>
@@ -7058,6 +9346,7 @@
                       <w:rPr>
                         <w:rFonts w:ascii="Georgia" w:hAnsi="Georgia"/>
                         <w:b/>
+                        <w:color w:val="000000"/>
                         <w:spacing w:val="-10"/>
                         <w:sz w:val="20"/>
                       </w:rPr>
@@ -7067,6 +9356,7 @@
                       <w:rPr>
                         <w:rFonts w:ascii="Georgia" w:hAnsi="Georgia"/>
                         <w:b/>
+                        <w:color w:val="000000"/>
                         <w:spacing w:val="-2"/>
                         <w:sz w:val="20"/>
                       </w:rPr>
@@ -7076,6 +9366,7 @@
                       <w:rPr>
                         <w:rFonts w:ascii="Georgia" w:hAnsi="Georgia"/>
                         <w:b/>
+                        <w:color w:val="000000"/>
                         <w:spacing w:val="-11"/>
                         <w:sz w:val="20"/>
                       </w:rPr>
@@ -7085,6 +9376,7 @@
                       <w:rPr>
                         <w:rFonts w:ascii="Georgia" w:hAnsi="Georgia"/>
                         <w:b/>
+                        <w:color w:val="000000"/>
                         <w:spacing w:val="-2"/>
                         <w:sz w:val="20"/>
                       </w:rPr>
@@ -7120,7 +9412,7 @@
       <mc:AlternateContent>
         <mc:Choice Requires="wps">
           <w:drawing>
-            <wp:anchor distT="0" distB="0" distL="0" distR="0" simplePos="0" relativeHeight="8" behindDoc="1" locked="0" layoutInCell="0" allowOverlap="1" wp14:anchorId="255077ED">
+            <wp:anchor distT="0" distB="0" distL="0" distR="0" simplePos="0" relativeHeight="4" behindDoc="1" locked="0" layoutInCell="0" allowOverlap="1" wp14:anchorId="255077ED">
               <wp:simplePos x="0" y="0"/>
               <wp:positionH relativeFrom="page">
                 <wp:posOffset>902970</wp:posOffset>
@@ -7159,7 +9451,7 @@
                       <w:txbxContent>
                         <w:p>
                           <w:pPr>
-                            <w:pStyle w:val="FrameContents"/>
+                            <w:pStyle w:val="FrameContentsuser"/>
                             <w:spacing w:lineRule="auto" w:line="288" w:before="40" w:after="0"/>
                             <w:ind w:start="20" w:end="18"/>
                             <w:rPr>
@@ -7172,6 +9464,7 @@
                             <w:rPr>
                               <w:rFonts w:ascii="Georgia" w:hAnsi="Georgia"/>
                               <w:b/>
+                              <w:color w:val="000000"/>
                               <w:sz w:val="20"/>
                             </w:rPr>
                             <w:t xml:space="preserve">Walchand College of Engineering, Sangli </w:t>
@@ -7180,6 +9473,7 @@
                             <w:rPr>
                               <w:rFonts w:ascii="Georgia" w:hAnsi="Georgia"/>
                               <w:b/>
+                              <w:color w:val="000000"/>
                               <w:spacing w:val="-2"/>
                               <w:sz w:val="20"/>
                             </w:rPr>
@@ -7189,6 +9483,7 @@
                             <w:rPr>
                               <w:rFonts w:ascii="Georgia" w:hAnsi="Georgia"/>
                               <w:b/>
+                              <w:color w:val="000000"/>
                               <w:spacing w:val="-11"/>
                               <w:sz w:val="20"/>
                             </w:rPr>
@@ -7198,6 +9493,7 @@
                             <w:rPr>
                               <w:rFonts w:ascii="Georgia" w:hAnsi="Georgia"/>
                               <w:b/>
+                              <w:color w:val="000000"/>
                               <w:spacing w:val="-2"/>
                               <w:sz w:val="20"/>
                             </w:rPr>
@@ -7207,6 +9503,7 @@
                             <w:rPr>
                               <w:rFonts w:ascii="Georgia" w:hAnsi="Georgia"/>
                               <w:b/>
+                              <w:color w:val="000000"/>
                               <w:spacing w:val="-11"/>
                               <w:sz w:val="20"/>
                             </w:rPr>
@@ -7216,6 +9513,7 @@
                             <w:rPr>
                               <w:rFonts w:ascii="Georgia" w:hAnsi="Georgia"/>
                               <w:b/>
+                              <w:color w:val="000000"/>
                               <w:spacing w:val="-2"/>
                               <w:sz w:val="20"/>
                             </w:rPr>
@@ -7225,6 +9523,7 @@
                             <w:rPr>
                               <w:rFonts w:ascii="Georgia" w:hAnsi="Georgia"/>
                               <w:b/>
+                              <w:color w:val="000000"/>
                               <w:spacing w:val="-11"/>
                               <w:sz w:val="20"/>
                             </w:rPr>
@@ -7234,6 +9533,7 @@
                             <w:rPr>
                               <w:rFonts w:ascii="Georgia" w:hAnsi="Georgia"/>
                               <w:b/>
+                              <w:color w:val="000000"/>
                               <w:spacing w:val="-2"/>
                               <w:sz w:val="20"/>
                             </w:rPr>
@@ -7243,6 +9543,7 @@
                             <w:rPr>
                               <w:rFonts w:ascii="Georgia" w:hAnsi="Georgia"/>
                               <w:b/>
+                              <w:color w:val="000000"/>
                               <w:spacing w:val="-10"/>
                               <w:sz w:val="20"/>
                             </w:rPr>
@@ -7252,6 +9553,7 @@
                             <w:rPr>
                               <w:rFonts w:ascii="Georgia" w:hAnsi="Georgia"/>
                               <w:b/>
+                              <w:color w:val="000000"/>
                               <w:spacing w:val="-2"/>
                               <w:sz w:val="20"/>
                             </w:rPr>
@@ -7261,6 +9563,7 @@
                             <w:rPr>
                               <w:rFonts w:ascii="Georgia" w:hAnsi="Georgia"/>
                               <w:b/>
+                              <w:color w:val="000000"/>
                               <w:spacing w:val="-11"/>
                               <w:sz w:val="20"/>
                             </w:rPr>
@@ -7270,6 +9573,7 @@
                             <w:rPr>
                               <w:rFonts w:ascii="Georgia" w:hAnsi="Georgia"/>
                               <w:b/>
+                              <w:color w:val="000000"/>
                               <w:spacing w:val="-2"/>
                               <w:sz w:val="20"/>
                             </w:rPr>
@@ -7296,7 +9600,7 @@
                 <w:txbxContent>
                   <w:p>
                     <w:pPr>
-                      <w:pStyle w:val="FrameContents"/>
+                      <w:pStyle w:val="FrameContentsuser"/>
                       <w:spacing w:lineRule="auto" w:line="288" w:before="40" w:after="0"/>
                       <w:ind w:start="20" w:end="18"/>
                       <w:rPr>
@@ -7309,6 +9613,7 @@
                       <w:rPr>
                         <w:rFonts w:ascii="Georgia" w:hAnsi="Georgia"/>
                         <w:b/>
+                        <w:color w:val="000000"/>
                         <w:sz w:val="20"/>
                       </w:rPr>
                       <w:t xml:space="preserve">Walchand College of Engineering, Sangli </w:t>
@@ -7317,6 +9622,7 @@
                       <w:rPr>
                         <w:rFonts w:ascii="Georgia" w:hAnsi="Georgia"/>
                         <w:b/>
+                        <w:color w:val="000000"/>
                         <w:spacing w:val="-2"/>
                         <w:sz w:val="20"/>
                       </w:rPr>
@@ -7326,6 +9632,7 @@
                       <w:rPr>
                         <w:rFonts w:ascii="Georgia" w:hAnsi="Georgia"/>
                         <w:b/>
+                        <w:color w:val="000000"/>
                         <w:spacing w:val="-11"/>
                         <w:sz w:val="20"/>
                       </w:rPr>
@@ -7335,6 +9642,7 @@
                       <w:rPr>
                         <w:rFonts w:ascii="Georgia" w:hAnsi="Georgia"/>
                         <w:b/>
+                        <w:color w:val="000000"/>
                         <w:spacing w:val="-2"/>
                         <w:sz w:val="20"/>
                       </w:rPr>
@@ -7344,6 +9652,7 @@
                       <w:rPr>
                         <w:rFonts w:ascii="Georgia" w:hAnsi="Georgia"/>
                         <w:b/>
+                        <w:color w:val="000000"/>
                         <w:spacing w:val="-11"/>
                         <w:sz w:val="20"/>
                       </w:rPr>
@@ -7353,6 +9662,7 @@
                       <w:rPr>
                         <w:rFonts w:ascii="Georgia" w:hAnsi="Georgia"/>
                         <w:b/>
+                        <w:color w:val="000000"/>
                         <w:spacing w:val="-2"/>
                         <w:sz w:val="20"/>
                       </w:rPr>
@@ -7362,6 +9672,7 @@
                       <w:rPr>
                         <w:rFonts w:ascii="Georgia" w:hAnsi="Georgia"/>
                         <w:b/>
+                        <w:color w:val="000000"/>
                         <w:spacing w:val="-11"/>
                         <w:sz w:val="20"/>
                       </w:rPr>
@@ -7371,6 +9682,7 @@
                       <w:rPr>
                         <w:rFonts w:ascii="Georgia" w:hAnsi="Georgia"/>
                         <w:b/>
+                        <w:color w:val="000000"/>
                         <w:spacing w:val="-2"/>
                         <w:sz w:val="20"/>
                       </w:rPr>
@@ -7380,6 +9692,7 @@
                       <w:rPr>
                         <w:rFonts w:ascii="Georgia" w:hAnsi="Georgia"/>
                         <w:b/>
+                        <w:color w:val="000000"/>
                         <w:spacing w:val="-10"/>
                         <w:sz w:val="20"/>
                       </w:rPr>
@@ -7389,6 +9702,7 @@
                       <w:rPr>
                         <w:rFonts w:ascii="Georgia" w:hAnsi="Georgia"/>
                         <w:b/>
+                        <w:color w:val="000000"/>
                         <w:spacing w:val="-2"/>
                         <w:sz w:val="20"/>
                       </w:rPr>
@@ -7398,6 +9712,7 @@
                       <w:rPr>
                         <w:rFonts w:ascii="Georgia" w:hAnsi="Georgia"/>
                         <w:b/>
+                        <w:color w:val="000000"/>
                         <w:spacing w:val="-11"/>
                         <w:sz w:val="20"/>
                       </w:rPr>
@@ -7407,6 +9722,7 @@
                       <w:rPr>
                         <w:rFonts w:ascii="Georgia" w:hAnsi="Georgia"/>
                         <w:b/>
+                        <w:color w:val="000000"/>
                         <w:spacing w:val="-2"/>
                         <w:sz w:val="20"/>
                       </w:rPr>
@@ -7429,6 +9745,20 @@
 <w:hdr xmlns:o="urn:schemas-microsoft-com:office:office" xmlns:r="http://schemas.openxmlformats.org/officeDocument/2006/relationships" xmlns:v="urn:schemas-microsoft-com:vml" xmlns:w="http://schemas.openxmlformats.org/wordprocessingml/2006/main" xmlns:w10="urn:schemas-microsoft-com:office:word" xmlns:wp="http://schemas.openxmlformats.org/drawingml/2006/wordprocessingDrawing" xmlns:pic="http://schemas.openxmlformats.org/drawingml/2006/picture" xmlns:wps="http://schemas.microsoft.com/office/word/2010/wordprocessingShape" xmlns:wpg="http://schemas.microsoft.com/office/word/2010/wordprocessingGroup" xmlns:mc="http://schemas.openxmlformats.org/markup-compatibility/2006" xmlns:wp14="http://schemas.microsoft.com/office/word/2010/wordprocessingDrawing" xmlns:w14="http://schemas.microsoft.com/office/word/2010/wordml" xmlns:w15="http://schemas.microsoft.com/office/word/2012/wordml" mc:Ignorable="w14 wp14 w15">
   <w:p>
     <w:pPr>
+      <w:pStyle w:val="Header"/>
+      <w:rPr/>
+    </w:pPr>
+    <w:r>
+      <w:rPr/>
+    </w:r>
+  </w:p>
+</w:hdr>
+</file>
+
+<file path=word/header5.xml><?xml version="1.0" encoding="utf-8"?>
+<w:hdr xmlns:o="urn:schemas-microsoft-com:office:office" xmlns:r="http://schemas.openxmlformats.org/officeDocument/2006/relationships" xmlns:v="urn:schemas-microsoft-com:vml" xmlns:w="http://schemas.openxmlformats.org/wordprocessingml/2006/main" xmlns:w10="urn:schemas-microsoft-com:office:word" xmlns:wp="http://schemas.openxmlformats.org/drawingml/2006/wordprocessingDrawing" xmlns:pic="http://schemas.openxmlformats.org/drawingml/2006/picture" xmlns:wps="http://schemas.microsoft.com/office/word/2010/wordprocessingShape" xmlns:wpg="http://schemas.microsoft.com/office/word/2010/wordprocessingGroup" xmlns:mc="http://schemas.openxmlformats.org/markup-compatibility/2006" xmlns:wp14="http://schemas.microsoft.com/office/word/2010/wordprocessingDrawing" xmlns:w14="http://schemas.microsoft.com/office/word/2010/wordml" xmlns:w15="http://schemas.microsoft.com/office/word/2012/wordml" mc:Ignorable="w14 wp14 w15">
+  <w:p>
+    <w:pPr>
       <w:pStyle w:val="BodyText"/>
       <w:spacing w:lineRule="auto" w:line="14"/>
       <w:rPr>
@@ -7442,7 +9772,7 @@
       <mc:AlternateContent>
         <mc:Choice Requires="wps">
           <w:drawing>
-            <wp:anchor distT="0" distB="0" distL="0" distR="0" simplePos="0" relativeHeight="24" behindDoc="1" locked="0" layoutInCell="0" allowOverlap="1" wp14:anchorId="255077ED">
+            <wp:anchor distT="0" distB="0" distL="0" distR="0" simplePos="0" relativeHeight="17" behindDoc="1" locked="0" layoutInCell="0" allowOverlap="1" wp14:anchorId="255077ED">
               <wp:simplePos x="0" y="0"/>
               <wp:positionH relativeFrom="page">
                 <wp:posOffset>902970</wp:posOffset>
@@ -7481,7 +9811,7 @@
                       <w:txbxContent>
                         <w:p>
                           <w:pPr>
-                            <w:pStyle w:val="FrameContents"/>
+                            <w:pStyle w:val="FrameContentsuser"/>
                             <w:spacing w:lineRule="auto" w:line="288" w:before="40" w:after="0"/>
                             <w:ind w:start="20" w:end="18"/>
                             <w:rPr>
@@ -7494,6 +9824,7 @@
                             <w:rPr>
                               <w:rFonts w:ascii="Georgia" w:hAnsi="Georgia"/>
                               <w:b/>
+                              <w:color w:val="000000"/>
                               <w:sz w:val="20"/>
                             </w:rPr>
                             <w:t xml:space="preserve">Walchand College of Engineering, Sangli </w:t>
@@ -7502,6 +9833,7 @@
                             <w:rPr>
                               <w:rFonts w:ascii="Georgia" w:hAnsi="Georgia"/>
                               <w:b/>
+                              <w:color w:val="000000"/>
                               <w:spacing w:val="-2"/>
                               <w:sz w:val="20"/>
                             </w:rPr>
@@ -7511,6 +9843,7 @@
                             <w:rPr>
                               <w:rFonts w:ascii="Georgia" w:hAnsi="Georgia"/>
                               <w:b/>
+                              <w:color w:val="000000"/>
                               <w:spacing w:val="-11"/>
                               <w:sz w:val="20"/>
                             </w:rPr>
@@ -7520,6 +9853,7 @@
                             <w:rPr>
                               <w:rFonts w:ascii="Georgia" w:hAnsi="Georgia"/>
                               <w:b/>
+                              <w:color w:val="000000"/>
                               <w:spacing w:val="-2"/>
                               <w:sz w:val="20"/>
                             </w:rPr>
@@ -7529,6 +9863,7 @@
                             <w:rPr>
                               <w:rFonts w:ascii="Georgia" w:hAnsi="Georgia"/>
                               <w:b/>
+                              <w:color w:val="000000"/>
                               <w:spacing w:val="-11"/>
                               <w:sz w:val="20"/>
                             </w:rPr>
@@ -7538,6 +9873,7 @@
                             <w:rPr>
                               <w:rFonts w:ascii="Georgia" w:hAnsi="Georgia"/>
                               <w:b/>
+                              <w:color w:val="000000"/>
                               <w:spacing w:val="-2"/>
                               <w:sz w:val="20"/>
                             </w:rPr>
@@ -7547,6 +9883,7 @@
                             <w:rPr>
                               <w:rFonts w:ascii="Georgia" w:hAnsi="Georgia"/>
                               <w:b/>
+                              <w:color w:val="000000"/>
                               <w:spacing w:val="-11"/>
                               <w:sz w:val="20"/>
                             </w:rPr>
@@ -7556,6 +9893,7 @@
                             <w:rPr>
                               <w:rFonts w:ascii="Georgia" w:hAnsi="Georgia"/>
                               <w:b/>
+                              <w:color w:val="000000"/>
                               <w:spacing w:val="-2"/>
                               <w:sz w:val="20"/>
                             </w:rPr>
@@ -7565,6 +9903,7 @@
                             <w:rPr>
                               <w:rFonts w:ascii="Georgia" w:hAnsi="Georgia"/>
                               <w:b/>
+                              <w:color w:val="000000"/>
                               <w:spacing w:val="-10"/>
                               <w:sz w:val="20"/>
                             </w:rPr>
@@ -7574,6 +9913,7 @@
                             <w:rPr>
                               <w:rFonts w:ascii="Georgia" w:hAnsi="Georgia"/>
                               <w:b/>
+                              <w:color w:val="000000"/>
                               <w:spacing w:val="-2"/>
                               <w:sz w:val="20"/>
                             </w:rPr>
@@ -7583,6 +9923,7 @@
                             <w:rPr>
                               <w:rFonts w:ascii="Georgia" w:hAnsi="Georgia"/>
                               <w:b/>
+                              <w:color w:val="000000"/>
                               <w:spacing w:val="-11"/>
                               <w:sz w:val="20"/>
                             </w:rPr>
@@ -7592,6 +9933,7 @@
                             <w:rPr>
                               <w:rFonts w:ascii="Georgia" w:hAnsi="Georgia"/>
                               <w:b/>
+                              <w:color w:val="000000"/>
                               <w:spacing w:val="-2"/>
                               <w:sz w:val="20"/>
                             </w:rPr>
@@ -7618,7 +9960,7 @@
                 <w:txbxContent>
                   <w:p>
                     <w:pPr>
-                      <w:pStyle w:val="FrameContents"/>
+                      <w:pStyle w:val="FrameContentsuser"/>
                       <w:spacing w:lineRule="auto" w:line="288" w:before="40" w:after="0"/>
                       <w:ind w:start="20" w:end="18"/>
                       <w:rPr>
@@ -7631,6 +9973,7 @@
                       <w:rPr>
                         <w:rFonts w:ascii="Georgia" w:hAnsi="Georgia"/>
                         <w:b/>
+                        <w:color w:val="000000"/>
                         <w:sz w:val="20"/>
                       </w:rPr>
                       <w:t xml:space="preserve">Walchand College of Engineering, Sangli </w:t>
@@ -7639,6 +9982,7 @@
                       <w:rPr>
                         <w:rFonts w:ascii="Georgia" w:hAnsi="Georgia"/>
                         <w:b/>
+                        <w:color w:val="000000"/>
                         <w:spacing w:val="-2"/>
                         <w:sz w:val="20"/>
                       </w:rPr>
@@ -7648,6 +9992,7 @@
                       <w:rPr>
                         <w:rFonts w:ascii="Georgia" w:hAnsi="Georgia"/>
                         <w:b/>
+                        <w:color w:val="000000"/>
                         <w:spacing w:val="-11"/>
                         <w:sz w:val="20"/>
                       </w:rPr>
@@ -7657,6 +10002,7 @@
                       <w:rPr>
                         <w:rFonts w:ascii="Georgia" w:hAnsi="Georgia"/>
                         <w:b/>
+                        <w:color w:val="000000"/>
                         <w:spacing w:val="-2"/>
                         <w:sz w:val="20"/>
                       </w:rPr>
@@ -7666,6 +10012,7 @@
                       <w:rPr>
                         <w:rFonts w:ascii="Georgia" w:hAnsi="Georgia"/>
                         <w:b/>
+                        <w:color w:val="000000"/>
                         <w:spacing w:val="-11"/>
                         <w:sz w:val="20"/>
                       </w:rPr>
@@ -7675,6 +10022,7 @@
                       <w:rPr>
                         <w:rFonts w:ascii="Georgia" w:hAnsi="Georgia"/>
                         <w:b/>
+                        <w:color w:val="000000"/>
                         <w:spacing w:val="-2"/>
                         <w:sz w:val="20"/>
                       </w:rPr>
@@ -7684,6 +10032,7 @@
                       <w:rPr>
                         <w:rFonts w:ascii="Georgia" w:hAnsi="Georgia"/>
                         <w:b/>
+                        <w:color w:val="000000"/>
                         <w:spacing w:val="-11"/>
                         <w:sz w:val="20"/>
                       </w:rPr>
@@ -7693,6 +10042,7 @@
                       <w:rPr>
                         <w:rFonts w:ascii="Georgia" w:hAnsi="Georgia"/>
                         <w:b/>
+                        <w:color w:val="000000"/>
                         <w:spacing w:val="-2"/>
                         <w:sz w:val="20"/>
                       </w:rPr>
@@ -7702,6 +10052,7 @@
                       <w:rPr>
                         <w:rFonts w:ascii="Georgia" w:hAnsi="Georgia"/>
                         <w:b/>
+                        <w:color w:val="000000"/>
                         <w:spacing w:val="-10"/>
                         <w:sz w:val="20"/>
                       </w:rPr>
@@ -7711,6 +10062,7 @@
                       <w:rPr>
                         <w:rFonts w:ascii="Georgia" w:hAnsi="Georgia"/>
                         <w:b/>
+                        <w:color w:val="000000"/>
                         <w:spacing w:val="-2"/>
                         <w:sz w:val="20"/>
                       </w:rPr>
@@ -7720,6 +10072,7 @@
                       <w:rPr>
                         <w:rFonts w:ascii="Georgia" w:hAnsi="Georgia"/>
                         <w:b/>
+                        <w:color w:val="000000"/>
                         <w:spacing w:val="-11"/>
                         <w:sz w:val="20"/>
                       </w:rPr>
@@ -7729,6 +10082,7 @@
                       <w:rPr>
                         <w:rFonts w:ascii="Georgia" w:hAnsi="Georgia"/>
                         <w:b/>
+                        <w:color w:val="000000"/>
                         <w:spacing w:val="-2"/>
                         <w:sz w:val="20"/>
                       </w:rPr>
@@ -7744,12 +10098,6 @@
       </mc:AlternateContent>
     </w:r>
   </w:p>
-</w:hdr>
-</file>
-
-<file path=word/header5.xml><?xml version="1.0" encoding="utf-8"?>
-<w:hdr xmlns:o="urn:schemas-microsoft-com:office:office" xmlns:r="http://schemas.openxmlformats.org/officeDocument/2006/relationships" xmlns:v="urn:schemas-microsoft-com:vml" xmlns:w="http://schemas.openxmlformats.org/wordprocessingml/2006/main" xmlns:w10="urn:schemas-microsoft-com:office:word" xmlns:wp="http://schemas.openxmlformats.org/drawingml/2006/wordprocessingDrawing" xmlns:pic="http://schemas.openxmlformats.org/drawingml/2006/picture" xmlns:wps="http://schemas.microsoft.com/office/word/2010/wordprocessingShape" xmlns:wpg="http://schemas.microsoft.com/office/word/2010/wordprocessingGroup" xmlns:mc="http://schemas.openxmlformats.org/markup-compatibility/2006" xmlns:wp14="http://schemas.microsoft.com/office/word/2010/wordprocessingDrawing" xmlns:w14="http://schemas.microsoft.com/office/word/2010/wordml" xmlns:w15="http://schemas.microsoft.com/office/word/2012/wordml" mc:Ignorable="w14 wp14 w15">
-  <w:p/>
 </w:hdr>
 </file>
 
@@ -7770,7 +10118,7 @@
       <mc:AlternateContent>
         <mc:Choice Requires="wps">
           <w:drawing>
-            <wp:anchor distT="0" distB="0" distL="0" distR="0" simplePos="0" relativeHeight="36" behindDoc="1" locked="0" layoutInCell="0" allowOverlap="1" wp14:anchorId="255077ED">
+            <wp:anchor distT="0" distB="0" distL="0" distR="0" simplePos="0" relativeHeight="17" behindDoc="1" locked="0" layoutInCell="0" allowOverlap="1" wp14:anchorId="255077ED">
               <wp:simplePos x="0" y="0"/>
               <wp:positionH relativeFrom="page">
                 <wp:posOffset>902970</wp:posOffset>
@@ -7781,7 +10129,7 @@
               <wp:extent cx="3249930" cy="372110"/>
               <wp:effectExtent l="0" t="0" r="0" b="0"/>
               <wp:wrapNone/>
-              <wp:docPr id="18" name="Textbox 8"/>
+              <wp:docPr id="14" name="Textbox 3"/>
               <a:graphic xmlns:a="http://schemas.openxmlformats.org/drawingml/2006/main">
                 <a:graphicData uri="http://schemas.microsoft.com/office/word/2010/wordprocessingShape">
                   <wps:wsp>
@@ -7809,7 +10157,7 @@
                       <w:txbxContent>
                         <w:p>
                           <w:pPr>
-                            <w:pStyle w:val="FrameContents"/>
+                            <w:pStyle w:val="FrameContentsuser"/>
                             <w:spacing w:lineRule="auto" w:line="288" w:before="40" w:after="0"/>
                             <w:ind w:start="20" w:end="18"/>
                             <w:rPr>
@@ -7822,6 +10170,7 @@
                             <w:rPr>
                               <w:rFonts w:ascii="Georgia" w:hAnsi="Georgia"/>
                               <w:b/>
+                              <w:color w:val="000000"/>
                               <w:sz w:val="20"/>
                             </w:rPr>
                             <w:t xml:space="preserve">Walchand College of Engineering, Sangli </w:t>
@@ -7830,6 +10179,7 @@
                             <w:rPr>
                               <w:rFonts w:ascii="Georgia" w:hAnsi="Georgia"/>
                               <w:b/>
+                              <w:color w:val="000000"/>
                               <w:spacing w:val="-2"/>
                               <w:sz w:val="20"/>
                             </w:rPr>
@@ -7839,6 +10189,7 @@
                             <w:rPr>
                               <w:rFonts w:ascii="Georgia" w:hAnsi="Georgia"/>
                               <w:b/>
+                              <w:color w:val="000000"/>
                               <w:spacing w:val="-11"/>
                               <w:sz w:val="20"/>
                             </w:rPr>
@@ -7848,6 +10199,7 @@
                             <w:rPr>
                               <w:rFonts w:ascii="Georgia" w:hAnsi="Georgia"/>
                               <w:b/>
+                              <w:color w:val="000000"/>
                               <w:spacing w:val="-2"/>
                               <w:sz w:val="20"/>
                             </w:rPr>
@@ -7857,6 +10209,7 @@
                             <w:rPr>
                               <w:rFonts w:ascii="Georgia" w:hAnsi="Georgia"/>
                               <w:b/>
+                              <w:color w:val="000000"/>
                               <w:spacing w:val="-11"/>
                               <w:sz w:val="20"/>
                             </w:rPr>
@@ -7866,6 +10219,7 @@
                             <w:rPr>
                               <w:rFonts w:ascii="Georgia" w:hAnsi="Georgia"/>
                               <w:b/>
+                              <w:color w:val="000000"/>
                               <w:spacing w:val="-2"/>
                               <w:sz w:val="20"/>
                             </w:rPr>
@@ -7875,6 +10229,7 @@
                             <w:rPr>
                               <w:rFonts w:ascii="Georgia" w:hAnsi="Georgia"/>
                               <w:b/>
+                              <w:color w:val="000000"/>
                               <w:spacing w:val="-11"/>
                               <w:sz w:val="20"/>
                             </w:rPr>
@@ -7884,6 +10239,7 @@
                             <w:rPr>
                               <w:rFonts w:ascii="Georgia" w:hAnsi="Georgia"/>
                               <w:b/>
+                              <w:color w:val="000000"/>
                               <w:spacing w:val="-2"/>
                               <w:sz w:val="20"/>
                             </w:rPr>
@@ -7893,6 +10249,7 @@
                             <w:rPr>
                               <w:rFonts w:ascii="Georgia" w:hAnsi="Georgia"/>
                               <w:b/>
+                              <w:color w:val="000000"/>
                               <w:spacing w:val="-10"/>
                               <w:sz w:val="20"/>
                             </w:rPr>
@@ -7902,6 +10259,7 @@
                             <w:rPr>
                               <w:rFonts w:ascii="Georgia" w:hAnsi="Georgia"/>
                               <w:b/>
+                              <w:color w:val="000000"/>
                               <w:spacing w:val="-2"/>
                               <w:sz w:val="20"/>
                             </w:rPr>
@@ -7911,6 +10269,7 @@
                             <w:rPr>
                               <w:rFonts w:ascii="Georgia" w:hAnsi="Georgia"/>
                               <w:b/>
+                              <w:color w:val="000000"/>
                               <w:spacing w:val="-11"/>
                               <w:sz w:val="20"/>
                             </w:rPr>
@@ -7920,6 +10279,7 @@
                             <w:rPr>
                               <w:rFonts w:ascii="Georgia" w:hAnsi="Georgia"/>
                               <w:b/>
+                              <w:color w:val="000000"/>
                               <w:spacing w:val="-2"/>
                               <w:sz w:val="20"/>
                             </w:rPr>
@@ -7946,7 +10306,7 @@
                 <w:txbxContent>
                   <w:p>
                     <w:pPr>
-                      <w:pStyle w:val="FrameContents"/>
+                      <w:pStyle w:val="FrameContentsuser"/>
                       <w:spacing w:lineRule="auto" w:line="288" w:before="40" w:after="0"/>
                       <w:ind w:start="20" w:end="18"/>
                       <w:rPr>
@@ -7959,6 +10319,7 @@
                       <w:rPr>
                         <w:rFonts w:ascii="Georgia" w:hAnsi="Georgia"/>
                         <w:b/>
+                        <w:color w:val="000000"/>
                         <w:sz w:val="20"/>
                       </w:rPr>
                       <w:t xml:space="preserve">Walchand College of Engineering, Sangli </w:t>
@@ -7967,6 +10328,7 @@
                       <w:rPr>
                         <w:rFonts w:ascii="Georgia" w:hAnsi="Georgia"/>
                         <w:b/>
+                        <w:color w:val="000000"/>
                         <w:spacing w:val="-2"/>
                         <w:sz w:val="20"/>
                       </w:rPr>
@@ -7976,6 +10338,7 @@
                       <w:rPr>
                         <w:rFonts w:ascii="Georgia" w:hAnsi="Georgia"/>
                         <w:b/>
+                        <w:color w:val="000000"/>
                         <w:spacing w:val="-11"/>
                         <w:sz w:val="20"/>
                       </w:rPr>
@@ -7985,6 +10348,7 @@
                       <w:rPr>
                         <w:rFonts w:ascii="Georgia" w:hAnsi="Georgia"/>
                         <w:b/>
+                        <w:color w:val="000000"/>
                         <w:spacing w:val="-2"/>
                         <w:sz w:val="20"/>
                       </w:rPr>
@@ -7994,6 +10358,7 @@
                       <w:rPr>
                         <w:rFonts w:ascii="Georgia" w:hAnsi="Georgia"/>
                         <w:b/>
+                        <w:color w:val="000000"/>
                         <w:spacing w:val="-11"/>
                         <w:sz w:val="20"/>
                       </w:rPr>
@@ -8003,6 +10368,7 @@
                       <w:rPr>
                         <w:rFonts w:ascii="Georgia" w:hAnsi="Georgia"/>
                         <w:b/>
+                        <w:color w:val="000000"/>
                         <w:spacing w:val="-2"/>
                         <w:sz w:val="20"/>
                       </w:rPr>
@@ -8012,6 +10378,7 @@
                       <w:rPr>
                         <w:rFonts w:ascii="Georgia" w:hAnsi="Georgia"/>
                         <w:b/>
+                        <w:color w:val="000000"/>
                         <w:spacing w:val="-11"/>
                         <w:sz w:val="20"/>
                       </w:rPr>
@@ -8021,6 +10388,7 @@
                       <w:rPr>
                         <w:rFonts w:ascii="Georgia" w:hAnsi="Georgia"/>
                         <w:b/>
+                        <w:color w:val="000000"/>
                         <w:spacing w:val="-2"/>
                         <w:sz w:val="20"/>
                       </w:rPr>
@@ -8030,6 +10398,7 @@
                       <w:rPr>
                         <w:rFonts w:ascii="Georgia" w:hAnsi="Georgia"/>
                         <w:b/>
+                        <w:color w:val="000000"/>
                         <w:spacing w:val="-10"/>
                         <w:sz w:val="20"/>
                       </w:rPr>
@@ -8039,6 +10408,7 @@
                       <w:rPr>
                         <w:rFonts w:ascii="Georgia" w:hAnsi="Georgia"/>
                         <w:b/>
+                        <w:color w:val="000000"/>
                         <w:spacing w:val="-2"/>
                         <w:sz w:val="20"/>
                       </w:rPr>
@@ -8048,6 +10418,7 @@
                       <w:rPr>
                         <w:rFonts w:ascii="Georgia" w:hAnsi="Georgia"/>
                         <w:b/>
+                        <w:color w:val="000000"/>
                         <w:spacing w:val="-11"/>
                         <w:sz w:val="20"/>
                       </w:rPr>
@@ -8057,6 +10428,7 @@
                       <w:rPr>
                         <w:rFonts w:ascii="Georgia" w:hAnsi="Georgia"/>
                         <w:b/>
+                        <w:color w:val="000000"/>
                         <w:spacing w:val="-2"/>
                         <w:sz w:val="20"/>
                       </w:rPr>
@@ -8077,7 +10449,15 @@
 
 <file path=word/header7.xml><?xml version="1.0" encoding="utf-8"?>
 <w:hdr xmlns:o="urn:schemas-microsoft-com:office:office" xmlns:r="http://schemas.openxmlformats.org/officeDocument/2006/relationships" xmlns:v="urn:schemas-microsoft-com:vml" xmlns:w="http://schemas.openxmlformats.org/wordprocessingml/2006/main" xmlns:w10="urn:schemas-microsoft-com:office:word" xmlns:wp="http://schemas.openxmlformats.org/drawingml/2006/wordprocessingDrawing" xmlns:pic="http://schemas.openxmlformats.org/drawingml/2006/picture" xmlns:wps="http://schemas.microsoft.com/office/word/2010/wordprocessingShape" xmlns:wpg="http://schemas.microsoft.com/office/word/2010/wordprocessingGroup" xmlns:mc="http://schemas.openxmlformats.org/markup-compatibility/2006" xmlns:wp14="http://schemas.microsoft.com/office/word/2010/wordprocessingDrawing" xmlns:w14="http://schemas.microsoft.com/office/word/2010/wordml" xmlns:w15="http://schemas.microsoft.com/office/word/2012/wordml" mc:Ignorable="w14 wp14 w15">
-  <w:p/>
+  <w:p>
+    <w:pPr>
+      <w:pStyle w:val="Header"/>
+      <w:rPr/>
+    </w:pPr>
+    <w:r>
+      <w:rPr/>
+    </w:r>
+  </w:p>
 </w:hdr>
 </file>
 
@@ -8098,7 +10478,7 @@
       <mc:AlternateContent>
         <mc:Choice Requires="wps">
           <w:drawing>
-            <wp:anchor distT="0" distB="0" distL="0" distR="0" simplePos="0" relativeHeight="44" behindDoc="1" locked="0" layoutInCell="0" allowOverlap="1" wp14:anchorId="255077ED">
+            <wp:anchor distT="0" distB="0" distL="0" distR="0" simplePos="0" relativeHeight="27" behindDoc="1" locked="0" layoutInCell="0" allowOverlap="1" wp14:anchorId="255077ED">
               <wp:simplePos x="0" y="0"/>
               <wp:positionH relativeFrom="page">
                 <wp:posOffset>902970</wp:posOffset>
@@ -8109,7 +10489,7 @@
               <wp:extent cx="3249930" cy="372110"/>
               <wp:effectExtent l="0" t="0" r="0" b="0"/>
               <wp:wrapNone/>
-              <wp:docPr id="22" name="Textbox 12"/>
+              <wp:docPr id="20" name="Textbox 8"/>
               <a:graphic xmlns:a="http://schemas.openxmlformats.org/drawingml/2006/main">
                 <a:graphicData uri="http://schemas.microsoft.com/office/word/2010/wordprocessingShape">
                   <wps:wsp>
@@ -8137,7 +10517,7 @@
                       <w:txbxContent>
                         <w:p>
                           <w:pPr>
-                            <w:pStyle w:val="FrameContents"/>
+                            <w:pStyle w:val="FrameContentsuser"/>
                             <w:spacing w:lineRule="auto" w:line="288" w:before="40" w:after="0"/>
                             <w:ind w:start="20" w:end="18"/>
                             <w:rPr>
@@ -8150,6 +10530,7 @@
                             <w:rPr>
                               <w:rFonts w:ascii="Georgia" w:hAnsi="Georgia"/>
                               <w:b/>
+                              <w:color w:val="000000"/>
                               <w:sz w:val="20"/>
                             </w:rPr>
                             <w:t xml:space="preserve">Walchand College of Engineering, Sangli </w:t>
@@ -8158,6 +10539,7 @@
                             <w:rPr>
                               <w:rFonts w:ascii="Georgia" w:hAnsi="Georgia"/>
                               <w:b/>
+                              <w:color w:val="000000"/>
                               <w:spacing w:val="-2"/>
                               <w:sz w:val="20"/>
                             </w:rPr>
@@ -8167,6 +10549,7 @@
                             <w:rPr>
                               <w:rFonts w:ascii="Georgia" w:hAnsi="Georgia"/>
                               <w:b/>
+                              <w:color w:val="000000"/>
                               <w:spacing w:val="-11"/>
                               <w:sz w:val="20"/>
                             </w:rPr>
@@ -8176,6 +10559,7 @@
                             <w:rPr>
                               <w:rFonts w:ascii="Georgia" w:hAnsi="Georgia"/>
                               <w:b/>
+                              <w:color w:val="000000"/>
                               <w:spacing w:val="-2"/>
                               <w:sz w:val="20"/>
                             </w:rPr>
@@ -8185,6 +10569,7 @@
                             <w:rPr>
                               <w:rFonts w:ascii="Georgia" w:hAnsi="Georgia"/>
                               <w:b/>
+                              <w:color w:val="000000"/>
                               <w:spacing w:val="-11"/>
                               <w:sz w:val="20"/>
                             </w:rPr>
@@ -8194,6 +10579,7 @@
                             <w:rPr>
                               <w:rFonts w:ascii="Georgia" w:hAnsi="Georgia"/>
                               <w:b/>
+                              <w:color w:val="000000"/>
                               <w:spacing w:val="-2"/>
                               <w:sz w:val="20"/>
                             </w:rPr>
@@ -8203,6 +10589,7 @@
                             <w:rPr>
                               <w:rFonts w:ascii="Georgia" w:hAnsi="Georgia"/>
                               <w:b/>
+                              <w:color w:val="000000"/>
                               <w:spacing w:val="-11"/>
                               <w:sz w:val="20"/>
                             </w:rPr>
@@ -8212,6 +10599,7 @@
                             <w:rPr>
                               <w:rFonts w:ascii="Georgia" w:hAnsi="Georgia"/>
                               <w:b/>
+                              <w:color w:val="000000"/>
                               <w:spacing w:val="-2"/>
                               <w:sz w:val="20"/>
                             </w:rPr>
@@ -8221,6 +10609,7 @@
                             <w:rPr>
                               <w:rFonts w:ascii="Georgia" w:hAnsi="Georgia"/>
                               <w:b/>
+                              <w:color w:val="000000"/>
                               <w:spacing w:val="-10"/>
                               <w:sz w:val="20"/>
                             </w:rPr>
@@ -8230,6 +10619,7 @@
                             <w:rPr>
                               <w:rFonts w:ascii="Georgia" w:hAnsi="Georgia"/>
                               <w:b/>
+                              <w:color w:val="000000"/>
                               <w:spacing w:val="-2"/>
                               <w:sz w:val="20"/>
                             </w:rPr>
@@ -8239,6 +10629,7 @@
                             <w:rPr>
                               <w:rFonts w:ascii="Georgia" w:hAnsi="Georgia"/>
                               <w:b/>
+                              <w:color w:val="000000"/>
                               <w:spacing w:val="-11"/>
                               <w:sz w:val="20"/>
                             </w:rPr>
@@ -8248,6 +10639,7 @@
                             <w:rPr>
                               <w:rFonts w:ascii="Georgia" w:hAnsi="Georgia"/>
                               <w:b/>
+                              <w:color w:val="000000"/>
                               <w:spacing w:val="-2"/>
                               <w:sz w:val="20"/>
                             </w:rPr>
@@ -8274,7 +10666,7 @@
                 <w:txbxContent>
                   <w:p>
                     <w:pPr>
-                      <w:pStyle w:val="FrameContents"/>
+                      <w:pStyle w:val="FrameContentsuser"/>
                       <w:spacing w:lineRule="auto" w:line="288" w:before="40" w:after="0"/>
                       <w:ind w:start="20" w:end="18"/>
                       <w:rPr>
@@ -8287,6 +10679,7 @@
                       <w:rPr>
                         <w:rFonts w:ascii="Georgia" w:hAnsi="Georgia"/>
                         <w:b/>
+                        <w:color w:val="000000"/>
                         <w:sz w:val="20"/>
                       </w:rPr>
                       <w:t xml:space="preserve">Walchand College of Engineering, Sangli </w:t>
@@ -8295,6 +10688,7 @@
                       <w:rPr>
                         <w:rFonts w:ascii="Georgia" w:hAnsi="Georgia"/>
                         <w:b/>
+                        <w:color w:val="000000"/>
                         <w:spacing w:val="-2"/>
                         <w:sz w:val="20"/>
                       </w:rPr>
@@ -8304,6 +10698,7 @@
                       <w:rPr>
                         <w:rFonts w:ascii="Georgia" w:hAnsi="Georgia"/>
                         <w:b/>
+                        <w:color w:val="000000"/>
                         <w:spacing w:val="-11"/>
                         <w:sz w:val="20"/>
                       </w:rPr>
@@ -8313,6 +10708,7 @@
                       <w:rPr>
                         <w:rFonts w:ascii="Georgia" w:hAnsi="Georgia"/>
                         <w:b/>
+                        <w:color w:val="000000"/>
                         <w:spacing w:val="-2"/>
                         <w:sz w:val="20"/>
                       </w:rPr>
@@ -8322,6 +10718,7 @@
                       <w:rPr>
                         <w:rFonts w:ascii="Georgia" w:hAnsi="Georgia"/>
                         <w:b/>
+                        <w:color w:val="000000"/>
                         <w:spacing w:val="-11"/>
                         <w:sz w:val="20"/>
                       </w:rPr>
@@ -8331,6 +10728,7 @@
                       <w:rPr>
                         <w:rFonts w:ascii="Georgia" w:hAnsi="Georgia"/>
                         <w:b/>
+                        <w:color w:val="000000"/>
                         <w:spacing w:val="-2"/>
                         <w:sz w:val="20"/>
                       </w:rPr>
@@ -8340,6 +10738,7 @@
                       <w:rPr>
                         <w:rFonts w:ascii="Georgia" w:hAnsi="Georgia"/>
                         <w:b/>
+                        <w:color w:val="000000"/>
                         <w:spacing w:val="-11"/>
                         <w:sz w:val="20"/>
                       </w:rPr>
@@ -8349,6 +10748,7 @@
                       <w:rPr>
                         <w:rFonts w:ascii="Georgia" w:hAnsi="Georgia"/>
                         <w:b/>
+                        <w:color w:val="000000"/>
                         <w:spacing w:val="-2"/>
                         <w:sz w:val="20"/>
                       </w:rPr>
@@ -8358,6 +10758,7 @@
                       <w:rPr>
                         <w:rFonts w:ascii="Georgia" w:hAnsi="Georgia"/>
                         <w:b/>
+                        <w:color w:val="000000"/>
                         <w:spacing w:val="-10"/>
                         <w:sz w:val="20"/>
                       </w:rPr>
@@ -8367,6 +10768,7 @@
                       <w:rPr>
                         <w:rFonts w:ascii="Georgia" w:hAnsi="Georgia"/>
                         <w:b/>
+                        <w:color w:val="000000"/>
                         <w:spacing w:val="-2"/>
                         <w:sz w:val="20"/>
                       </w:rPr>
@@ -8376,6 +10778,7 @@
                       <w:rPr>
                         <w:rFonts w:ascii="Georgia" w:hAnsi="Georgia"/>
                         <w:b/>
+                        <w:color w:val="000000"/>
                         <w:spacing w:val="-11"/>
                         <w:sz w:val="20"/>
                       </w:rPr>
@@ -8385,6 +10788,7 @@
                       <w:rPr>
                         <w:rFonts w:ascii="Georgia" w:hAnsi="Georgia"/>
                         <w:b/>
+                        <w:color w:val="000000"/>
                         <w:spacing w:val="-2"/>
                         <w:sz w:val="20"/>
                       </w:rPr>
@@ -8405,7 +10809,347 @@
 
 <file path=word/header9.xml><?xml version="1.0" encoding="utf-8"?>
 <w:hdr xmlns:o="urn:schemas-microsoft-com:office:office" xmlns:r="http://schemas.openxmlformats.org/officeDocument/2006/relationships" xmlns:v="urn:schemas-microsoft-com:vml" xmlns:w="http://schemas.openxmlformats.org/wordprocessingml/2006/main" xmlns:w10="urn:schemas-microsoft-com:office:word" xmlns:wp="http://schemas.openxmlformats.org/drawingml/2006/wordprocessingDrawing" xmlns:pic="http://schemas.openxmlformats.org/drawingml/2006/picture" xmlns:wps="http://schemas.microsoft.com/office/word/2010/wordprocessingShape" xmlns:wpg="http://schemas.microsoft.com/office/word/2010/wordprocessingGroup" xmlns:mc="http://schemas.openxmlformats.org/markup-compatibility/2006" xmlns:wp14="http://schemas.microsoft.com/office/word/2010/wordprocessingDrawing" xmlns:w14="http://schemas.microsoft.com/office/word/2010/wordml" xmlns:w15="http://schemas.microsoft.com/office/word/2012/wordml" mc:Ignorable="w14 wp14 w15">
-  <w:p/>
+  <w:p>
+    <w:pPr>
+      <w:pStyle w:val="BodyText"/>
+      <w:spacing w:lineRule="auto" w:line="14"/>
+      <w:rPr>
+        <w:sz w:val="20"/>
+      </w:rPr>
+    </w:pPr>
+    <w:r>
+      <w:rPr>
+        <w:sz w:val="20"/>
+      </w:rPr>
+      <mc:AlternateContent>
+        <mc:Choice Requires="wps">
+          <w:drawing>
+            <wp:anchor distT="0" distB="0" distL="0" distR="0" simplePos="0" relativeHeight="27" behindDoc="1" locked="0" layoutInCell="0" allowOverlap="1" wp14:anchorId="255077ED">
+              <wp:simplePos x="0" y="0"/>
+              <wp:positionH relativeFrom="page">
+                <wp:posOffset>902970</wp:posOffset>
+              </wp:positionH>
+              <wp:positionV relativeFrom="page">
+                <wp:posOffset>436880</wp:posOffset>
+              </wp:positionV>
+              <wp:extent cx="3249930" cy="372110"/>
+              <wp:effectExtent l="0" t="0" r="0" b="0"/>
+              <wp:wrapNone/>
+              <wp:docPr id="21" name="Textbox 8"/>
+              <a:graphic xmlns:a="http://schemas.openxmlformats.org/drawingml/2006/main">
+                <a:graphicData uri="http://schemas.microsoft.com/office/word/2010/wordprocessingShape">
+                  <wps:wsp>
+                    <wps:cNvSpPr/>
+                    <wps:spPr>
+                      <a:xfrm>
+                        <a:off x="0" y="0"/>
+                        <a:ext cx="3250080" cy="372240"/>
+                      </a:xfrm>
+                      <a:prstGeom prst="rect">
+                        <a:avLst/>
+                      </a:prstGeom>
+                      <a:noFill/>
+                      <a:ln w="0">
+                        <a:noFill/>
+                      </a:ln>
+                    </wps:spPr>
+                    <wps:style>
+                      <a:lnRef idx="0"/>
+                      <a:fillRef idx="0"/>
+                      <a:effectRef idx="0"/>
+                      <a:fontRef idx="minor"/>
+                    </wps:style>
+                    <wps:txbx>
+                      <w:txbxContent>
+                        <w:p>
+                          <w:pPr>
+                            <w:pStyle w:val="FrameContentsuser"/>
+                            <w:spacing w:lineRule="auto" w:line="288" w:before="40" w:after="0"/>
+                            <w:ind w:start="20" w:end="18"/>
+                            <w:rPr>
+                              <w:rFonts w:ascii="Georgia" w:hAnsi="Georgia"/>
+                              <w:b/>
+                              <w:sz w:val="20"/>
+                            </w:rPr>
+                          </w:pPr>
+                          <w:r>
+                            <w:rPr>
+                              <w:rFonts w:ascii="Georgia" w:hAnsi="Georgia"/>
+                              <w:b/>
+                              <w:color w:val="000000"/>
+                              <w:sz w:val="20"/>
+                            </w:rPr>
+                            <w:t xml:space="preserve">Walchand College of Engineering, Sangli </w:t>
+                          </w:r>
+                          <w:r>
+                            <w:rPr>
+                              <w:rFonts w:ascii="Georgia" w:hAnsi="Georgia"/>
+                              <w:b/>
+                              <w:color w:val="000000"/>
+                              <w:spacing w:val="-2"/>
+                              <w:sz w:val="20"/>
+                            </w:rPr>
+                            <w:t>Department</w:t>
+                          </w:r>
+                          <w:r>
+                            <w:rPr>
+                              <w:rFonts w:ascii="Georgia" w:hAnsi="Georgia"/>
+                              <w:b/>
+                              <w:color w:val="000000"/>
+                              <w:spacing w:val="-11"/>
+                              <w:sz w:val="20"/>
+                            </w:rPr>
+                            <w:t xml:space="preserve"> </w:t>
+                          </w:r>
+                          <w:r>
+                            <w:rPr>
+                              <w:rFonts w:ascii="Georgia" w:hAnsi="Georgia"/>
+                              <w:b/>
+                              <w:color w:val="000000"/>
+                              <w:spacing w:val="-2"/>
+                              <w:sz w:val="20"/>
+                            </w:rPr>
+                            <w:t>of</w:t>
+                          </w:r>
+                          <w:r>
+                            <w:rPr>
+                              <w:rFonts w:ascii="Georgia" w:hAnsi="Georgia"/>
+                              <w:b/>
+                              <w:color w:val="000000"/>
+                              <w:spacing w:val="-11"/>
+                              <w:sz w:val="20"/>
+                            </w:rPr>
+                            <w:t xml:space="preserve"> </w:t>
+                          </w:r>
+                          <w:r>
+                            <w:rPr>
+                              <w:rFonts w:ascii="Georgia" w:hAnsi="Georgia"/>
+                              <w:b/>
+                              <w:color w:val="000000"/>
+                              <w:spacing w:val="-2"/>
+                              <w:sz w:val="20"/>
+                            </w:rPr>
+                            <w:t>Computer</w:t>
+                          </w:r>
+                          <w:r>
+                            <w:rPr>
+                              <w:rFonts w:ascii="Georgia" w:hAnsi="Georgia"/>
+                              <w:b/>
+                              <w:color w:val="000000"/>
+                              <w:spacing w:val="-11"/>
+                              <w:sz w:val="20"/>
+                            </w:rPr>
+                            <w:t xml:space="preserve"> </w:t>
+                          </w:r>
+                          <w:r>
+                            <w:rPr>
+                              <w:rFonts w:ascii="Georgia" w:hAnsi="Georgia"/>
+                              <w:b/>
+                              <w:color w:val="000000"/>
+                              <w:spacing w:val="-2"/>
+                              <w:sz w:val="20"/>
+                            </w:rPr>
+                            <w:t>Science</w:t>
+                          </w:r>
+                          <w:r>
+                            <w:rPr>
+                              <w:rFonts w:ascii="Georgia" w:hAnsi="Georgia"/>
+                              <w:b/>
+                              <w:color w:val="000000"/>
+                              <w:spacing w:val="-10"/>
+                              <w:sz w:val="20"/>
+                            </w:rPr>
+                            <w:t xml:space="preserve"> </w:t>
+                          </w:r>
+                          <w:r>
+                            <w:rPr>
+                              <w:rFonts w:ascii="Georgia" w:hAnsi="Georgia"/>
+                              <w:b/>
+                              <w:color w:val="000000"/>
+                              <w:spacing w:val="-2"/>
+                              <w:sz w:val="20"/>
+                            </w:rPr>
+                            <w:t>and</w:t>
+                          </w:r>
+                          <w:r>
+                            <w:rPr>
+                              <w:rFonts w:ascii="Georgia" w:hAnsi="Georgia"/>
+                              <w:b/>
+                              <w:color w:val="000000"/>
+                              <w:spacing w:val="-11"/>
+                              <w:sz w:val="20"/>
+                            </w:rPr>
+                            <w:t xml:space="preserve"> </w:t>
+                          </w:r>
+                          <w:r>
+                            <w:rPr>
+                              <w:rFonts w:ascii="Georgia" w:hAnsi="Georgia"/>
+                              <w:b/>
+                              <w:color w:val="000000"/>
+                              <w:spacing w:val="-2"/>
+                              <w:sz w:val="20"/>
+                            </w:rPr>
+                            <w:t>Engineering</w:t>
+                          </w:r>
+                        </w:p>
+                      </w:txbxContent>
+                    </wps:txbx>
+                    <wps:bodyPr lIns="0" rIns="0" tIns="0" bIns="0" anchor="t">
+                      <a:noAutofit/>
+                    </wps:bodyPr>
+                  </wps:wsp>
+                </a:graphicData>
+              </a:graphic>
+            </wp:anchor>
+          </w:drawing>
+        </mc:Choice>
+        <mc:Fallback>
+          <w:pict>
+            <v:rect id="shape_0" stroked="f" o:allowincell="f" style="position:absolute;margin-left:71.1pt;margin-top:34.4pt;width:255.85pt;height:29.25pt;mso-wrap-style:square;v-text-anchor:top;mso-position-horizontal-relative:page;mso-position-vertical-relative:page" wp14:anchorId="255077ED">
+              <v:fill o:detectmouseclick="t" on="false"/>
+              <v:stroke color="#3465a4" joinstyle="round" endcap="flat"/>
+              <v:textbox>
+                <w:txbxContent>
+                  <w:p>
+                    <w:pPr>
+                      <w:pStyle w:val="FrameContentsuser"/>
+                      <w:spacing w:lineRule="auto" w:line="288" w:before="40" w:after="0"/>
+                      <w:ind w:start="20" w:end="18"/>
+                      <w:rPr>
+                        <w:rFonts w:ascii="Georgia" w:hAnsi="Georgia"/>
+                        <w:b/>
+                        <w:sz w:val="20"/>
+                      </w:rPr>
+                    </w:pPr>
+                    <w:r>
+                      <w:rPr>
+                        <w:rFonts w:ascii="Georgia" w:hAnsi="Georgia"/>
+                        <w:b/>
+                        <w:color w:val="000000"/>
+                        <w:sz w:val="20"/>
+                      </w:rPr>
+                      <w:t xml:space="preserve">Walchand College of Engineering, Sangli </w:t>
+                    </w:r>
+                    <w:r>
+                      <w:rPr>
+                        <w:rFonts w:ascii="Georgia" w:hAnsi="Georgia"/>
+                        <w:b/>
+                        <w:color w:val="000000"/>
+                        <w:spacing w:val="-2"/>
+                        <w:sz w:val="20"/>
+                      </w:rPr>
+                      <w:t>Department</w:t>
+                    </w:r>
+                    <w:r>
+                      <w:rPr>
+                        <w:rFonts w:ascii="Georgia" w:hAnsi="Georgia"/>
+                        <w:b/>
+                        <w:color w:val="000000"/>
+                        <w:spacing w:val="-11"/>
+                        <w:sz w:val="20"/>
+                      </w:rPr>
+                      <w:t xml:space="preserve"> </w:t>
+                    </w:r>
+                    <w:r>
+                      <w:rPr>
+                        <w:rFonts w:ascii="Georgia" w:hAnsi="Georgia"/>
+                        <w:b/>
+                        <w:color w:val="000000"/>
+                        <w:spacing w:val="-2"/>
+                        <w:sz w:val="20"/>
+                      </w:rPr>
+                      <w:t>of</w:t>
+                    </w:r>
+                    <w:r>
+                      <w:rPr>
+                        <w:rFonts w:ascii="Georgia" w:hAnsi="Georgia"/>
+                        <w:b/>
+                        <w:color w:val="000000"/>
+                        <w:spacing w:val="-11"/>
+                        <w:sz w:val="20"/>
+                      </w:rPr>
+                      <w:t xml:space="preserve"> </w:t>
+                    </w:r>
+                    <w:r>
+                      <w:rPr>
+                        <w:rFonts w:ascii="Georgia" w:hAnsi="Georgia"/>
+                        <w:b/>
+                        <w:color w:val="000000"/>
+                        <w:spacing w:val="-2"/>
+                        <w:sz w:val="20"/>
+                      </w:rPr>
+                      <w:t>Computer</w:t>
+                    </w:r>
+                    <w:r>
+                      <w:rPr>
+                        <w:rFonts w:ascii="Georgia" w:hAnsi="Georgia"/>
+                        <w:b/>
+                        <w:color w:val="000000"/>
+                        <w:spacing w:val="-11"/>
+                        <w:sz w:val="20"/>
+                      </w:rPr>
+                      <w:t xml:space="preserve"> </w:t>
+                    </w:r>
+                    <w:r>
+                      <w:rPr>
+                        <w:rFonts w:ascii="Georgia" w:hAnsi="Georgia"/>
+                        <w:b/>
+                        <w:color w:val="000000"/>
+                        <w:spacing w:val="-2"/>
+                        <w:sz w:val="20"/>
+                      </w:rPr>
+                      <w:t>Science</w:t>
+                    </w:r>
+                    <w:r>
+                      <w:rPr>
+                        <w:rFonts w:ascii="Georgia" w:hAnsi="Georgia"/>
+                        <w:b/>
+                        <w:color w:val="000000"/>
+                        <w:spacing w:val="-10"/>
+                        <w:sz w:val="20"/>
+                      </w:rPr>
+                      <w:t xml:space="preserve"> </w:t>
+                    </w:r>
+                    <w:r>
+                      <w:rPr>
+                        <w:rFonts w:ascii="Georgia" w:hAnsi="Georgia"/>
+                        <w:b/>
+                        <w:color w:val="000000"/>
+                        <w:spacing w:val="-2"/>
+                        <w:sz w:val="20"/>
+                      </w:rPr>
+                      <w:t>and</w:t>
+                    </w:r>
+                    <w:r>
+                      <w:rPr>
+                        <w:rFonts w:ascii="Georgia" w:hAnsi="Georgia"/>
+                        <w:b/>
+                        <w:color w:val="000000"/>
+                        <w:spacing w:val="-11"/>
+                        <w:sz w:val="20"/>
+                      </w:rPr>
+                      <w:t xml:space="preserve"> </w:t>
+                    </w:r>
+                    <w:r>
+                      <w:rPr>
+                        <w:rFonts w:ascii="Georgia" w:hAnsi="Georgia"/>
+                        <w:b/>
+                        <w:color w:val="000000"/>
+                        <w:spacing w:val="-2"/>
+                        <w:sz w:val="20"/>
+                      </w:rPr>
+                      <w:t>Engineering</w:t>
+                    </w:r>
+                  </w:p>
+                </w:txbxContent>
+              </v:textbox>
+              <w10:wrap type="none"/>
+            </v:rect>
+          </w:pict>
+        </mc:Fallback>
+      </mc:AlternateContent>
+    </w:r>
+  </w:p>
 </w:hdr>
 </file>
 
@@ -9240,6 +11984,7 @@
     <w:qFormat/>
     <w:pPr>
       <w:widowControl w:val="false"/>
+      <w:suppressAutoHyphens w:val="true"/>
       <w:bidi w:val="0"/>
       <w:spacing w:before="0" w:after="0"/>
       <w:jc w:val="start"/>
@@ -9277,8 +12022,8 @@
     <w:qFormat/>
     <w:rPr/>
   </w:style>
-  <w:style w:type="character" w:styleId="Bullets">
-    <w:name w:val="Bullets"/>
+  <w:style w:type="character" w:styleId="Bulletsuser">
+    <w:name w:val="Bullets (user)"/>
     <w:qFormat/>
     <w:rPr>
       <w:rFonts w:ascii="OpenSymbol" w:hAnsi="OpenSymbol" w:eastAsia="OpenSymbol" w:cs="OpenSymbol"/>
@@ -9351,6 +12096,14 @@
     <w:uiPriority w:val="1"/>
     <w:qFormat/>
     <w:pPr>
+      <w:numPr>
+        <w:ilvl w:val="0"/>
+        <w:numId w:val="2"/>
+      </w:numPr>
+      <w:tabs>
+        <w:tab w:val="clear" w:pos="720"/>
+        <w:tab w:val="left" w:pos="886" w:leader="none"/>
+      </w:tabs>
       <w:ind w:hanging="360" w:start="886"/>
     </w:pPr>
     <w:rPr/>
@@ -9363,8 +12116,8 @@
     <w:pPr/>
     <w:rPr/>
   </w:style>
-  <w:style w:type="paragraph" w:styleId="FrameContents">
-    <w:name w:val="Frame Contents"/>
+  <w:style w:type="paragraph" w:styleId="FrameContentsuser">
+    <w:name w:val="Frame Contents (user)"/>
     <w:basedOn w:val="Normal"/>
     <w:qFormat/>
     <w:pPr/>
@@ -9386,6 +12139,13 @@
   <w:style w:type="paragraph" w:styleId="Footer">
     <w:name w:val="footer"/>
     <w:basedOn w:val="HeaderandFooter"/>
+    <w:pPr/>
+    <w:rPr/>
+  </w:style>
+  <w:style w:type="paragraph" w:styleId="FrameContents">
+    <w:name w:val="Frame Contents"/>
+    <w:basedOn w:val="Normal"/>
+    <w:qFormat/>
     <w:pPr/>
     <w:rPr/>
   </w:style>
